--- a/assets/Sean_Lennard_Orias_CV.docx
+++ b/assets/Sean_Lennard_Orias_CV.docx
@@ -939,7 +939,7 @@
         <w:rPr>
           <w:sz w:val="20"/>
         </w:rPr>
-        <w:t xml:space="preserve">Vanilla JavaScript, userscript, MutationObserver, WebCodecs ImageDecoder, createImageBitmap, requestAnimationFrame, canvas overlay rendering, GM_xmlhttpRequest CORS fallback, elementFromPoint occlusion, CSS clip-path, LRU bitmap cache (192 MB budget), per-frame time budgets, performance profiling. 1,925 lines, zero dependencies, GPL-3.0.</w:t>
+        <w:t xml:space="preserve">Vanilla JavaScript, userscript, Web Worker, OffscreenCanvas, MutationObserver, WebCodecs ImageDecoder, createImageBitmap, requestAnimationFrame, canvas overlay, GM_xmlhttpRequest CORS fallback, elementFromPoint occlusion, CSS clip-path, LRU bitmap cache (192 MB budget), per-frame time budgets, performance profiling. 1,927 lines, zero dependencies, GPL-3.0.</w:t>
       </w:r>
     </w:p>
     <w:p>

--- a/assets/Sean_Lennard_Orias_CV.docx
+++ b/assets/Sean_Lennard_Orias_CV.docx
@@ -976,8 +976,16 @@
           <w:i/>
           <w:sz w:val="20"/>
         </w:rPr>
-        <w:t xml:space="preserve">Personal Project — Bash</w:t>
-      </w:r>
+        <w:t xml:space="preserve">Personal Project — Bash — </w:t>
+      </w:r>
+      <w:hyperlink r:id="rId11">
+        <w:r>
+          <w:rPr>
+            <w:rStyle w:val="Hyperlink"/>
+          </w:rPr>
+          <w:t xml:space="preserve">Source on GitHub</w:t>
+        </w:r>
+      </w:hyperlink>
     </w:p>
     <w:p>
       <w:pPr>

--- a/assets/Sean_Lennard_Orias_CV.docx
+++ b/assets/Sean_Lennard_Orias_CV.docx
@@ -101,7 +101,7 @@
         <mc:AlternateContent>
           <mc:Choice Requires="wps">
             <w:drawing>
-              <wp:anchor distT="0" distB="0" distL="0" distR="0" simplePos="0" relativeHeight="2" behindDoc="1" locked="0" layoutInCell="0" allowOverlap="1">
+              <wp:anchor distT="0" distB="0" distL="0" distR="0" simplePos="0" relativeHeight="5" behindDoc="1" locked="0" layoutInCell="0" allowOverlap="1">
                 <wp:simplePos x="0" y="0"/>
                 <wp:positionH relativeFrom="page">
                   <wp:posOffset>800100</wp:posOffset>
@@ -112,7 +112,7 @@
                 <wp:extent cx="6171565" cy="1270"/>
                 <wp:effectExtent l="0" t="5080" r="0" b="3810"/>
                 <wp:wrapTopAndBottom/>
-                <wp:docPr id="1" name="Graphic 1"/>
+                <wp:docPr id="4" name="Graphic 4"/>
                 <a:graphic xmlns:a="http://schemas.openxmlformats.org/drawingml/2006/main">
                   <a:graphicData uri="http://schemas.microsoft.com/office/word/2010/wordprocessingShape">
                     <wps:wsp>
@@ -180,7 +180,946 @@
       </w:r>
       <w:r>
         <w:rPr/>
-        <w:t>SUMMARY</w:t>
+        <w:t>EXPERIENCE</w:t>
+      </w:r>
+    </w:p>
+    <w:p>
+      <w:pPr>
+        <w:pStyle w:val="Normal"/>
+        <w:spacing w:before="104" w:after="0"/>
+        <w:ind w:hanging="0" w:start="181" w:end="0"/>
+        <w:jc w:val="both"/>
+        <w:rPr>
+          <w:sz w:val="20"/>
+        </w:rPr>
+      </w:pPr>
+      <w:r>
+        <w:rPr>
+          <w:b/>
+          <w:sz w:val="20"/>
+        </w:rPr>
+        <w:t xml:space="preserve">StartupLab Business Center &amp; AI Consulting Agency OPC</w:t>
+      </w:r>
+      <w:r>
+        <w:rPr>
+          <w:sz w:val="20"/>
+        </w:rPr>
+        <w:t xml:space="preserve">  |  </w:t>
+      </w:r>
+      <w:r>
+        <w:rPr>
+          <w:i/>
+          <w:sz w:val="20"/>
+        </w:rPr>
+        <w:t xml:space="preserve">Server Administrator Intern</w:t>
+      </w:r>
+      <w:r>
+        <w:rPr>
+          <w:sz w:val="20"/>
+        </w:rPr>
+        <w:t xml:space="preserve">  (January 26 – April 15, 2026)</w:t>
+      </w:r>
+    </w:p>
+    <w:p>
+      <w:pPr>
+        <w:pStyle w:val="ListParagraph"/>
+        <w:numPr>
+          <w:ilvl w:val="0"/>
+          <w:numId w:val="1"/>
+        </w:numPr>
+        <w:tabs>
+          <w:tab w:val="clear" w:pos="720"/>
+          <w:tab w:val="left" w:pos="662" w:leader="none"/>
+        </w:tabs>
+        <w:spacing w:lineRule="auto" w:line="240" w:before="80" w:after="0"/>
+        <w:ind w:hanging="240" w:start="662" w:end="213"/>
+        <w:jc w:val="both"/>
+        <w:rPr>
+          <w:sz w:val="20"/>
+        </w:rPr>
+      </w:pPr>
+      <w:r>
+        <w:rPr>
+          <w:sz w:val="20"/>
+        </w:rPr>
+        <w:t xml:space="preserve">Moved a client’s website and business email to a new hosting provider: backed everything up, set up new mailboxes, switched the domain over, copied across email sent during the move, and checked it all worked.</w:t>
+      </w:r>
+    </w:p>
+    <w:p>
+      <w:pPr>
+        <w:pStyle w:val="ListParagraph"/>
+        <w:numPr>
+          <w:ilvl w:val="0"/>
+          <w:numId w:val="1"/>
+        </w:numPr>
+        <w:tabs>
+          <w:tab w:val="clear" w:pos="720"/>
+          <w:tab w:val="left" w:pos="662" w:leader="none"/>
+        </w:tabs>
+        <w:spacing w:lineRule="auto" w:line="240" w:before="80" w:after="0"/>
+        <w:ind w:hanging="240" w:start="662" w:end="213"/>
+        <w:jc w:val="both"/>
+        <w:rPr>
+          <w:sz w:val="20"/>
+        </w:rPr>
+      </w:pPr>
+      <w:r>
+        <w:rPr>
+          <w:sz w:val="20"/>
+        </w:rPr>
+        <w:t xml:space="preserve">Kept hosting servers healthy (clearing old logs, checking disk space, monitoring uptime), supporting a 99% uptime target.</w:t>
+      </w:r>
+    </w:p>
+    <w:p>
+      <w:pPr>
+        <w:pStyle w:val="ListParagraph"/>
+        <w:numPr>
+          <w:ilvl w:val="0"/>
+          <w:numId w:val="1"/>
+        </w:numPr>
+        <w:tabs>
+          <w:tab w:val="clear" w:pos="720"/>
+          <w:tab w:val="left" w:pos="662" w:leader="none"/>
+        </w:tabs>
+        <w:spacing w:lineRule="auto" w:line="240" w:before="80" w:after="0"/>
+        <w:ind w:hanging="240" w:start="662" w:end="213"/>
+        <w:jc w:val="both"/>
+        <w:rPr>
+          <w:sz w:val="20"/>
+        </w:rPr>
+      </w:pPr>
+      <w:r>
+        <w:rPr>
+          <w:sz w:val="20"/>
+        </w:rPr>
+        <w:t xml:space="preserve">Solved client email and website problems, such as emails not being delivered, a mail server placed on a spam blocklist, and users unable to sign in to webmail, including on-site help during a server move.</w:t>
+      </w:r>
+    </w:p>
+    <w:p>
+      <w:pPr>
+        <w:pStyle w:val="ListParagraph"/>
+        <w:numPr>
+          <w:ilvl w:val="0"/>
+          <w:numId w:val="1"/>
+        </w:numPr>
+        <w:tabs>
+          <w:tab w:val="clear" w:pos="720"/>
+          <w:tab w:val="left" w:pos="662" w:leader="none"/>
+        </w:tabs>
+        <w:spacing w:lineRule="auto" w:line="240" w:before="80" w:after="0"/>
+        <w:ind w:hanging="240" w:start="662" w:end="213"/>
+        <w:jc w:val="both"/>
+        <w:rPr>
+          <w:sz w:val="20"/>
+        </w:rPr>
+      </w:pPr>
+      <w:r>
+        <w:rPr>
+          <w:sz w:val="20"/>
+        </w:rPr>
+        <w:t xml:space="preserve">Wrote 60+ help articles for customers and staff on domains, DNS, website connection problems, business email, security and server tasks.</w:t>
+      </w:r>
+    </w:p>
+    <w:p>
+      <w:pPr>
+        <w:pStyle w:val="ListParagraph"/>
+        <w:numPr>
+          <w:ilvl w:val="0"/>
+          <w:numId w:val="1"/>
+        </w:numPr>
+        <w:tabs>
+          <w:tab w:val="clear" w:pos="720"/>
+          <w:tab w:val="left" w:pos="662" w:leader="none"/>
+        </w:tabs>
+        <w:spacing w:lineRule="auto" w:line="240" w:before="80" w:after="0"/>
+        <w:ind w:hanging="240" w:start="662" w:end="213"/>
+        <w:jc w:val="both"/>
+        <w:rPr>
+          <w:sz w:val="20"/>
+        </w:rPr>
+      </w:pPr>
+      <w:r>
+        <w:rPr>
+          <w:sz w:val="20"/>
+        </w:rPr>
+        <w:t xml:space="preserve">Set up and fixed AI chatbots on company and client websites, including their scheduled content updates.</w:t>
+      </w:r>
+    </w:p>
+    <w:p>
+      <w:pPr>
+        <w:pStyle w:val="BodyText"/>
+        <w:spacing w:before="20" w:after="0"/>
+        <w:rPr>
+          <w:sz w:val="10"/>
+        </w:rPr>
+      </w:pPr>
+      <w:r>
+        <w:rPr>
+          <w:sz w:val="10"/>
+        </w:rPr>
+      </w:r>
+    </w:p>
+    <w:p>
+      <w:pPr>
+        <w:pStyle w:val="Heading1"/>
+        <w:rPr/>
+      </w:pPr>
+      <w:r>
+        <mc:AlternateContent>
+          <mc:Choice Requires="wps">
+            <w:drawing>
+              <wp:anchor distT="0" distB="0" distL="0" distR="0" simplePos="0" relativeHeight="6" behindDoc="1" locked="0" layoutInCell="0" allowOverlap="1">
+                <wp:simplePos x="0" y="0"/>
+                <wp:positionH relativeFrom="page">
+                  <wp:posOffset>800100</wp:posOffset>
+                </wp:positionH>
+                <wp:positionV relativeFrom="paragraph">
+                  <wp:posOffset>200660</wp:posOffset>
+                </wp:positionV>
+                <wp:extent cx="6171565" cy="1270"/>
+                <wp:effectExtent l="0" t="5080" r="0" b="3810"/>
+                <wp:wrapTopAndBottom/>
+                <wp:docPr id="5" name="Graphic 5"/>
+                <a:graphic xmlns:a="http://schemas.openxmlformats.org/drawingml/2006/main">
+                  <a:graphicData uri="http://schemas.microsoft.com/office/word/2010/wordprocessingShape">
+                    <wps:wsp>
+                      <wps:cNvSpPr/>
+                      <wps:spPr>
+                        <a:xfrm>
+                          <a:off x="0" y="0"/>
+                          <a:ext cx="6171480" cy="1440"/>
+                        </a:xfrm>
+                        <a:custGeom>
+                          <a:avLst/>
+                          <a:gdLst>
+                            <a:gd name="textAreaLeft" fmla="*/ 0 w 3498840"/>
+                            <a:gd name="textAreaRight" fmla="*/ 3499200 w 3498840"/>
+                            <a:gd name="textAreaTop" fmla="*/ 0 h 720"/>
+                            <a:gd name="textAreaBottom" fmla="*/ 1080 h 720"/>
+                          </a:gdLst>
+                          <a:ahLst/>
+                          <a:cxnLst/>
+                          <a:rect l="textAreaLeft" t="textAreaTop" r="textAreaRight" b="textAreaBottom"/>
+                          <a:pathLst>
+                            <a:path w="6171565" h="0">
+                              <a:moveTo>
+                                <a:pt x="6171565" y="0"/>
+                              </a:moveTo>
+                              <a:lnTo>
+                                <a:pt x="0" y="0"/>
+                              </a:lnTo>
+                            </a:path>
+                            <a:path w="6171565" h="0">
+                              <a:moveTo>
+                                <a:pt x="6171565" y="0"/>
+                              </a:moveTo>
+                              <a:lnTo>
+                                <a:pt x="0" y="0"/>
+                              </a:lnTo>
+                            </a:path>
+                          </a:pathLst>
+                        </a:custGeom>
+                        <a:noFill/>
+                        <a:ln w="9525">
+                          <a:solidFill>
+                            <a:srgbClr val="2D2D2D"/>
+                          </a:solidFill>
+                          <a:round/>
+                        </a:ln>
+                      </wps:spPr>
+                      <wps:style>
+                        <a:lnRef idx="0"/>
+                        <a:fillRef idx="0"/>
+                        <a:effectRef idx="0"/>
+                        <a:fontRef idx="minor"/>
+                      </wps:style>
+                      <wps:bodyPr/>
+                    </wps:wsp>
+                  </a:graphicData>
+                </a:graphic>
+              </wp:anchor>
+            </w:drawing>
+          </mc:Choice>
+          <mc:Fallback>
+            <w:pict/>
+          </mc:Fallback>
+        </mc:AlternateContent>
+      </w:r>
+      <w:r>
+        <w:rPr/>
+        <w:t>PROJECTS</w:t>
+      </w:r>
+    </w:p>
+    <w:p>
+      <w:pPr>
+        <w:pStyle w:val="Normal"/>
+        <w:tabs>
+          <w:tab w:val="clear" w:pos="720"/>
+          <w:tab w:val="left" w:pos="3900" w:leader="none"/>
+        </w:tabs>
+        <w:spacing w:before="90" w:after="0"/>
+        <w:ind w:hanging="0" w:start="182" w:end="0"/>
+        <w:jc w:val="start"/>
+        <w:rPr>
+          <w:i/>
+          <w:sz w:val="20"/>
+        </w:rPr>
+      </w:pPr>
+      <w:r>
+        <w:rPr>
+          <w:b/>
+          <w:sz w:val="20"/>
+        </w:rPr>
+        <w:t xml:space="preserve">Windows Active Directory Homelab</w:t>
+      </w:r>
+      <w:r>
+        <w:rPr>
+          <w:b/>
+          <w:sz w:val="20"/>
+        </w:rPr>
+        <w:tab/>
+      </w:r>
+      <w:r>
+        <w:rPr>
+          <w:i/>
+          <w:sz w:val="20"/>
+        </w:rPr>
+        <w:t xml:space="preserve">Personal Project — </w:t>
+      </w:r>
+      <w:hyperlink r:id="rId12">
+        <w:r>
+          <w:rPr>
+            <w:rStyle w:val="Hyperlink"/>
+          </w:rPr>
+          <w:t xml:space="preserve">Source on GitHub</w:t>
+        </w:r>
+      </w:hyperlink>
+    </w:p>
+    <w:p>
+      <w:pPr>
+        <w:pStyle w:val="ListParagraph"/>
+        <w:numPr>
+          <w:ilvl w:val="0"/>
+          <w:numId w:val="1"/>
+        </w:numPr>
+        <w:tabs>
+          <w:tab w:val="clear" w:pos="720"/>
+          <w:tab w:val="left" w:pos="662" w:leader="none"/>
+        </w:tabs>
+        <w:spacing w:lineRule="auto" w:line="240" w:before="80" w:after="0"/>
+        <w:ind w:hanging="240" w:start="662" w:end="213"/>
+        <w:jc w:val="both"/>
+        <w:rPr>
+          <w:sz w:val="20"/>
+        </w:rPr>
+      </w:pPr>
+      <w:r>
+        <w:rPr>
+          <w:sz w:val="20"/>
+        </w:rPr>
+        <w:t xml:space="preserve">Built a practice IT network for a fictional 20-person company using Windows Server 2025 and Windows 11.</w:t>
+      </w:r>
+    </w:p>
+    <w:p>
+      <w:pPr>
+        <w:pStyle w:val="ListParagraph"/>
+        <w:numPr>
+          <w:ilvl w:val="0"/>
+          <w:numId w:val="1"/>
+        </w:numPr>
+        <w:tabs>
+          <w:tab w:val="clear" w:pos="720"/>
+          <w:tab w:val="left" w:pos="662" w:leader="none"/>
+        </w:tabs>
+        <w:spacing w:lineRule="auto" w:line="240" w:before="80" w:after="0"/>
+        <w:ind w:hanging="240" w:start="662" w:end="213"/>
+        <w:jc w:val="both"/>
+        <w:rPr>
+          <w:sz w:val="20"/>
+        </w:rPr>
+      </w:pPr>
+      <w:r>
+        <w:rPr>
+          <w:sz w:val="20"/>
+        </w:rPr>
+        <w:t xml:space="preserve">Set up accounts for 6 departments, shared folders that only each department can open, and 5 company-wide policies, including password and lockout rules, automatic screen lock and a USB block for Sales.</w:t>
+      </w:r>
+    </w:p>
+    <w:p>
+      <w:pPr>
+        <w:pStyle w:val="ListParagraph"/>
+        <w:numPr>
+          <w:ilvl w:val="0"/>
+          <w:numId w:val="1"/>
+        </w:numPr>
+        <w:tabs>
+          <w:tab w:val="clear" w:pos="720"/>
+          <w:tab w:val="left" w:pos="662" w:leader="none"/>
+        </w:tabs>
+        <w:spacing w:lineRule="auto" w:line="240" w:before="80" w:after="0"/>
+        <w:ind w:hanging="240" w:start="662" w:end="213"/>
+        <w:jc w:val="both"/>
+        <w:rPr>
+          <w:sz w:val="20"/>
+        </w:rPr>
+      </w:pPr>
+      <w:r>
+        <w:rPr>
+          <w:sz w:val="20"/>
+        </w:rPr>
+        <w:t xml:space="preserve">Worked through 6 help desk tickets (locked accounts, password resets, new starters, leavers) and wrote PowerShell scripts that automate setting up and removing user accounts.</w:t>
+      </w:r>
+    </w:p>
+    <w:p>
+      <w:pPr>
+        <w:pStyle w:val="ListParagraph"/>
+        <w:numPr>
+          <w:ilvl w:val="0"/>
+          <w:numId w:val="1"/>
+        </w:numPr>
+        <w:tabs>
+          <w:tab w:val="clear" w:pos="720"/>
+          <w:tab w:val="left" w:pos="662" w:leader="none"/>
+        </w:tabs>
+        <w:spacing w:lineRule="auto" w:line="240" w:before="80" w:after="0"/>
+        <w:ind w:hanging="240" w:start="662" w:end="213"/>
+        <w:jc w:val="both"/>
+        <w:rPr>
+          <w:sz w:val="20"/>
+        </w:rPr>
+      </w:pPr>
+      <w:r>
+        <w:rPr>
+          <w:sz w:val="20"/>
+        </w:rPr>
+        <w:t xml:space="preserve">Found and fixed a security gap that let the help desk account reset an administrator’s password.</w:t>
+      </w:r>
+    </w:p>
+    <w:p>
+      <w:pPr>
+        <w:pStyle w:val="Normal"/>
+        <w:tabs>
+          <w:tab w:val="clear" w:pos="720"/>
+          <w:tab w:val="left" w:pos="3900" w:leader="none"/>
+        </w:tabs>
+        <w:spacing w:before="90" w:after="0"/>
+        <w:ind w:hanging="0" w:start="182" w:end="0"/>
+        <w:jc w:val="start"/>
+        <w:rPr>
+          <w:i/>
+          <w:sz w:val="20"/>
+        </w:rPr>
+      </w:pPr>
+      <w:r>
+        <w:rPr>
+          <w:b/>
+          <w:sz w:val="20"/>
+        </w:rPr>
+        <w:t xml:space="preserve">Twitch Emote No-Restart</w:t>
+      </w:r>
+      <w:r>
+        <w:rPr>
+          <w:b/>
+          <w:sz w:val="20"/>
+        </w:rPr>
+        <w:tab/>
+      </w:r>
+      <w:r>
+        <w:rPr>
+          <w:i/>
+          <w:sz w:val="20"/>
+        </w:rPr>
+        <w:t xml:space="preserve">Personal Project — </w:t>
+      </w:r>
+      <w:hyperlink r:id="rId10">
+        <w:r>
+          <w:rPr>
+            <w:rStyle w:val="Hyperlink"/>
+          </w:rPr>
+          <w:t xml:space="preserve">Published on Greasy Fork</w:t>
+        </w:r>
+      </w:hyperlink>
+    </w:p>
+    <w:p>
+      <w:pPr>
+        <w:pStyle w:val="ListParagraph"/>
+        <w:numPr>
+          <w:ilvl w:val="0"/>
+          <w:numId w:val="1"/>
+        </w:numPr>
+        <w:tabs>
+          <w:tab w:val="clear" w:pos="720"/>
+          <w:tab w:val="left" w:pos="662" w:leader="none"/>
+        </w:tabs>
+        <w:spacing w:lineRule="auto" w:line="240" w:before="80" w:after="0"/>
+        <w:ind w:hanging="240" w:start="662" w:end="213"/>
+        <w:jc w:val="both"/>
+        <w:rPr>
+          <w:sz w:val="20"/>
+        </w:rPr>
+      </w:pPr>
+      <w:r>
+        <w:rPr>
+          <w:sz w:val="20"/>
+        </w:rPr>
+        <w:t xml:space="preserve">Browser add-on that stops animated emotes in Twitch chat from restarting every time the chat updates. 1,927 lines of JavaScript with no outside libraries, published and open source.</w:t>
+      </w:r>
+    </w:p>
+    <w:p>
+      <w:pPr>
+        <w:pStyle w:val="ListParagraph"/>
+        <w:numPr>
+          <w:ilvl w:val="0"/>
+          <w:numId w:val="1"/>
+        </w:numPr>
+        <w:tabs>
+          <w:tab w:val="clear" w:pos="720"/>
+          <w:tab w:val="left" w:pos="662" w:leader="none"/>
+        </w:tabs>
+        <w:spacing w:lineRule="auto" w:line="240" w:before="80" w:after="0"/>
+        <w:ind w:hanging="240" w:start="662" w:end="213"/>
+        <w:jc w:val="both"/>
+        <w:rPr>
+          <w:sz w:val="20"/>
+        </w:rPr>
+      </w:pPr>
+      <w:r>
+        <w:rPr>
+          <w:sz w:val="20"/>
+        </w:rPr>
+        <w:t xml:space="preserve">Measured and fixed its performance, cutting about 7,900 slow page checks per second to zero and another 6,700 per second to a few hundred.</w:t>
+      </w:r>
+    </w:p>
+    <w:p>
+      <w:pPr>
+        <w:pStyle w:val="Normal"/>
+        <w:tabs>
+          <w:tab w:val="clear" w:pos="720"/>
+          <w:tab w:val="left" w:pos="3900" w:leader="none"/>
+        </w:tabs>
+        <w:spacing w:before="90" w:after="0"/>
+        <w:ind w:hanging="0" w:start="182" w:end="0"/>
+        <w:jc w:val="start"/>
+        <w:rPr>
+          <w:i/>
+          <w:sz w:val="20"/>
+        </w:rPr>
+      </w:pPr>
+      <w:r>
+        <w:rPr>
+          <w:b/>
+          <w:sz w:val="20"/>
+        </w:rPr>
+        <w:t xml:space="preserve">Git Publish Automation</w:t>
+      </w:r>
+      <w:r>
+        <w:rPr>
+          <w:b/>
+          <w:sz w:val="20"/>
+        </w:rPr>
+        <w:tab/>
+      </w:r>
+      <w:r>
+        <w:rPr>
+          <w:i/>
+          <w:sz w:val="20"/>
+        </w:rPr>
+        <w:t xml:space="preserve">Personal Project — </w:t>
+      </w:r>
+      <w:hyperlink r:id="rId11">
+        <w:r>
+          <w:rPr>
+            <w:rStyle w:val="Hyperlink"/>
+          </w:rPr>
+          <w:t xml:space="preserve">Source on GitHub</w:t>
+        </w:r>
+      </w:hyperlink>
+    </w:p>
+    <w:p>
+      <w:pPr>
+        <w:pStyle w:val="ListParagraph"/>
+        <w:numPr>
+          <w:ilvl w:val="0"/>
+          <w:numId w:val="1"/>
+        </w:numPr>
+        <w:tabs>
+          <w:tab w:val="clear" w:pos="720"/>
+          <w:tab w:val="left" w:pos="662" w:leader="none"/>
+        </w:tabs>
+        <w:spacing w:lineRule="auto" w:line="240" w:before="80" w:after="0"/>
+        <w:ind w:hanging="240" w:start="662" w:end="213"/>
+        <w:jc w:val="both"/>
+        <w:rPr>
+          <w:sz w:val="20"/>
+        </w:rPr>
+      </w:pPr>
+      <w:r>
+        <w:rPr>
+          <w:sz w:val="20"/>
+        </w:rPr>
+        <w:t xml:space="preserve">One-command script that uploads code changes to GitHub, with safety checks and a preview mode.</w:t>
+      </w:r>
+    </w:p>
+    <w:p>
+      <w:pPr>
+        <w:pStyle w:val="Normal"/>
+        <w:tabs>
+          <w:tab w:val="clear" w:pos="720"/>
+          <w:tab w:val="left" w:pos="3900" w:leader="none"/>
+        </w:tabs>
+        <w:spacing w:before="90" w:after="0"/>
+        <w:ind w:hanging="0" w:start="182" w:end="0"/>
+        <w:jc w:val="start"/>
+        <w:rPr>
+          <w:i/>
+          <w:sz w:val="20"/>
+        </w:rPr>
+      </w:pPr>
+      <w:r>
+        <w:rPr>
+          <w:b/>
+          <w:sz w:val="20"/>
+        </w:rPr>
+        <w:t xml:space="preserve">Disaster Preparedness Game</w:t>
+      </w:r>
+      <w:r>
+        <w:rPr>
+          <w:b/>
+          <w:sz w:val="20"/>
+        </w:rPr>
+        <w:tab/>
+      </w:r>
+      <w:r>
+        <w:rPr>
+          <w:i/>
+          <w:sz w:val="20"/>
+        </w:rPr>
+        <w:t xml:space="preserve">Team Capstone Project — Programmer</w:t>
+      </w:r>
+    </w:p>
+    <w:p>
+      <w:pPr>
+        <w:pStyle w:val="ListParagraph"/>
+        <w:numPr>
+          <w:ilvl w:val="0"/>
+          <w:numId w:val="1"/>
+        </w:numPr>
+        <w:tabs>
+          <w:tab w:val="clear" w:pos="720"/>
+          <w:tab w:val="left" w:pos="662" w:leader="none"/>
+        </w:tabs>
+        <w:spacing w:lineRule="auto" w:line="240" w:before="80" w:after="0"/>
+        <w:ind w:hanging="240" w:start="662" w:end="213"/>
+        <w:jc w:val="both"/>
+        <w:rPr>
+          <w:sz w:val="20"/>
+        </w:rPr>
+      </w:pPr>
+      <w:r>
+        <w:rPr>
+          <w:sz w:val="20"/>
+        </w:rPr>
+        <w:t xml:space="preserve">Programmed an educational game about disaster readiness in Unity (C#), including the game rules, player controls and an in-game mini-map.</w:t>
+      </w:r>
+    </w:p>
+    <w:p>
+      <w:pPr>
+        <w:pStyle w:val="BodyText"/>
+        <w:spacing w:before="20" w:after="0"/>
+        <w:rPr>
+          <w:sz w:val="10"/>
+        </w:rPr>
+      </w:pPr>
+      <w:r>
+        <w:rPr>
+          <w:sz w:val="10"/>
+        </w:rPr>
+      </w:r>
+    </w:p>
+    <w:p>
+      <w:pPr>
+        <w:pStyle w:val="Heading1"/>
+        <w:rPr/>
+      </w:pPr>
+      <w:r>
+        <mc:AlternateContent>
+          <mc:Choice Requires="wps">
+            <w:drawing>
+              <wp:anchor distT="0" distB="0" distL="0" distR="0" simplePos="0" relativeHeight="4" behindDoc="1" locked="0" layoutInCell="0" allowOverlap="1">
+                <wp:simplePos x="0" y="0"/>
+                <wp:positionH relativeFrom="page">
+                  <wp:posOffset>800100</wp:posOffset>
+                </wp:positionH>
+                <wp:positionV relativeFrom="paragraph">
+                  <wp:posOffset>200660</wp:posOffset>
+                </wp:positionV>
+                <wp:extent cx="6171565" cy="1270"/>
+                <wp:effectExtent l="0" t="5080" r="0" b="3810"/>
+                <wp:wrapTopAndBottom/>
+                <wp:docPr id="3" name="Graphic 3"/>
+                <a:graphic xmlns:a="http://schemas.openxmlformats.org/drawingml/2006/main">
+                  <a:graphicData uri="http://schemas.microsoft.com/office/word/2010/wordprocessingShape">
+                    <wps:wsp>
+                      <wps:cNvSpPr/>
+                      <wps:spPr>
+                        <a:xfrm>
+                          <a:off x="0" y="0"/>
+                          <a:ext cx="6171480" cy="1440"/>
+                        </a:xfrm>
+                        <a:custGeom>
+                          <a:avLst/>
+                          <a:gdLst>
+                            <a:gd name="textAreaLeft" fmla="*/ 0 w 3498840"/>
+                            <a:gd name="textAreaRight" fmla="*/ 3499200 w 3498840"/>
+                            <a:gd name="textAreaTop" fmla="*/ 0 h 720"/>
+                            <a:gd name="textAreaBottom" fmla="*/ 1080 h 720"/>
+                          </a:gdLst>
+                          <a:ahLst/>
+                          <a:cxnLst/>
+                          <a:rect l="textAreaLeft" t="textAreaTop" r="textAreaRight" b="textAreaBottom"/>
+                          <a:pathLst>
+                            <a:path w="6171565" h="0">
+                              <a:moveTo>
+                                <a:pt x="6171565" y="0"/>
+                              </a:moveTo>
+                              <a:lnTo>
+                                <a:pt x="0" y="0"/>
+                              </a:lnTo>
+                            </a:path>
+                            <a:path w="6171565" h="0">
+                              <a:moveTo>
+                                <a:pt x="6171565" y="0"/>
+                              </a:moveTo>
+                              <a:lnTo>
+                                <a:pt x="0" y="0"/>
+                              </a:lnTo>
+                            </a:path>
+                          </a:pathLst>
+                        </a:custGeom>
+                        <a:noFill/>
+                        <a:ln w="9525">
+                          <a:solidFill>
+                            <a:srgbClr val="2D2D2D"/>
+                          </a:solidFill>
+                          <a:round/>
+                        </a:ln>
+                      </wps:spPr>
+                      <wps:style>
+                        <a:lnRef idx="0"/>
+                        <a:fillRef idx="0"/>
+                        <a:effectRef idx="0"/>
+                        <a:fontRef idx="minor"/>
+                      </wps:style>
+                      <wps:bodyPr/>
+                    </wps:wsp>
+                  </a:graphicData>
+                </a:graphic>
+              </wp:anchor>
+            </w:drawing>
+          </mc:Choice>
+          <mc:Fallback>
+            <w:pict/>
+          </mc:Fallback>
+        </mc:AlternateContent>
+      </w:r>
+      <w:r>
+        <w:rPr/>
+        <w:t>TECHNICAL SKILLS</w:t>
+      </w:r>
+    </w:p>
+    <w:p>
+      <w:pPr>
+        <w:pStyle w:val="BodyText"/>
+        <w:spacing w:before="90" w:after="0"/>
+        <w:ind w:start="182" w:end="0"/>
+        <w:rPr/>
+      </w:pPr>
+      <w:r>
+        <w:rPr>
+          <w:b/>
+        </w:rPr>
+        <w:t xml:space="preserve">Windows &amp; Active Directory: </w:t>
+      </w:r>
+      <w:r>
+        <w:rPr/>
+        <w:t xml:space="preserve">Windows Server 2025, Windows 11, Active Directory users and groups, Group Policy, DNS, DHCP, folder permissions</w:t>
+      </w:r>
+    </w:p>
+    <w:p>
+      <w:pPr>
+        <w:pStyle w:val="BodyText"/>
+        <w:spacing w:before="90" w:after="0"/>
+        <w:ind w:start="182" w:end="0"/>
+        <w:rPr/>
+      </w:pPr>
+      <w:r>
+        <w:rPr>
+          <w:b/>
+        </w:rPr>
+        <w:t xml:space="preserve">Web Hosting &amp; Servers: </w:t>
+      </w:r>
+      <w:r>
+        <w:rPr/>
+        <w:t xml:space="preserve">cPanel, WHM, CyberPanel, Hostinger, Linux command line, backups, scheduled tasks, monitoring</w:t>
+      </w:r>
+    </w:p>
+    <w:p>
+      <w:pPr>
+        <w:pStyle w:val="BodyText"/>
+        <w:spacing w:before="90" w:after="0"/>
+        <w:ind w:start="182" w:end="0"/>
+        <w:rPr/>
+      </w:pPr>
+      <w:r>
+        <w:rPr>
+          <w:b/>
+        </w:rPr>
+        <w:t xml:space="preserve">Domains &amp; DNS: </w:t>
+      </w:r>
+      <w:r>
+        <w:rPr/>
+        <w:t xml:space="preserve">Cloudflare, Domainmod, DNS records, moving live domains between servers</w:t>
+      </w:r>
+    </w:p>
+    <w:p>
+      <w:pPr>
+        <w:pStyle w:val="BodyText"/>
+        <w:spacing w:before="90" w:after="0"/>
+        <w:ind w:start="182" w:end="0"/>
+        <w:rPr/>
+      </w:pPr>
+      <w:r>
+        <w:rPr>
+          <w:b/>
+        </w:rPr>
+        <w:t xml:space="preserve">IT Support: </w:t>
+      </w:r>
+      <w:r>
+        <w:rPr/>
+        <w:t xml:space="preserve">Email delivery problems, spam blocklists, webmail access, BeDesk ticketing, Microsoft 365, Google Workspace</w:t>
+      </w:r>
+    </w:p>
+    <w:p>
+      <w:pPr>
+        <w:pStyle w:val="BodyText"/>
+        <w:spacing w:before="90" w:after="0"/>
+        <w:ind w:start="182" w:end="0"/>
+        <w:rPr/>
+      </w:pPr>
+      <w:r>
+        <w:rPr>
+          <w:b/>
+        </w:rPr>
+        <w:t xml:space="preserve">Scripting &amp; Documentation: </w:t>
+      </w:r>
+      <w:r>
+        <w:rPr/>
+        <w:t xml:space="preserve">PowerShell, Bash, JavaScript, C# (Unity), technical writing</w:t>
+      </w:r>
+    </w:p>
+    <w:p>
+      <w:pPr>
+        <w:pStyle w:val="BodyText"/>
+        <w:spacing w:before="20" w:after="0"/>
+        <w:rPr>
+          <w:sz w:val="10"/>
+        </w:rPr>
+      </w:pPr>
+      <w:r>
+        <w:rPr>
+          <w:sz w:val="10"/>
+        </w:rPr>
+      </w:r>
+    </w:p>
+    <w:p>
+      <w:pPr>
+        <w:pStyle w:val="Heading1"/>
+        <w:rPr/>
+      </w:pPr>
+      <w:r>
+        <mc:AlternateContent>
+          <mc:Choice Requires="wps">
+            <w:drawing>
+              <wp:anchor distT="0" distB="0" distL="0" distR="0" simplePos="0" relativeHeight="7" behindDoc="1" locked="0" layoutInCell="0" allowOverlap="1">
+                <wp:simplePos x="0" y="0"/>
+                <wp:positionH relativeFrom="page">
+                  <wp:posOffset>800100</wp:posOffset>
+                </wp:positionH>
+                <wp:positionV relativeFrom="paragraph">
+                  <wp:posOffset>200660</wp:posOffset>
+                </wp:positionV>
+                <wp:extent cx="6171565" cy="1270"/>
+                <wp:effectExtent l="0" t="5080" r="0" b="3810"/>
+                <wp:wrapTopAndBottom/>
+                <wp:docPr id="6" name="Graphic 6"/>
+                <a:graphic xmlns:a="http://schemas.openxmlformats.org/drawingml/2006/main">
+                  <a:graphicData uri="http://schemas.microsoft.com/office/word/2010/wordprocessingShape">
+                    <wps:wsp>
+                      <wps:cNvSpPr/>
+                      <wps:spPr>
+                        <a:xfrm>
+                          <a:off x="0" y="0"/>
+                          <a:ext cx="6171480" cy="1440"/>
+                        </a:xfrm>
+                        <a:custGeom>
+                          <a:avLst/>
+                          <a:gdLst>
+                            <a:gd name="textAreaLeft" fmla="*/ 0 w 3498840"/>
+                            <a:gd name="textAreaRight" fmla="*/ 3499200 w 3498840"/>
+                            <a:gd name="textAreaTop" fmla="*/ 0 h 720"/>
+                            <a:gd name="textAreaBottom" fmla="*/ 1080 h 720"/>
+                          </a:gdLst>
+                          <a:ahLst/>
+                          <a:cxnLst/>
+                          <a:rect l="textAreaLeft" t="textAreaTop" r="textAreaRight" b="textAreaBottom"/>
+                          <a:pathLst>
+                            <a:path w="6171565" h="0">
+                              <a:moveTo>
+                                <a:pt x="6171565" y="0"/>
+                              </a:moveTo>
+                              <a:lnTo>
+                                <a:pt x="0" y="0"/>
+                              </a:lnTo>
+                            </a:path>
+                            <a:path w="6171565" h="0">
+                              <a:moveTo>
+                                <a:pt x="6171565" y="0"/>
+                              </a:moveTo>
+                              <a:lnTo>
+                                <a:pt x="0" y="0"/>
+                              </a:lnTo>
+                            </a:path>
+                          </a:pathLst>
+                        </a:custGeom>
+                        <a:noFill/>
+                        <a:ln w="9525">
+                          <a:solidFill>
+                            <a:srgbClr val="2D2D2D"/>
+                          </a:solidFill>
+                          <a:round/>
+                        </a:ln>
+                      </wps:spPr>
+                      <wps:style>
+                        <a:lnRef idx="0"/>
+                        <a:fillRef idx="0"/>
+                        <a:effectRef idx="0"/>
+                        <a:fontRef idx="minor"/>
+                      </wps:style>
+                      <wps:bodyPr/>
+                    </wps:wsp>
+                  </a:graphicData>
+                </a:graphic>
+              </wp:anchor>
+            </w:drawing>
+          </mc:Choice>
+          <mc:Fallback>
+            <w:pict/>
+          </mc:Fallback>
+        </mc:AlternateContent>
+      </w:r>
+      <w:r>
+        <w:rPr/>
+        <w:t>CERTIFICATIONS</w:t>
       </w:r>
     </w:p>
     <w:p>
@@ -193,7 +1132,7 @@
       </w:pPr>
       <w:r>
         <w:rPr/>
-        <w:t xml:space="preserve">Information Technology graduate with a completed three-month server administration internship covering live hosting administration, an end-to-end website and business email migration, support ticketing, and technical documentation. Hands-on with cPanel, WHM, CyberPanel, Cloudflare, DNS and Linux, and writes vanilla JavaScript to automate repetitive work. Seeking a first full-time role in systems administration or technical support.</w:t>
+        <w:t xml:space="preserve">Certified Cloud System Analyst [CCSA] (2026)  ·  Google AI Essentials, Coursera (2026)  ·  Google Cybersecurity Certificate, Coursera (2026)  ·  IT Specialist — Databases, Certiport (2024)  ·  SAP Business One, SAP (2023)</w:t>
       </w:r>
     </w:p>
     <w:p>
@@ -321,875 +1260,6 @@
       <w:r>
         <w:rPr/>
         <w:t xml:space="preserve">Bachelor of Science in Information Technology</w:t>
-      </w:r>
-    </w:p>
-    <w:p>
-      <w:pPr>
-        <w:pStyle w:val="BodyText"/>
-        <w:spacing w:before="20" w:after="0"/>
-        <w:rPr>
-          <w:sz w:val="10"/>
-        </w:rPr>
-      </w:pPr>
-      <w:r>
-        <w:rPr>
-          <w:sz w:val="10"/>
-        </w:rPr>
-      </w:r>
-    </w:p>
-    <w:p>
-      <w:pPr>
-        <w:pStyle w:val="Heading1"/>
-        <w:rPr/>
-      </w:pPr>
-      <w:r>
-        <mc:AlternateContent>
-          <mc:Choice Requires="wps">
-            <w:drawing>
-              <wp:anchor distT="0" distB="0" distL="0" distR="0" simplePos="0" relativeHeight="4" behindDoc="1" locked="0" layoutInCell="0" allowOverlap="1">
-                <wp:simplePos x="0" y="0"/>
-                <wp:positionH relativeFrom="page">
-                  <wp:posOffset>800100</wp:posOffset>
-                </wp:positionH>
-                <wp:positionV relativeFrom="paragraph">
-                  <wp:posOffset>200660</wp:posOffset>
-                </wp:positionV>
-                <wp:extent cx="6171565" cy="1270"/>
-                <wp:effectExtent l="0" t="5080" r="0" b="3810"/>
-                <wp:wrapTopAndBottom/>
-                <wp:docPr id="3" name="Graphic 3"/>
-                <a:graphic xmlns:a="http://schemas.openxmlformats.org/drawingml/2006/main">
-                  <a:graphicData uri="http://schemas.microsoft.com/office/word/2010/wordprocessingShape">
-                    <wps:wsp>
-                      <wps:cNvSpPr/>
-                      <wps:spPr>
-                        <a:xfrm>
-                          <a:off x="0" y="0"/>
-                          <a:ext cx="6171480" cy="1440"/>
-                        </a:xfrm>
-                        <a:custGeom>
-                          <a:avLst/>
-                          <a:gdLst>
-                            <a:gd name="textAreaLeft" fmla="*/ 0 w 3498840"/>
-                            <a:gd name="textAreaRight" fmla="*/ 3499200 w 3498840"/>
-                            <a:gd name="textAreaTop" fmla="*/ 0 h 720"/>
-                            <a:gd name="textAreaBottom" fmla="*/ 1080 h 720"/>
-                          </a:gdLst>
-                          <a:ahLst/>
-                          <a:cxnLst/>
-                          <a:rect l="textAreaLeft" t="textAreaTop" r="textAreaRight" b="textAreaBottom"/>
-                          <a:pathLst>
-                            <a:path w="6171565" h="0">
-                              <a:moveTo>
-                                <a:pt x="6171565" y="0"/>
-                              </a:moveTo>
-                              <a:lnTo>
-                                <a:pt x="0" y="0"/>
-                              </a:lnTo>
-                            </a:path>
-                            <a:path w="6171565" h="0">
-                              <a:moveTo>
-                                <a:pt x="6171565" y="0"/>
-                              </a:moveTo>
-                              <a:lnTo>
-                                <a:pt x="0" y="0"/>
-                              </a:lnTo>
-                            </a:path>
-                          </a:pathLst>
-                        </a:custGeom>
-                        <a:noFill/>
-                        <a:ln w="9525">
-                          <a:solidFill>
-                            <a:srgbClr val="2D2D2D"/>
-                          </a:solidFill>
-                          <a:round/>
-                        </a:ln>
-                      </wps:spPr>
-                      <wps:style>
-                        <a:lnRef idx="0"/>
-                        <a:fillRef idx="0"/>
-                        <a:effectRef idx="0"/>
-                        <a:fontRef idx="minor"/>
-                      </wps:style>
-                      <wps:bodyPr/>
-                    </wps:wsp>
-                  </a:graphicData>
-                </a:graphic>
-              </wp:anchor>
-            </w:drawing>
-          </mc:Choice>
-          <mc:Fallback>
-            <w:pict/>
-          </mc:Fallback>
-        </mc:AlternateContent>
-      </w:r>
-      <w:r>
-        <w:rPr/>
-        <w:t>TECHNICAL SKILLS</w:t>
-      </w:r>
-    </w:p>
-    <w:p>
-      <w:pPr>
-        <w:pStyle w:val="BodyText"/>
-        <w:spacing w:before="90" w:after="0"/>
-        <w:ind w:start="182" w:end="0"/>
-        <w:rPr/>
-      </w:pPr>
-      <w:r>
-        <w:rPr>
-          <w:b/>
-        </w:rPr>
-        <w:t xml:space="preserve">Hosting &amp; Servers: </w:t>
-      </w:r>
-      <w:r>
-        <w:rPr/>
-        <w:t xml:space="preserve">Linux CLI, WHM, cPanel, CyberPanel, Hostinger, VPS migration, backups, cron jobs, log analysis, disk-usage audits, uptime monitoring</w:t>
-      </w:r>
-    </w:p>
-    <w:p>
-      <w:pPr>
-        <w:pStyle w:val="BodyText"/>
-        <w:spacing w:before="40" w:after="0"/>
-        <w:ind w:start="182" w:end="0"/>
-        <w:rPr/>
-      </w:pPr>
-      <w:r>
-        <w:rPr>
-          <w:b/>
-        </w:rPr>
-        <w:t xml:space="preserve">DNS &amp; Network Edge: </w:t>
-      </w:r>
-      <w:r>
-        <w:rPr/>
-        <w:t xml:space="preserve">Cloudflare, Domainmod, DNS records, domain management, live-domain cutover</w:t>
-      </w:r>
-    </w:p>
-    <w:p>
-      <w:pPr>
-        <w:pStyle w:val="BodyText"/>
-        <w:spacing w:before="40" w:after="0"/>
-        <w:ind w:start="182" w:end="0"/>
-        <w:rPr/>
-      </w:pPr>
-      <w:r>
-        <w:rPr>
-          <w:b/>
-        </w:rPr>
-        <w:t xml:space="preserve">Support &amp; Workplace: </w:t>
-      </w:r>
-      <w:r>
-        <w:rPr/>
-        <w:t xml:space="preserve">Email delivery, Spamhaus incidents, webmail access, BeDesk ticketing, access control, Microsoft 365, Google Workspace, Active Directory fundamentals</w:t>
-      </w:r>
-    </w:p>
-    <w:p>
-      <w:pPr>
-        <w:pStyle w:val="BodyText"/>
-        <w:spacing w:before="40" w:after="0"/>
-        <w:ind w:start="182" w:end="0"/>
-        <w:rPr/>
-      </w:pPr>
-      <w:r>
-        <w:rPr>
-          <w:b/>
-        </w:rPr>
-        <w:t xml:space="preserve">Scripting &amp; Documentation: </w:t>
-      </w:r>
-      <w:r>
-        <w:rPr/>
-        <w:t xml:space="preserve">Vanilla JavaScript, DOM and WebCodecs APIs, userscripts, C#, Unity; technical writing (60+ knowledge-base articles)</w:t>
-      </w:r>
-    </w:p>
-    <w:p>
-      <w:pPr>
-        <w:pStyle w:val="BodyText"/>
-        <w:spacing w:before="20" w:after="0"/>
-        <w:rPr>
-          <w:sz w:val="10"/>
-        </w:rPr>
-      </w:pPr>
-      <w:r>
-        <w:rPr>
-          <w:sz w:val="10"/>
-        </w:rPr>
-      </w:r>
-    </w:p>
-    <w:p>
-      <w:pPr>
-        <w:pStyle w:val="Heading1"/>
-        <w:rPr/>
-      </w:pPr>
-      <w:r>
-        <mc:AlternateContent>
-          <mc:Choice Requires="wps">
-            <w:drawing>
-              <wp:anchor distT="0" distB="0" distL="0" distR="0" simplePos="0" relativeHeight="5" behindDoc="1" locked="0" layoutInCell="0" allowOverlap="1">
-                <wp:simplePos x="0" y="0"/>
-                <wp:positionH relativeFrom="page">
-                  <wp:posOffset>800100</wp:posOffset>
-                </wp:positionH>
-                <wp:positionV relativeFrom="paragraph">
-                  <wp:posOffset>200660</wp:posOffset>
-                </wp:positionV>
-                <wp:extent cx="6171565" cy="1270"/>
-                <wp:effectExtent l="0" t="5080" r="0" b="3810"/>
-                <wp:wrapTopAndBottom/>
-                <wp:docPr id="4" name="Graphic 4"/>
-                <a:graphic xmlns:a="http://schemas.openxmlformats.org/drawingml/2006/main">
-                  <a:graphicData uri="http://schemas.microsoft.com/office/word/2010/wordprocessingShape">
-                    <wps:wsp>
-                      <wps:cNvSpPr/>
-                      <wps:spPr>
-                        <a:xfrm>
-                          <a:off x="0" y="0"/>
-                          <a:ext cx="6171480" cy="1440"/>
-                        </a:xfrm>
-                        <a:custGeom>
-                          <a:avLst/>
-                          <a:gdLst>
-                            <a:gd name="textAreaLeft" fmla="*/ 0 w 3498840"/>
-                            <a:gd name="textAreaRight" fmla="*/ 3499200 w 3498840"/>
-                            <a:gd name="textAreaTop" fmla="*/ 0 h 720"/>
-                            <a:gd name="textAreaBottom" fmla="*/ 1080 h 720"/>
-                          </a:gdLst>
-                          <a:ahLst/>
-                          <a:cxnLst/>
-                          <a:rect l="textAreaLeft" t="textAreaTop" r="textAreaRight" b="textAreaBottom"/>
-                          <a:pathLst>
-                            <a:path w="6171565" h="0">
-                              <a:moveTo>
-                                <a:pt x="6171565" y="0"/>
-                              </a:moveTo>
-                              <a:lnTo>
-                                <a:pt x="0" y="0"/>
-                              </a:lnTo>
-                            </a:path>
-                            <a:path w="6171565" h="0">
-                              <a:moveTo>
-                                <a:pt x="6171565" y="0"/>
-                              </a:moveTo>
-                              <a:lnTo>
-                                <a:pt x="0" y="0"/>
-                              </a:lnTo>
-                            </a:path>
-                          </a:pathLst>
-                        </a:custGeom>
-                        <a:noFill/>
-                        <a:ln w="9525">
-                          <a:solidFill>
-                            <a:srgbClr val="2D2D2D"/>
-                          </a:solidFill>
-                          <a:round/>
-                        </a:ln>
-                      </wps:spPr>
-                      <wps:style>
-                        <a:lnRef idx="0"/>
-                        <a:fillRef idx="0"/>
-                        <a:effectRef idx="0"/>
-                        <a:fontRef idx="minor"/>
-                      </wps:style>
-                      <wps:bodyPr/>
-                    </wps:wsp>
-                  </a:graphicData>
-                </a:graphic>
-              </wp:anchor>
-            </w:drawing>
-          </mc:Choice>
-          <mc:Fallback>
-            <w:pict/>
-          </mc:Fallback>
-        </mc:AlternateContent>
-      </w:r>
-      <w:r>
-        <w:rPr/>
-        <w:t>EXPERIENCE</w:t>
-      </w:r>
-    </w:p>
-    <w:p>
-      <w:pPr>
-        <w:pStyle w:val="Normal"/>
-        <w:spacing w:before="104" w:after="0"/>
-        <w:ind w:hanging="0" w:start="181" w:end="0"/>
-        <w:jc w:val="both"/>
-        <w:rPr>
-          <w:sz w:val="20"/>
-        </w:rPr>
-      </w:pPr>
-      <w:r>
-        <w:rPr>
-          <w:b/>
-          <w:sz w:val="20"/>
-        </w:rPr>
-        <w:t xml:space="preserve">StartupLab Business Center &amp; AI Consulting Agency OPC</w:t>
-      </w:r>
-      <w:r>
-        <w:rPr>
-          <w:sz w:val="20"/>
-        </w:rPr>
-        <w:t xml:space="preserve">  |  </w:t>
-      </w:r>
-      <w:r>
-        <w:rPr>
-          <w:i/>
-          <w:sz w:val="20"/>
-        </w:rPr>
-        <w:t xml:space="preserve">Server Administrator Intern</w:t>
-      </w:r>
-      <w:r>
-        <w:rPr>
-          <w:sz w:val="20"/>
-        </w:rPr>
-        <w:t xml:space="preserve">  (January 26 – April 15, 2026)</w:t>
-      </w:r>
-    </w:p>
-    <w:p>
-      <w:pPr>
-        <w:pStyle w:val="ListParagraph"/>
-        <w:numPr>
-          <w:ilvl w:val="0"/>
-          <w:numId w:val="1"/>
-        </w:numPr>
-        <w:tabs>
-          <w:tab w:val="clear" w:pos="720"/>
-          <w:tab w:val="left" w:pos="662" w:leader="none"/>
-        </w:tabs>
-        <w:spacing w:lineRule="auto" w:line="240" w:before="80" w:after="0"/>
-        <w:ind w:hanging="240" w:start="662" w:end="213"/>
-        <w:jc w:val="both"/>
-        <w:rPr>
-          <w:sz w:val="20"/>
-        </w:rPr>
-      </w:pPr>
-      <w:r>
-        <w:rPr>
-          <w:sz w:val="20"/>
-        </w:rPr>
-        <w:t xml:space="preserve">Executed end-to-end migration of a client’s website and business email from legacy WHM/cPanel to Hostinger/CyberPanel: backups, DNS pointing, mailbox provisioning, delta resynchronization, permissions, and post-cutover validation.</w:t>
-      </w:r>
-    </w:p>
-    <w:p>
-      <w:pPr>
-        <w:pStyle w:val="ListParagraph"/>
-        <w:numPr>
-          <w:ilvl w:val="0"/>
-          <w:numId w:val="1"/>
-        </w:numPr>
-        <w:tabs>
-          <w:tab w:val="clear" w:pos="720"/>
-          <w:tab w:val="left" w:pos="662" w:leader="none"/>
-        </w:tabs>
-        <w:spacing w:lineRule="auto" w:line="240" w:before="80" w:after="0"/>
-        <w:ind w:hanging="240" w:start="662" w:end="213"/>
-        <w:jc w:val="both"/>
-        <w:rPr>
-          <w:sz w:val="20"/>
-        </w:rPr>
-      </w:pPr>
-      <w:r>
-        <w:rPr>
-          <w:sz w:val="20"/>
-        </w:rPr>
-        <w:t xml:space="preserve">Implemented and troubleshot AI chatbot deployments across StartupLab and client websites by configuring cron jobs, ingestion workflows, branding, and backend integrations.</w:t>
-      </w:r>
-    </w:p>
-    <w:p>
-      <w:pPr>
-        <w:pStyle w:val="ListParagraph"/>
-        <w:numPr>
-          <w:ilvl w:val="0"/>
-          <w:numId w:val="1"/>
-        </w:numPr>
-        <w:tabs>
-          <w:tab w:val="clear" w:pos="720"/>
-          <w:tab w:val="left" w:pos="662" w:leader="none"/>
-        </w:tabs>
-        <w:spacing w:lineRule="auto" w:line="240" w:before="80" w:after="0"/>
-        <w:ind w:hanging="240" w:start="662" w:end="213"/>
-        <w:jc w:val="both"/>
-        <w:rPr>
-          <w:sz w:val="20"/>
-        </w:rPr>
-      </w:pPr>
-      <w:r>
-        <w:rPr>
-          <w:sz w:val="20"/>
-        </w:rPr>
-        <w:t xml:space="preserve">Administered hosting environments using WHM, cPanel, Cloudflare, Hostinger, and Domainmod; performed log cleanup, disk-usage audits, and uptime monitoring to support 99% availability targets.</w:t>
-      </w:r>
-    </w:p>
-    <w:p>
-      <w:pPr>
-        <w:pStyle w:val="ListParagraph"/>
-        <w:numPr>
-          <w:ilvl w:val="0"/>
-          <w:numId w:val="1"/>
-        </w:numPr>
-        <w:tabs>
-          <w:tab w:val="clear" w:pos="720"/>
-          <w:tab w:val="left" w:pos="662" w:leader="none"/>
-        </w:tabs>
-        <w:spacing w:lineRule="auto" w:line="240" w:before="80" w:after="0"/>
-        <w:ind w:hanging="240" w:start="662" w:end="213"/>
-        <w:jc w:val="both"/>
-        <w:rPr>
-          <w:sz w:val="20"/>
-        </w:rPr>
-      </w:pPr>
-      <w:r>
-        <w:rPr>
-          <w:sz w:val="20"/>
-        </w:rPr>
-        <w:t xml:space="preserve">Diagnosed and resolved technical issues involving email delivery, Spamhaus incidents, webmail access, ticketing systems, and client-side mail configuration, including on-site support during server transition.</w:t>
-      </w:r>
-    </w:p>
-    <w:p>
-      <w:pPr>
-        <w:pStyle w:val="ListParagraph"/>
-        <w:numPr>
-          <w:ilvl w:val="0"/>
-          <w:numId w:val="1"/>
-        </w:numPr>
-        <w:tabs>
-          <w:tab w:val="clear" w:pos="720"/>
-          <w:tab w:val="left" w:pos="662" w:leader="none"/>
-        </w:tabs>
-        <w:spacing w:lineRule="auto" w:line="240" w:before="80" w:after="0"/>
-        <w:ind w:hanging="240" w:start="662" w:end="213"/>
-        <w:jc w:val="both"/>
-        <w:rPr>
-          <w:sz w:val="20"/>
-        </w:rPr>
-      </w:pPr>
-      <w:r>
-        <w:rPr>
-          <w:sz w:val="20"/>
-        </w:rPr>
-        <w:t xml:space="preserve">Authored 60+ help center and internal knowledge-base articles on domain management, DNS, website connectivity, business email, security, and server operations.</w:t>
-      </w:r>
-    </w:p>
-    <w:p>
-      <w:pPr>
-        <w:pStyle w:val="BodyText"/>
-        <w:spacing w:before="20" w:after="0"/>
-        <w:rPr>
-          <w:sz w:val="10"/>
-        </w:rPr>
-      </w:pPr>
-      <w:r>
-        <w:rPr>
-          <w:sz w:val="10"/>
-        </w:rPr>
-      </w:r>
-    </w:p>
-    <w:p>
-      <w:pPr>
-        <w:pStyle w:val="Heading1"/>
-        <w:rPr/>
-      </w:pPr>
-      <w:r>
-        <mc:AlternateContent>
-          <mc:Choice Requires="wps">
-            <w:drawing>
-              <wp:anchor distT="0" distB="0" distL="0" distR="0" simplePos="0" relativeHeight="6" behindDoc="1" locked="0" layoutInCell="0" allowOverlap="1">
-                <wp:simplePos x="0" y="0"/>
-                <wp:positionH relativeFrom="page">
-                  <wp:posOffset>800100</wp:posOffset>
-                </wp:positionH>
-                <wp:positionV relativeFrom="paragraph">
-                  <wp:posOffset>200660</wp:posOffset>
-                </wp:positionV>
-                <wp:extent cx="6171565" cy="1270"/>
-                <wp:effectExtent l="0" t="5080" r="0" b="3810"/>
-                <wp:wrapTopAndBottom/>
-                <wp:docPr id="5" name="Graphic 5"/>
-                <a:graphic xmlns:a="http://schemas.openxmlformats.org/drawingml/2006/main">
-                  <a:graphicData uri="http://schemas.microsoft.com/office/word/2010/wordprocessingShape">
-                    <wps:wsp>
-                      <wps:cNvSpPr/>
-                      <wps:spPr>
-                        <a:xfrm>
-                          <a:off x="0" y="0"/>
-                          <a:ext cx="6171480" cy="1440"/>
-                        </a:xfrm>
-                        <a:custGeom>
-                          <a:avLst/>
-                          <a:gdLst>
-                            <a:gd name="textAreaLeft" fmla="*/ 0 w 3498840"/>
-                            <a:gd name="textAreaRight" fmla="*/ 3499200 w 3498840"/>
-                            <a:gd name="textAreaTop" fmla="*/ 0 h 720"/>
-                            <a:gd name="textAreaBottom" fmla="*/ 1080 h 720"/>
-                          </a:gdLst>
-                          <a:ahLst/>
-                          <a:cxnLst/>
-                          <a:rect l="textAreaLeft" t="textAreaTop" r="textAreaRight" b="textAreaBottom"/>
-                          <a:pathLst>
-                            <a:path w="6171565" h="0">
-                              <a:moveTo>
-                                <a:pt x="6171565" y="0"/>
-                              </a:moveTo>
-                              <a:lnTo>
-                                <a:pt x="0" y="0"/>
-                              </a:lnTo>
-                            </a:path>
-                            <a:path w="6171565" h="0">
-                              <a:moveTo>
-                                <a:pt x="6171565" y="0"/>
-                              </a:moveTo>
-                              <a:lnTo>
-                                <a:pt x="0" y="0"/>
-                              </a:lnTo>
-                            </a:path>
-                          </a:pathLst>
-                        </a:custGeom>
-                        <a:noFill/>
-                        <a:ln w="9525">
-                          <a:solidFill>
-                            <a:srgbClr val="2D2D2D"/>
-                          </a:solidFill>
-                          <a:round/>
-                        </a:ln>
-                      </wps:spPr>
-                      <wps:style>
-                        <a:lnRef idx="0"/>
-                        <a:fillRef idx="0"/>
-                        <a:effectRef idx="0"/>
-                        <a:fontRef idx="minor"/>
-                      </wps:style>
-                      <wps:bodyPr/>
-                    </wps:wsp>
-                  </a:graphicData>
-                </a:graphic>
-              </wp:anchor>
-            </w:drawing>
-          </mc:Choice>
-          <mc:Fallback>
-            <w:pict/>
-          </mc:Fallback>
-        </mc:AlternateContent>
-      </w:r>
-      <w:r>
-        <w:rPr/>
-        <w:t>PROJECTS</w:t>
-      </w:r>
-    </w:p>
-    <w:p>
-      <w:pPr>
-        <w:pStyle w:val="Normal"/>
-        <w:tabs>
-          <w:tab w:val="clear" w:pos="720"/>
-          <w:tab w:val="left" w:pos="3181" w:leader="none"/>
-        </w:tabs>
-        <w:spacing w:before="104" w:after="0"/>
-        <w:ind w:hanging="0" w:start="182" w:end="0"/>
-        <w:jc w:val="start"/>
-        <w:rPr>
-          <w:i/>
-          <w:sz w:val="20"/>
-        </w:rPr>
-      </w:pPr>
-      <w:r>
-        <w:rPr>
-          <w:b/>
-          <w:sz w:val="20"/>
-        </w:rPr>
-        <w:t xml:space="preserve">Twitch Emote No-Restart</w:t>
-      </w:r>
-      <w:r>
-        <w:rPr>
-          <w:b/>
-          <w:sz w:val="20"/>
-        </w:rPr>
-        <w:tab/>
-      </w:r>
-      <w:r>
-        <w:rPr>
-          <w:i/>
-          <w:sz w:val="20"/>
-        </w:rPr>
-        <w:t xml:space="preserve">Personal Project — </w:t>
-      </w:r>
-      <w:hyperlink r:id="rId10">
-        <w:r>
-          <w:rPr>
-            <w:rStyle w:val="Hyperlink"/>
-          </w:rPr>
-          <w:t xml:space="preserve">Published on Greasy Fork</w:t>
-        </w:r>
-      </w:hyperlink>
-    </w:p>
-    <w:p>
-      <w:pPr>
-        <w:pStyle w:val="ListParagraph"/>
-        <w:numPr>
-          <w:ilvl w:val="0"/>
-          <w:numId w:val="1"/>
-        </w:numPr>
-        <w:tabs>
-          <w:tab w:val="clear" w:pos="720"/>
-          <w:tab w:val="left" w:pos="662" w:leader="none"/>
-        </w:tabs>
-        <w:spacing w:lineRule="auto" w:line="240" w:before="80" w:after="0"/>
-        <w:ind w:hanging="240" w:start="662" w:end="447"/>
-        <w:jc w:val="both"/>
-        <w:rPr>
-          <w:sz w:val="20"/>
-        </w:rPr>
-      </w:pPr>
-      <w:r>
-        <w:rPr>
-          <w:sz w:val="20"/>
-        </w:rPr>
-        <w:t xml:space="preserve">Vanilla JavaScript, userscript, Web Worker, OffscreenCanvas, MutationObserver, WebCodecs ImageDecoder, createImageBitmap, requestAnimationFrame, canvas overlay, GM_xmlhttpRequest CORS fallback, elementFromPoint occlusion, CSS clip-path, LRU bitmap cache (192 MB budget), per-frame time budgets, performance profiling. 1,927 lines, zero dependencies, GPL-3.0.</w:t>
-      </w:r>
-    </w:p>
-    <w:p>
-      <w:pPr>
-        <w:pStyle w:val="Normal"/>
-        <w:tabs>
-          <w:tab w:val="clear" w:pos="720"/>
-          <w:tab w:val="left" w:pos="3181" w:leader="none"/>
-        </w:tabs>
-        <w:spacing w:before="90" w:after="0"/>
-        <w:ind w:hanging="0" w:start="182" w:end="0"/>
-        <w:jc w:val="start"/>
-        <w:rPr>
-          <w:i/>
-          <w:sz w:val="20"/>
-        </w:rPr>
-      </w:pPr>
-      <w:r>
-        <w:rPr>
-          <w:b/>
-          <w:sz w:val="20"/>
-        </w:rPr>
-        <w:t xml:space="preserve">Git Publish Automation</w:t>
-      </w:r>
-      <w:r>
-        <w:rPr>
-          <w:b/>
-          <w:sz w:val="20"/>
-        </w:rPr>
-        <w:tab/>
-      </w:r>
-      <w:r>
-        <w:rPr>
-          <w:i/>
-          <w:sz w:val="20"/>
-        </w:rPr>
-        <w:t xml:space="preserve">Personal Project — Bash — </w:t>
-      </w:r>
-      <w:hyperlink r:id="rId11">
-        <w:r>
-          <w:rPr>
-            <w:rStyle w:val="Hyperlink"/>
-          </w:rPr>
-          <w:t xml:space="preserve">Source on GitHub</w:t>
-        </w:r>
-      </w:hyperlink>
-    </w:p>
-    <w:p>
-      <w:pPr>
-        <w:pStyle w:val="ListParagraph"/>
-        <w:numPr>
-          <w:ilvl w:val="0"/>
-          <w:numId w:val="1"/>
-        </w:numPr>
-        <w:tabs>
-          <w:tab w:val="clear" w:pos="720"/>
-          <w:tab w:val="left" w:pos="662" w:leader="none"/>
-        </w:tabs>
-        <w:spacing w:lineRule="auto" w:line="240" w:before="80" w:after="0"/>
-        <w:ind w:hanging="240" w:start="662" w:end="447"/>
-        <w:jc w:val="both"/>
-        <w:rPr>
-          <w:sz w:val="20"/>
-        </w:rPr>
-      </w:pPr>
-      <w:r>
-        <w:rPr>
-          <w:sz w:val="20"/>
-        </w:rPr>
-        <w:t xml:space="preserve">Bash, Git, git status porcelain parsing, branch and merge/rebase preflight checks, pull --rebase recovery, no force-push, dry-run mode, watch mode with debounce, shell alias.</w:t>
-      </w:r>
-    </w:p>
-    <w:p>
-      <w:pPr>
-        <w:pStyle w:val="Normal"/>
-        <w:tabs>
-          <w:tab w:val="clear" w:pos="720"/>
-          <w:tab w:val="left" w:pos="3181" w:leader="none"/>
-        </w:tabs>
-        <w:spacing w:before="90" w:after="0"/>
-        <w:ind w:hanging="0" w:start="182" w:end="0"/>
-        <w:jc w:val="start"/>
-        <w:rPr>
-          <w:i/>
-          <w:sz w:val="20"/>
-        </w:rPr>
-      </w:pPr>
-      <w:r>
-        <w:rPr>
-          <w:b/>
-          <w:sz w:val="20"/>
-        </w:rPr>
-        <w:t xml:space="preserve">Capstone Project — Programmer</w:t>
-      </w:r>
-      <w:r>
-        <w:rPr>
-          <w:b/>
-          <w:sz w:val="20"/>
-        </w:rPr>
-        <w:tab/>
-      </w:r>
-      <w:r>
-        <w:rPr>
-          <w:i/>
-          <w:sz w:val="20"/>
-        </w:rPr>
-        <w:t xml:space="preserve">Disaster Preparedness Game System</w:t>
-      </w:r>
-    </w:p>
-    <w:p>
-      <w:pPr>
-        <w:pStyle w:val="ListParagraph"/>
-        <w:numPr>
-          <w:ilvl w:val="0"/>
-          <w:numId w:val="1"/>
-        </w:numPr>
-        <w:tabs>
-          <w:tab w:val="clear" w:pos="720"/>
-          <w:tab w:val="left" w:pos="662" w:leader="none"/>
-        </w:tabs>
-        <w:spacing w:lineRule="auto" w:line="240" w:before="80" w:after="0"/>
-        <w:ind w:hanging="240" w:start="662" w:end="447"/>
-        <w:jc w:val="start"/>
-        <w:rPr>
-          <w:sz w:val="20"/>
-        </w:rPr>
-      </w:pPr>
-      <w:r>
-        <w:rPr>
-          <w:sz w:val="20"/>
-        </w:rPr>
-        <w:t xml:space="preserve">Unity, C#, game logic, player controls, mini-map system, gameplay mechanics, frontend and backend implementation, team capstone.</w:t>
-      </w:r>
-    </w:p>
-    <w:p>
-      <w:pPr>
-        <w:pStyle w:val="BodyText"/>
-        <w:spacing w:before="20" w:after="0"/>
-        <w:rPr>
-          <w:sz w:val="10"/>
-        </w:rPr>
-      </w:pPr>
-      <w:r>
-        <w:rPr>
-          <w:sz w:val="10"/>
-        </w:rPr>
-      </w:r>
-    </w:p>
-    <w:p>
-      <w:pPr>
-        <w:pStyle w:val="Heading1"/>
-        <w:rPr/>
-      </w:pPr>
-      <w:r>
-        <mc:AlternateContent>
-          <mc:Choice Requires="wps">
-            <w:drawing>
-              <wp:anchor distT="0" distB="0" distL="0" distR="0" simplePos="0" relativeHeight="7" behindDoc="1" locked="0" layoutInCell="0" allowOverlap="1">
-                <wp:simplePos x="0" y="0"/>
-                <wp:positionH relativeFrom="page">
-                  <wp:posOffset>800100</wp:posOffset>
-                </wp:positionH>
-                <wp:positionV relativeFrom="paragraph">
-                  <wp:posOffset>200660</wp:posOffset>
-                </wp:positionV>
-                <wp:extent cx="6171565" cy="1270"/>
-                <wp:effectExtent l="0" t="5080" r="0" b="3810"/>
-                <wp:wrapTopAndBottom/>
-                <wp:docPr id="6" name="Graphic 6"/>
-                <a:graphic xmlns:a="http://schemas.openxmlformats.org/drawingml/2006/main">
-                  <a:graphicData uri="http://schemas.microsoft.com/office/word/2010/wordprocessingShape">
-                    <wps:wsp>
-                      <wps:cNvSpPr/>
-                      <wps:spPr>
-                        <a:xfrm>
-                          <a:off x="0" y="0"/>
-                          <a:ext cx="6171480" cy="1440"/>
-                        </a:xfrm>
-                        <a:custGeom>
-                          <a:avLst/>
-                          <a:gdLst>
-                            <a:gd name="textAreaLeft" fmla="*/ 0 w 3498840"/>
-                            <a:gd name="textAreaRight" fmla="*/ 3499200 w 3498840"/>
-                            <a:gd name="textAreaTop" fmla="*/ 0 h 720"/>
-                            <a:gd name="textAreaBottom" fmla="*/ 1080 h 720"/>
-                          </a:gdLst>
-                          <a:ahLst/>
-                          <a:cxnLst/>
-                          <a:rect l="textAreaLeft" t="textAreaTop" r="textAreaRight" b="textAreaBottom"/>
-                          <a:pathLst>
-                            <a:path w="6171565" h="0">
-                              <a:moveTo>
-                                <a:pt x="6171565" y="0"/>
-                              </a:moveTo>
-                              <a:lnTo>
-                                <a:pt x="0" y="0"/>
-                              </a:lnTo>
-                            </a:path>
-                            <a:path w="6171565" h="0">
-                              <a:moveTo>
-                                <a:pt x="6171565" y="0"/>
-                              </a:moveTo>
-                              <a:lnTo>
-                                <a:pt x="0" y="0"/>
-                              </a:lnTo>
-                            </a:path>
-                          </a:pathLst>
-                        </a:custGeom>
-                        <a:noFill/>
-                        <a:ln w="9525">
-                          <a:solidFill>
-                            <a:srgbClr val="2D2D2D"/>
-                          </a:solidFill>
-                          <a:round/>
-                        </a:ln>
-                      </wps:spPr>
-                      <wps:style>
-                        <a:lnRef idx="0"/>
-                        <a:fillRef idx="0"/>
-                        <a:effectRef idx="0"/>
-                        <a:fontRef idx="minor"/>
-                      </wps:style>
-                      <wps:bodyPr/>
-                    </wps:wsp>
-                  </a:graphicData>
-                </a:graphic>
-              </wp:anchor>
-            </w:drawing>
-          </mc:Choice>
-          <mc:Fallback>
-            <w:pict/>
-          </mc:Fallback>
-        </mc:AlternateContent>
-      </w:r>
-      <w:r>
-        <w:rPr/>
-        <w:t>CERTIFICATIONS</w:t>
-      </w:r>
-    </w:p>
-    <w:p>
-      <w:pPr>
-        <w:pStyle w:val="BodyText"/>
-        <w:spacing w:before="90" w:after="0"/>
-        <w:ind w:start="182" w:end="0"/>
-        <w:jc w:val="both"/>
-        <w:rPr/>
-      </w:pPr>
-      <w:r>
-        <w:rPr/>
-        <w:t xml:space="preserve">Certified Cloud System Analyst [CCSA] (2026)  ·  Google AI Essentials, Coursera (2026)  ·  Google Cybersecurity Certificate, Coursera (2026)  ·  IT Specialist — Databases, Certiport (2024)  ·  SAP Business One, SAP (2023)</w:t>
       </w:r>
     </w:p>
     <w:sectPr>

--- a/assets/Sean_Lennard_Orias_CV.docx
+++ b/assets/Sean_Lennard_Orias_CV.docx
@@ -6,7 +6,7 @@
       <w:pPr>
         <w:pStyle w:val="Title"/>
         <w:spacing w:before="7" w:after="0"/>
-        <w:ind w:start="4"/>
+        <w:ind w:start="4" w:end="0"/>
         <w:jc w:val="center"/>
         <w:rPr/>
       </w:pPr>
@@ -30,51 +30,51 @@
           <w:rPr>
             <w:rStyle w:val="Style7"/>
           </w:rPr>
-          <w:t xml:space="preserve">seanoriasx@gmail.com</w:t>
+          <w:t>seanoriasx@gmail.com</w:t>
         </w:r>
       </w:hyperlink>
       <w:r>
         <w:rPr/>
-        <w:t xml:space="preserve">  |  </w:t>
-      </w:r>
-      <w:r>
-        <w:rPr/>
-        <w:t>Philippines</w:t>
-      </w:r>
-      <w:r>
-        <w:rPr/>
-        <w:t xml:space="preserve">  |  </w:t>
+        <w:t xml:space="preserve">  | </w:t>
+      </w:r>
+      <w:r>
+        <w:rPr/>
+        <w:t>General Trias, Cavite</w:t>
+      </w:r>
+      <w:r>
+        <w:rPr/>
+        <w:t xml:space="preserve"> |  </w:t>
       </w:r>
       <w:hyperlink r:id="rId3">
         <w:r>
           <w:rPr>
             <w:rStyle w:val="Hyperlink"/>
           </w:rPr>
-          <w:t xml:space="preserve">Portfolio</w:t>
+          <w:t>Portfolio</w:t>
         </w:r>
       </w:hyperlink>
       <w:r>
         <w:rPr/>
         <w:t xml:space="preserve">  |  </w:t>
       </w:r>
-      <w:hyperlink r:id="rId8">
+      <w:hyperlink r:id="rId4">
         <w:r>
           <w:rPr>
             <w:rStyle w:val="Hyperlink"/>
           </w:rPr>
-          <w:t xml:space="preserve">LinkedIn</w:t>
+          <w:t>LinkedIn</w:t>
         </w:r>
       </w:hyperlink>
       <w:r>
         <w:rPr/>
         <w:t xml:space="preserve">  |  </w:t>
       </w:r>
-      <w:hyperlink r:id="rId9">
+      <w:hyperlink r:id="rId5">
         <w:r>
           <w:rPr>
             <w:rStyle w:val="Hyperlink"/>
           </w:rPr>
-          <w:t xml:space="preserve">GitHub</w:t>
+          <w:t>GitHub</w:t>
         </w:r>
       </w:hyperlink>
     </w:p>
@@ -101,7 +101,7 @@
         <mc:AlternateContent>
           <mc:Choice Requires="wps">
             <w:drawing>
-              <wp:anchor distT="0" distB="0" distL="0" distR="0" simplePos="0" relativeHeight="5" behindDoc="1" locked="0" layoutInCell="0" allowOverlap="1">
+              <wp:anchor distT="0" distB="635" distL="0" distR="0" simplePos="0" relativeHeight="4" behindDoc="1" locked="0" layoutInCell="0" allowOverlap="1">
                 <wp:simplePos x="0" y="0"/>
                 <wp:positionH relativeFrom="page">
                   <wp:posOffset>800100</wp:posOffset>
@@ -112,7 +112,7 @@
                 <wp:extent cx="6171565" cy="1270"/>
                 <wp:effectExtent l="0" t="5080" r="0" b="3810"/>
                 <wp:wrapTopAndBottom/>
-                <wp:docPr id="4" name="Graphic 4"/>
+                <wp:docPr id="1" name="Graphic 4"/>
                 <a:graphic xmlns:a="http://schemas.openxmlformats.org/drawingml/2006/main">
                   <a:graphicData uri="http://schemas.microsoft.com/office/word/2010/wordprocessingShape">
                     <wps:wsp>
@@ -126,9 +126,9 @@
                           <a:avLst/>
                           <a:gdLst>
                             <a:gd name="textAreaLeft" fmla="*/ 0 w 3498840"/>
-                            <a:gd name="textAreaRight" fmla="*/ 3499200 w 3498840"/>
+                            <a:gd name="textAreaRight" fmla="*/ 3499560 w 3498840"/>
                             <a:gd name="textAreaTop" fmla="*/ 0 h 720"/>
-                            <a:gd name="textAreaBottom" fmla="*/ 1080 h 720"/>
+                            <a:gd name="textAreaBottom" fmla="*/ 1440 h 720"/>
                           </a:gdLst>
                           <a:ahLst/>
                           <a:cxnLst/>
@@ -198,7 +198,7 @@
           <w:b/>
           <w:sz w:val="20"/>
         </w:rPr>
-        <w:t xml:space="preserve">StartupLab Business Center &amp; AI Consulting Agency OPC</w:t>
+        <w:t>StartupLab Business Center &amp; AI Consulting Agency OPC</w:t>
       </w:r>
       <w:r>
         <w:rPr>
@@ -211,7 +211,7 @@
           <w:i/>
           <w:sz w:val="20"/>
         </w:rPr>
-        <w:t xml:space="preserve">Server Administrator Intern</w:t>
+        <w:t>Server Administrator Intern</w:t>
       </w:r>
       <w:r>
         <w:rPr>
@@ -242,7 +242,7 @@
         <w:rPr>
           <w:sz w:val="20"/>
         </w:rPr>
-        <w:t xml:space="preserve">Moved a client’s website and business email to a new hosting provider: backed everything up, set up new mailboxes, switched the domain over, copied across email sent during the move, and checked it all worked.</w:t>
+        <w:t>Moved a client’s website and business email to a new hosting provider: backed everything up, set up new mailboxes, switched the domain over, copied across email sent during the move, and checked it all worked.</w:t>
       </w:r>
     </w:p>
     <w:p>
@@ -267,7 +267,7 @@
         <w:rPr>
           <w:sz w:val="20"/>
         </w:rPr>
-        <w:t xml:space="preserve">Kept hosting servers healthy (clearing old logs, checking disk space, monitoring uptime), supporting a 99% uptime target.</w:t>
+        <w:t>Kept hosting servers healthy (clearing old logs, checking disk space, monitoring uptime), supporting a 99% uptime target.</w:t>
       </w:r>
     </w:p>
     <w:p>
@@ -292,7 +292,7 @@
         <w:rPr>
           <w:sz w:val="20"/>
         </w:rPr>
-        <w:t xml:space="preserve">Solved client email and website problems, such as emails not being delivered, a mail server placed on a spam blocklist, and users unable to sign in to webmail, including on-site help during a server move.</w:t>
+        <w:t>Solved client email and website problems, such as emails not being delivered, a mail server placed on a spam blocklist, and users unable to sign in to webmail, including on-site help during a server move.</w:t>
       </w:r>
     </w:p>
     <w:p>
@@ -317,7 +317,7 @@
         <w:rPr>
           <w:sz w:val="20"/>
         </w:rPr>
-        <w:t xml:space="preserve">Wrote 60+ help articles for customers and staff on domains, DNS, website connection problems, business email, security and server tasks.</w:t>
+        <w:t>Wrote 60+ help articles for customers and staff on domains, DNS, website connection problems, business email, security and server tasks.</w:t>
       </w:r>
     </w:p>
     <w:p>
@@ -342,7 +342,7 @@
         <w:rPr>
           <w:sz w:val="20"/>
         </w:rPr>
-        <w:t xml:space="preserve">Set up and fixed AI chatbots on company and client websites, including their scheduled content updates.</w:t>
+        <w:t>Set up and fixed AI chatbots on company and client websites, including their scheduled content updates.</w:t>
       </w:r>
     </w:p>
     <w:p>
@@ -368,7 +368,7 @@
         <mc:AlternateContent>
           <mc:Choice Requires="wps">
             <w:drawing>
-              <wp:anchor distT="0" distB="0" distL="0" distR="0" simplePos="0" relativeHeight="6" behindDoc="1" locked="0" layoutInCell="0" allowOverlap="1">
+              <wp:anchor distT="0" distB="635" distL="0" distR="0" simplePos="0" relativeHeight="5" behindDoc="1" locked="0" layoutInCell="0" allowOverlap="1">
                 <wp:simplePos x="0" y="0"/>
                 <wp:positionH relativeFrom="page">
                   <wp:posOffset>800100</wp:posOffset>
@@ -379,7 +379,7 @@
                 <wp:extent cx="6171565" cy="1270"/>
                 <wp:effectExtent l="0" t="5080" r="0" b="3810"/>
                 <wp:wrapTopAndBottom/>
-                <wp:docPr id="5" name="Graphic 5"/>
+                <wp:docPr id="2" name="Graphic 5"/>
                 <a:graphic xmlns:a="http://schemas.openxmlformats.org/drawingml/2006/main">
                   <a:graphicData uri="http://schemas.microsoft.com/office/word/2010/wordprocessingShape">
                     <wps:wsp>
@@ -393,9 +393,9 @@
                           <a:avLst/>
                           <a:gdLst>
                             <a:gd name="textAreaLeft" fmla="*/ 0 w 3498840"/>
-                            <a:gd name="textAreaRight" fmla="*/ 3499200 w 3498840"/>
+                            <a:gd name="textAreaRight" fmla="*/ 3499560 w 3498840"/>
                             <a:gd name="textAreaTop" fmla="*/ 0 h 720"/>
-                            <a:gd name="textAreaBottom" fmla="*/ 1080 h 720"/>
+                            <a:gd name="textAreaBottom" fmla="*/ 1440 h 720"/>
                           </a:gdLst>
                           <a:ahLst/>
                           <a:cxnLst/>
@@ -470,13 +470,7 @@
           <w:b/>
           <w:sz w:val="20"/>
         </w:rPr>
-        <w:t xml:space="preserve">Windows Active Directory Homelab</w:t>
-      </w:r>
-      <w:r>
-        <w:rPr>
-          <w:b/>
-          <w:sz w:val="20"/>
-        </w:rPr>
+        <w:t>Windows Active Directory Homelab</w:t>
         <w:tab/>
       </w:r>
       <w:r>
@@ -486,12 +480,12 @@
         </w:rPr>
         <w:t xml:space="preserve">Personal Project — </w:t>
       </w:r>
-      <w:hyperlink r:id="rId12">
+      <w:hyperlink r:id="rId6">
         <w:r>
           <w:rPr>
             <w:rStyle w:val="Hyperlink"/>
           </w:rPr>
-          <w:t xml:space="preserve">Source on GitHub</w:t>
+          <w:t>Source on GitHub</w:t>
         </w:r>
       </w:hyperlink>
     </w:p>
@@ -517,7 +511,7 @@
         <w:rPr>
           <w:sz w:val="20"/>
         </w:rPr>
-        <w:t xml:space="preserve">Built a practice IT network for a fictional 20-person company using Windows Server 2025 and Windows 11.</w:t>
+        <w:t>Built a practice IT network for a fictional 20-person company using Windows Server 2025 and Windows 11.</w:t>
       </w:r>
     </w:p>
     <w:p>
@@ -542,7 +536,7 @@
         <w:rPr>
           <w:sz w:val="20"/>
         </w:rPr>
-        <w:t xml:space="preserve">Set up accounts for 6 departments, shared folders that only each department can open, and 5 company-wide policies, including password and lockout rules, automatic screen lock and a USB block for Sales.</w:t>
+        <w:t>Set up accounts for 6 departments, shared folders that only each department can open, and 5 company-wide policies, including password and lockout rules, automatic screen lock and a USB block for Sales.</w:t>
       </w:r>
     </w:p>
     <w:p>
@@ -567,7 +561,7 @@
         <w:rPr>
           <w:sz w:val="20"/>
         </w:rPr>
-        <w:t xml:space="preserve">Worked through 6 help desk tickets (locked accounts, password resets, new starters, leavers) and wrote PowerShell scripts that automate setting up and removing user accounts.</w:t>
+        <w:t>Worked through 6 help desk tickets (locked accounts, password resets, new starters, leavers) and wrote PowerShell scripts that automate setting up and removing user accounts.</w:t>
       </w:r>
     </w:p>
     <w:p>
@@ -592,7 +586,7 @@
         <w:rPr>
           <w:sz w:val="20"/>
         </w:rPr>
-        <w:t xml:space="preserve">Found and fixed a security gap that let the help desk account reset an administrator’s password.</w:t>
+        <w:t>Found and fixed a security gap that let the help desk account reset an administrator’s password.</w:t>
       </w:r>
     </w:p>
     <w:p>
@@ -615,13 +609,7 @@
           <w:b/>
           <w:sz w:val="20"/>
         </w:rPr>
-        <w:t xml:space="preserve">Twitch Emote No-Restart</w:t>
-      </w:r>
-      <w:r>
-        <w:rPr>
-          <w:b/>
-          <w:sz w:val="20"/>
-        </w:rPr>
+        <w:t>Twitch Emote No-Restart</w:t>
         <w:tab/>
       </w:r>
       <w:r>
@@ -631,12 +619,12 @@
         </w:rPr>
         <w:t xml:space="preserve">Personal Project — </w:t>
       </w:r>
-      <w:hyperlink r:id="rId10">
+      <w:hyperlink r:id="rId7">
         <w:r>
           <w:rPr>
             <w:rStyle w:val="Hyperlink"/>
           </w:rPr>
-          <w:t xml:space="preserve">Published on Greasy Fork</w:t>
+          <w:t>Published on Greasy Fork</w:t>
         </w:r>
       </w:hyperlink>
     </w:p>
@@ -662,7 +650,7 @@
         <w:rPr>
           <w:sz w:val="20"/>
         </w:rPr>
-        <w:t xml:space="preserve">Browser add-on that stops animated emotes in Twitch chat from restarting every time the chat updates. 1,927 lines of JavaScript with no outside libraries, published and open source.</w:t>
+        <w:t>Browser add-on that stops animated emotes in Twitch chat from restarting every time the chat updates. 1,927 lines of JavaScript with no outside libraries, published and open source.</w:t>
       </w:r>
     </w:p>
     <w:p>
@@ -687,7 +675,7 @@
         <w:rPr>
           <w:sz w:val="20"/>
         </w:rPr>
-        <w:t xml:space="preserve">Measured and fixed its performance, cutting about 7,900 slow page checks per second to zero and another 6,700 per second to a few hundred.</w:t>
+        <w:t>Measured and fixed its performance, cutting about 7,900 slow page checks per second to zero and another 6,700 per second to a few hundred.</w:t>
       </w:r>
     </w:p>
     <w:p>
@@ -710,13 +698,7 @@
           <w:b/>
           <w:sz w:val="20"/>
         </w:rPr>
-        <w:t xml:space="preserve">Git Publish Automation</w:t>
-      </w:r>
-      <w:r>
-        <w:rPr>
-          <w:b/>
-          <w:sz w:val="20"/>
-        </w:rPr>
+        <w:t>Git Publish Automation</w:t>
         <w:tab/>
       </w:r>
       <w:r>
@@ -726,12 +708,12 @@
         </w:rPr>
         <w:t xml:space="preserve">Personal Project — </w:t>
       </w:r>
-      <w:hyperlink r:id="rId11">
+      <w:hyperlink r:id="rId8">
         <w:r>
           <w:rPr>
             <w:rStyle w:val="Hyperlink"/>
           </w:rPr>
-          <w:t xml:space="preserve">Source on GitHub</w:t>
+          <w:t>Source on GitHub</w:t>
         </w:r>
       </w:hyperlink>
     </w:p>
@@ -757,7 +739,7 @@
         <w:rPr>
           <w:sz w:val="20"/>
         </w:rPr>
-        <w:t xml:space="preserve">One-command script that uploads code changes to GitHub, with safety checks and a preview mode.</w:t>
+        <w:t>One-command script that uploads code changes to GitHub, with safety checks and a preview mode.</w:t>
       </w:r>
     </w:p>
     <w:p>
@@ -780,13 +762,7 @@
           <w:b/>
           <w:sz w:val="20"/>
         </w:rPr>
-        <w:t xml:space="preserve">Disaster Preparedness Game</w:t>
-      </w:r>
-      <w:r>
-        <w:rPr>
-          <w:b/>
-          <w:sz w:val="20"/>
-        </w:rPr>
+        <w:t>Disaster Preparedness Game</w:t>
         <w:tab/>
       </w:r>
       <w:r>
@@ -794,7 +770,7 @@
           <w:i/>
           <w:sz w:val="20"/>
         </w:rPr>
-        <w:t xml:space="preserve">Team Capstone Project — Programmer</w:t>
+        <w:t>Team Capstone Project — Programmer</w:t>
       </w:r>
     </w:p>
     <w:p>
@@ -819,7 +795,7 @@
         <w:rPr>
           <w:sz w:val="20"/>
         </w:rPr>
-        <w:t xml:space="preserve">Programmed an educational game about disaster readiness in Unity (C#), including the game rules, player controls and an in-game mini-map.</w:t>
+        <w:t>Programmed an educational game about disaster readiness in Unity (C#), including the game rules, player controls and an in-game mini-map.</w:t>
       </w:r>
     </w:p>
     <w:p>
@@ -845,7 +821,7 @@
         <mc:AlternateContent>
           <mc:Choice Requires="wps">
             <w:drawing>
-              <wp:anchor distT="0" distB="0" distL="0" distR="0" simplePos="0" relativeHeight="4" behindDoc="1" locked="0" layoutInCell="0" allowOverlap="1">
+              <wp:anchor distT="0" distB="635" distL="0" distR="0" simplePos="0" relativeHeight="3" behindDoc="1" locked="0" layoutInCell="0" allowOverlap="1">
                 <wp:simplePos x="0" y="0"/>
                 <wp:positionH relativeFrom="page">
                   <wp:posOffset>800100</wp:posOffset>
@@ -870,9 +846,9 @@
                           <a:avLst/>
                           <a:gdLst>
                             <a:gd name="textAreaLeft" fmla="*/ 0 w 3498840"/>
-                            <a:gd name="textAreaRight" fmla="*/ 3499200 w 3498840"/>
+                            <a:gd name="textAreaRight" fmla="*/ 3499560 w 3498840"/>
                             <a:gd name="textAreaTop" fmla="*/ 0 h 720"/>
-                            <a:gd name="textAreaBottom" fmla="*/ 1080 h 720"/>
+                            <a:gd name="textAreaBottom" fmla="*/ 1440 h 720"/>
                           </a:gdLst>
                           <a:ahLst/>
                           <a:cxnLst/>
@@ -942,7 +918,7 @@
       </w:r>
       <w:r>
         <w:rPr/>
-        <w:t xml:space="preserve">Windows Server 2025, Windows 11, Active Directory users and groups, Group Policy, DNS, DHCP, folder permissions</w:t>
+        <w:t>Windows Server 2025, Windows 11, Active Directory users and groups, Group Policy, DNS, DHCP, folder permissions</w:t>
       </w:r>
     </w:p>
     <w:p>
@@ -960,7 +936,7 @@
       </w:r>
       <w:r>
         <w:rPr/>
-        <w:t xml:space="preserve">cPanel, WHM, CyberPanel, Hostinger, Linux command line, backups, scheduled tasks, monitoring</w:t>
+        <w:t>cPanel, WHM, CyberPanel, Hostinger, Linux command line, backups, scheduled tasks, monitoring</w:t>
       </w:r>
     </w:p>
     <w:p>
@@ -978,7 +954,7 @@
       </w:r>
       <w:r>
         <w:rPr/>
-        <w:t xml:space="preserve">Cloudflare, Domainmod, DNS records, moving live domains between servers</w:t>
+        <w:t>Cloudflare, Domainmod, DNS records, moving live domains between servers</w:t>
       </w:r>
     </w:p>
     <w:p>
@@ -996,7 +972,7 @@
       </w:r>
       <w:r>
         <w:rPr/>
-        <w:t xml:space="preserve">Email delivery problems, spam blocklists, webmail access, BeDesk ticketing, Microsoft 365, Google Workspace</w:t>
+        <w:t>Email delivery problems, spam blocklists, webmail access, BeDesk ticketing, Microsoft 365, Google Workspace</w:t>
       </w:r>
     </w:p>
     <w:p>
@@ -1014,7 +990,7 @@
       </w:r>
       <w:r>
         <w:rPr/>
-        <w:t xml:space="preserve">PowerShell, Bash, JavaScript, C# (Unity), technical writing</w:t>
+        <w:t>PowerShell, Bash, JavaScript, C# (Unity), technical writing</w:t>
       </w:r>
     </w:p>
     <w:p>
@@ -1040,7 +1016,7 @@
         <mc:AlternateContent>
           <mc:Choice Requires="wps">
             <w:drawing>
-              <wp:anchor distT="0" distB="0" distL="0" distR="0" simplePos="0" relativeHeight="7" behindDoc="1" locked="0" layoutInCell="0" allowOverlap="1">
+              <wp:anchor distT="0" distB="635" distL="0" distR="0" simplePos="0" relativeHeight="6" behindDoc="1" locked="0" layoutInCell="0" allowOverlap="1">
                 <wp:simplePos x="0" y="0"/>
                 <wp:positionH relativeFrom="page">
                   <wp:posOffset>800100</wp:posOffset>
@@ -1051,7 +1027,7 @@
                 <wp:extent cx="6171565" cy="1270"/>
                 <wp:effectExtent l="0" t="5080" r="0" b="3810"/>
                 <wp:wrapTopAndBottom/>
-                <wp:docPr id="6" name="Graphic 6"/>
+                <wp:docPr id="4" name="Graphic 6"/>
                 <a:graphic xmlns:a="http://schemas.openxmlformats.org/drawingml/2006/main">
                   <a:graphicData uri="http://schemas.microsoft.com/office/word/2010/wordprocessingShape">
                     <wps:wsp>
@@ -1065,9 +1041,9 @@
                           <a:avLst/>
                           <a:gdLst>
                             <a:gd name="textAreaLeft" fmla="*/ 0 w 3498840"/>
-                            <a:gd name="textAreaRight" fmla="*/ 3499200 w 3498840"/>
+                            <a:gd name="textAreaRight" fmla="*/ 3499560 w 3498840"/>
                             <a:gd name="textAreaTop" fmla="*/ 0 h 720"/>
-                            <a:gd name="textAreaBottom" fmla="*/ 1080 h 720"/>
+                            <a:gd name="textAreaBottom" fmla="*/ 1440 h 720"/>
                           </a:gdLst>
                           <a:ahLst/>
                           <a:cxnLst/>
@@ -1132,7 +1108,7 @@
       </w:pPr>
       <w:r>
         <w:rPr/>
-        <w:t xml:space="preserve">Certified Cloud System Analyst [CCSA] (2026)  ·  Google AI Essentials, Coursera (2026)  ·  Google Cybersecurity Certificate, Coursera (2026)  ·  IT Specialist — Databases, Certiport (2024)  ·  SAP Business One, SAP (2023)</w:t>
+        <w:t>Certified Cloud System Analyst [CCSA] (2026)  ·  Google AI Essentials, Coursera (2026)  ·  Google Cybersecurity Certificate, Coursera (2026)  ·  IT Specialist — Databases, Certiport (2024)  ·  SAP Business One, SAP (2023)</w:t>
       </w:r>
     </w:p>
     <w:p>
@@ -1158,7 +1134,7 @@
         <mc:AlternateContent>
           <mc:Choice Requires="wps">
             <w:drawing>
-              <wp:anchor distT="0" distB="0" distL="0" distR="0" simplePos="0" relativeHeight="3" behindDoc="1" locked="0" layoutInCell="0" allowOverlap="1">
+              <wp:anchor distT="0" distB="635" distL="0" distR="0" simplePos="0" relativeHeight="2" behindDoc="1" locked="0" layoutInCell="0" allowOverlap="1">
                 <wp:simplePos x="0" y="0"/>
                 <wp:positionH relativeFrom="page">
                   <wp:posOffset>800100</wp:posOffset>
@@ -1169,7 +1145,7 @@
                 <wp:extent cx="6171565" cy="1270"/>
                 <wp:effectExtent l="0" t="5080" r="0" b="3810"/>
                 <wp:wrapTopAndBottom/>
-                <wp:docPr id="2" name="Graphic 2"/>
+                <wp:docPr id="5" name="Graphic 2"/>
                 <a:graphic xmlns:a="http://schemas.openxmlformats.org/drawingml/2006/main">
                   <a:graphicData uri="http://schemas.microsoft.com/office/word/2010/wordprocessingShape">
                     <wps:wsp>
@@ -1183,9 +1159,9 @@
                           <a:avLst/>
                           <a:gdLst>
                             <a:gd name="textAreaLeft" fmla="*/ 0 w 3498840"/>
-                            <a:gd name="textAreaRight" fmla="*/ 3499200 w 3498840"/>
+                            <a:gd name="textAreaRight" fmla="*/ 3499560 w 3498840"/>
                             <a:gd name="textAreaTop" fmla="*/ 0 h 720"/>
-                            <a:gd name="textAreaBottom" fmla="*/ 1080 h 720"/>
+                            <a:gd name="textAreaBottom" fmla="*/ 1440 h 720"/>
                           </a:gdLst>
                           <a:ahLst/>
                           <a:cxnLst/>
@@ -1259,7 +1235,7 @@
       </w:pPr>
       <w:r>
         <w:rPr/>
-        <w:t xml:space="preserve">Bachelor of Science in Information Technology</w:t>
+        <w:t>Bachelor of Science in Information Technology</w:t>
       </w:r>
     </w:p>
     <w:sectPr>
@@ -1581,6 +1557,7 @@
     <w:qFormat/>
     <w:pPr>
       <w:widowControl w:val="false"/>
+      <w:suppressAutoHyphens w:val="true"/>
       <w:bidi w:val="0"/>
       <w:spacing w:lineRule="auto" w:line="240" w:before="0" w:after="0"/>
       <w:ind w:start="0" w:end="0"/>

--- a/assets/Sean_Lennard_Orias_CV.docx
+++ b/assets/Sean_Lennard_Orias_CV.docx
@@ -1,51 +1,34 @@
 
 <file path=word/document.xml><?xml version="1.0" encoding="utf-8"?>
-<w:document xmlns:o="urn:schemas-microsoft-com:office:office" xmlns:r="http://schemas.openxmlformats.org/officeDocument/2006/relationships" xmlns:v="urn:schemas-microsoft-com:vml" xmlns:w="http://schemas.openxmlformats.org/wordprocessingml/2006/main" xmlns:w10="urn:schemas-microsoft-com:office:word" xmlns:wp="http://schemas.openxmlformats.org/drawingml/2006/wordprocessingDrawing" xmlns:pic="http://schemas.openxmlformats.org/drawingml/2006/picture" xmlns:wps="http://schemas.microsoft.com/office/word/2010/wordprocessingShape" xmlns:wpg="http://schemas.microsoft.com/office/word/2010/wordprocessingGroup" xmlns:mc="http://schemas.openxmlformats.org/markup-compatibility/2006" xmlns:wp14="http://schemas.microsoft.com/office/word/2010/wordprocessingDrawing" xmlns:w14="http://schemas.microsoft.com/office/word/2010/wordml" xmlns:w15="http://schemas.microsoft.com/office/word/2012/wordml" mc:Ignorable="w14 wp14 w15">
+<w:document xmlns:wpc="http://schemas.microsoft.com/office/word/2010/wordprocessingCanvas" xmlns:cx="http://schemas.microsoft.com/office/drawing/2014/chartex" xmlns:cx1="http://schemas.microsoft.com/office/drawing/2015/9/8/chartex" xmlns:cx2="http://schemas.microsoft.com/office/drawing/2015/10/21/chartex" xmlns:cx3="http://schemas.microsoft.com/office/drawing/2016/5/9/chartex" xmlns:cx4="http://schemas.microsoft.com/office/drawing/2016/5/10/chartex" xmlns:cx5="http://schemas.microsoft.com/office/drawing/2016/5/11/chartex" xmlns:cx6="http://schemas.microsoft.com/office/drawing/2016/5/12/chartex" xmlns:cx7="http://schemas.microsoft.com/office/drawing/2016/5/13/chartex" xmlns:cx8="http://schemas.microsoft.com/office/drawing/2016/5/14/chartex" xmlns:mc="http://schemas.openxmlformats.org/markup-compatibility/2006" xmlns:aink="http://schemas.microsoft.com/office/drawing/2016/ink" xmlns:am3d="http://schemas.microsoft.com/office/drawing/2017/model3d" xmlns:o="urn:schemas-microsoft-com:office:office" xmlns:oel="http://schemas.microsoft.com/office/2019/extlst" xmlns:r="http://schemas.openxmlformats.org/officeDocument/2006/relationships" xmlns:m="http://schemas.openxmlformats.org/officeDocument/2006/math" xmlns:v="urn:schemas-microsoft-com:vml" xmlns:wp14="http://schemas.microsoft.com/office/word/2010/wordprocessingDrawing" xmlns:wp="http://schemas.openxmlformats.org/drawingml/2006/wordprocessingDrawing" xmlns:w10="urn:schemas-microsoft-com:office:word" xmlns:w="http://schemas.openxmlformats.org/wordprocessingml/2006/main" xmlns:w14="http://schemas.microsoft.com/office/word/2010/wordml" xmlns:w15="http://schemas.microsoft.com/office/word/2012/wordml" xmlns:w16cex="http://schemas.microsoft.com/office/word/2018/wordml/cex" xmlns:w16cid="http://schemas.microsoft.com/office/word/2016/wordml/cid" xmlns:w16="http://schemas.microsoft.com/office/word/2018/wordml" xmlns:w16du="http://schemas.microsoft.com/office/word/2023/wordml/word16du" xmlns:w16sdtdh="http://schemas.microsoft.com/office/word/2020/wordml/sdtdatahash" xmlns:w16sdtfl="http://schemas.microsoft.com/office/word/2024/wordml/sdtformatlock" xmlns:w16se="http://schemas.microsoft.com/office/word/2015/wordml/symex" xmlns:wpg="http://schemas.microsoft.com/office/word/2010/wordprocessingGroup" xmlns:wpi="http://schemas.microsoft.com/office/word/2010/wordprocessingInk" xmlns:wne="http://schemas.microsoft.com/office/word/2006/wordml" xmlns:wps="http://schemas.microsoft.com/office/word/2010/wordprocessingShape" mc:Ignorable="w14 w15 w16se w16cid w16 w16cex w16sdtdh w16sdtfl w16du wp14">
   <w:body>
     <w:p>
       <w:pPr>
         <w:pStyle w:val="Title"/>
-        <w:spacing w:before="7" w:after="0"/>
-        <w:ind w:start="4" w:end="0"/>
+      </w:pPr>
+      <w:r>
+        <w:rPr>
+          <w:spacing w:val="-2"/>
+        </w:rPr>
+        <w:t>SEAN LENNARD A. ORIAS</w:t>
+      </w:r>
+    </w:p>
+    <w:p>
+      <w:pPr>
+        <w:pStyle w:val="BodyText"/>
+        <w:spacing w:before="57"/>
+        <w:ind w:left="4" w:right="3"/>
         <w:jc w:val="center"/>
-        <w:rPr/>
-      </w:pPr>
-      <w:r>
-        <w:rPr>
-          <w:spacing w:val="-2"/>
-        </w:rPr>
-        <w:t>SEAN LENNARD A. ORIAS</w:t>
-      </w:r>
-    </w:p>
-    <w:p>
-      <w:pPr>
-        <w:pStyle w:val="BodyText"/>
-        <w:spacing w:before="57" w:after="0"/>
-        <w:ind w:start="4" w:end="3"/>
-        <w:jc w:val="center"/>
-        <w:rPr/>
-      </w:pPr>
-      <w:hyperlink r:id="rId2">
+      </w:pPr>
+      <w:hyperlink r:id="rId5">
         <w:r>
-          <w:rPr>
-            <w:rStyle w:val="Style7"/>
-          </w:rPr>
           <w:t>seanoriasx@gmail.com</w:t>
         </w:r>
       </w:hyperlink>
       <w:r>
-        <w:rPr/>
-        <w:t xml:space="preserve">  | </w:t>
-      </w:r>
-      <w:r>
-        <w:rPr/>
-        <w:t>General Trias, Cavite</w:t>
-      </w:r>
-      <w:r>
-        <w:rPr/>
-        <w:t xml:space="preserve"> |  </w:t>
-      </w:r>
-      <w:hyperlink r:id="rId3">
+        <w:t xml:space="preserve">  | General Trias, Cavite |  </w:t>
+      </w:r>
+      <w:hyperlink r:id="rId6">
         <w:r>
           <w:rPr>
             <w:rStyle w:val="Hyperlink"/>
@@ -54,10 +37,9 @@
         </w:r>
       </w:hyperlink>
       <w:r>
-        <w:rPr/>
         <w:t xml:space="preserve">  |  </w:t>
       </w:r>
-      <w:hyperlink r:id="rId4">
+      <w:hyperlink r:id="rId7">
         <w:r>
           <w:rPr>
             <w:rStyle w:val="Hyperlink"/>
@@ -66,10 +48,9 @@
         </w:r>
       </w:hyperlink>
       <w:r>
-        <w:rPr/>
         <w:t xml:space="preserve">  |  </w:t>
       </w:r>
-      <w:hyperlink r:id="rId5">
+      <w:hyperlink r:id="rId8">
         <w:r>
           <w:rPr>
             <w:rStyle w:val="Hyperlink"/>
@@ -81,27 +62,24 @@
     <w:p>
       <w:pPr>
         <w:pStyle w:val="BodyText"/>
-        <w:spacing w:before="20" w:after="0"/>
+        <w:spacing w:before="20"/>
         <w:rPr>
           <w:sz w:val="10"/>
         </w:rPr>
       </w:pPr>
-      <w:r>
-        <w:rPr>
-          <w:sz w:val="10"/>
-        </w:rPr>
-      </w:r>
     </w:p>
     <w:p>
       <w:pPr>
         <w:pStyle w:val="Heading1"/>
-        <w:rPr/>
-      </w:pPr>
-      <w:r>
+      </w:pPr>
+      <w:r>
+        <w:rPr>
+          <w:noProof/>
+        </w:rPr>
         <mc:AlternateContent>
           <mc:Choice Requires="wps">
             <w:drawing>
-              <wp:anchor distT="0" distB="635" distL="0" distR="0" simplePos="0" relativeHeight="4" behindDoc="1" locked="0" layoutInCell="0" allowOverlap="1">
+              <wp:anchor distT="0" distB="635" distL="0" distR="0" simplePos="0" relativeHeight="4" behindDoc="1" locked="0" layoutInCell="0" allowOverlap="1" wp14:anchorId="41B46983" wp14:editId="4140A5E6">
                 <wp:simplePos x="0" y="0"/>
                 <wp:positionH relativeFrom="page">
                   <wp:posOffset>800100</wp:posOffset>
@@ -113,6 +91,7 @@
                 <wp:effectExtent l="0" t="5080" r="0" b="3810"/>
                 <wp:wrapTopAndBottom/>
                 <wp:docPr id="1" name="Graphic 4"/>
+                <wp:cNvGraphicFramePr/>
                 <a:graphic xmlns:a="http://schemas.openxmlformats.org/drawingml/2006/main">
                   <a:graphicData uri="http://schemas.microsoft.com/office/word/2010/wordprocessingShape">
                     <wps:wsp>
@@ -134,7 +113,7 @@
                           <a:cxnLst/>
                           <a:rect l="textAreaLeft" t="textAreaTop" r="textAreaRight" b="textAreaBottom"/>
                           <a:pathLst>
-                            <a:path w="6171565" h="0">
+                            <a:path w="6171565">
                               <a:moveTo>
                                 <a:pt x="6171565" y="0"/>
                               </a:moveTo>
@@ -142,7 +121,7 @@
                                 <a:pt x="0" y="0"/>
                               </a:lnTo>
                             </a:path>
-                            <a:path w="6171565" h="0">
+                            <a:path w="6171565">
                               <a:moveTo>
                                 <a:pt x="6171565" y="0"/>
                               </a:moveTo>
@@ -161,9 +140,15 @@
                         </a:ln>
                       </wps:spPr>
                       <wps:style>
-                        <a:lnRef idx="0"/>
-                        <a:fillRef idx="0"/>
-                        <a:effectRef idx="0"/>
+                        <a:lnRef idx="0">
+                          <a:scrgbClr r="0" g="0" b="0"/>
+                        </a:lnRef>
+                        <a:fillRef idx="0">
+                          <a:scrgbClr r="0" g="0" b="0"/>
+                        </a:fillRef>
+                        <a:effectRef idx="0">
+                          <a:scrgbClr r="0" g="0" b="0"/>
+                        </a:effectRef>
                         <a:fontRef idx="minor"/>
                       </wps:style>
                       <wps:bodyPr/>
@@ -174,50 +159,92 @@
             </w:drawing>
           </mc:Choice>
           <mc:Fallback>
-            <w:pict/>
+            <w:pict>
+              <v:shape w14:anchorId="3AB91F42" id="Graphic 4" o:spid="_x0000_s1026" style="position:absolute;margin-left:63pt;margin-top:15.8pt;width:485.95pt;height:.1pt;z-index:-503316476;visibility:visible;mso-wrap-style:square;mso-wrap-distance-left:0;mso-wrap-distance-top:0;mso-wrap-distance-right:0;mso-wrap-distance-bottom:.05pt;mso-position-horizontal:absolute;mso-position-horizontal-relative:page;mso-position-vertical:absolute;mso-position-vertical-relative:text;v-text-anchor:top" coordsize="6171565,1440" o:gfxdata="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" o:allowincell="f" path="m6171565,l,em6171565,l,e" filled="f" strokecolor="#2d2d2d">
+                <v:path arrowok="t" textboxrect="0,0,6172835,2880"/>
+                <w10:wrap type="topAndBottom" anchorx="page"/>
+              </v:shape>
+            </w:pict>
           </mc:Fallback>
         </mc:AlternateContent>
       </w:r>
       <w:r>
-        <w:rPr/>
         <w:t>EXPERIENCE</w:t>
       </w:r>
     </w:p>
     <w:p>
       <w:pPr>
-        <w:pStyle w:val="Normal"/>
-        <w:spacing w:before="104" w:after="0"/>
-        <w:ind w:hanging="0" w:start="181" w:end="0"/>
+        <w:spacing w:before="104"/>
+        <w:ind w:left="181"/>
         <w:jc w:val="both"/>
         <w:rPr>
           <w:sz w:val="20"/>
         </w:rPr>
       </w:pPr>
+      <w:proofErr w:type="spellStart"/>
       <w:r>
         <w:rPr>
           <w:b/>
           <w:sz w:val="20"/>
         </w:rPr>
-        <w:t>StartupLab Business Center &amp; AI Consulting Agency OPC</w:t>
-      </w:r>
-      <w:r>
-        <w:rPr>
-          <w:sz w:val="20"/>
-        </w:rPr>
-        <w:t xml:space="preserve">  |  </w:t>
+        <w:t>StartupLab</w:t>
+      </w:r>
+      <w:proofErr w:type="spellEnd"/>
+      <w:r>
+        <w:rPr>
+          <w:b/>
+          <w:sz w:val="20"/>
+        </w:rPr>
+        <w:t xml:space="preserve"> Business Center &amp; AI Consulting Agency </w:t>
+      </w:r>
+      <w:proofErr w:type="gramStart"/>
+      <w:r>
+        <w:rPr>
+          <w:b/>
+          <w:sz w:val="20"/>
+        </w:rPr>
+        <w:t>OPC</w:t>
+      </w:r>
+      <w:r>
+        <w:rPr>
+          <w:sz w:val="20"/>
+        </w:rPr>
+        <w:t xml:space="preserve">  |</w:t>
+      </w:r>
+      <w:proofErr w:type="gramEnd"/>
+      <w:r>
+        <w:rPr>
+          <w:sz w:val="20"/>
+        </w:rPr>
+        <w:t xml:space="preserve">  </w:t>
       </w:r>
       <w:r>
         <w:rPr>
           <w:i/>
           <w:sz w:val="20"/>
         </w:rPr>
-        <w:t>Server Administrator Intern</w:t>
-      </w:r>
-      <w:r>
-        <w:rPr>
-          <w:sz w:val="20"/>
-        </w:rPr>
-        <w:t xml:space="preserve">  (January 26 – April 15, 2026)</w:t>
+        <w:t xml:space="preserve">Server Administrator </w:t>
+      </w:r>
+      <w:proofErr w:type="gramStart"/>
+      <w:r>
+        <w:rPr>
+          <w:i/>
+          <w:sz w:val="20"/>
+        </w:rPr>
+        <w:t>Intern</w:t>
+      </w:r>
+      <w:r>
+        <w:rPr>
+          <w:sz w:val="20"/>
+        </w:rPr>
+        <w:t xml:space="preserve">  (</w:t>
+      </w:r>
+      <w:proofErr w:type="gramEnd"/>
+      <w:r>
+        <w:rPr>
+          <w:sz w:val="20"/>
+        </w:rPr>
+        <w:t>January 26 – April 15, 2026)</w:t>
       </w:r>
     </w:p>
     <w:p>
@@ -228,11 +255,10 @@
           <w:numId w:val="1"/>
         </w:numPr>
         <w:tabs>
-          <w:tab w:val="clear" w:pos="720"/>
-          <w:tab w:val="left" w:pos="662" w:leader="none"/>
-        </w:tabs>
-        <w:spacing w:lineRule="auto" w:line="240" w:before="80" w:after="0"/>
-        <w:ind w:hanging="240" w:start="662" w:end="213"/>
+          <w:tab w:val="left" w:pos="662"/>
+        </w:tabs>
+        <w:spacing w:before="80"/>
+        <w:ind w:right="213"/>
         <w:jc w:val="both"/>
         <w:rPr>
           <w:sz w:val="20"/>
@@ -253,21 +279,28 @@
           <w:numId w:val="1"/>
         </w:numPr>
         <w:tabs>
-          <w:tab w:val="clear" w:pos="720"/>
-          <w:tab w:val="left" w:pos="662" w:leader="none"/>
-        </w:tabs>
-        <w:spacing w:lineRule="auto" w:line="240" w:before="80" w:after="0"/>
-        <w:ind w:hanging="240" w:start="662" w:end="213"/>
+          <w:tab w:val="left" w:pos="662"/>
+        </w:tabs>
+        <w:spacing w:before="80"/>
+        <w:ind w:right="213"/>
         <w:jc w:val="both"/>
         <w:rPr>
           <w:sz w:val="20"/>
         </w:rPr>
       </w:pPr>
-      <w:r>
-        <w:rPr>
-          <w:sz w:val="20"/>
-        </w:rPr>
-        <w:t>Kept hosting servers healthy (clearing old logs, checking disk space, monitoring uptime), supporting a 99% uptime target.</w:t>
+      <w:proofErr w:type="gramStart"/>
+      <w:r>
+        <w:rPr>
+          <w:sz w:val="20"/>
+        </w:rPr>
+        <w:t>Kept</w:t>
+      </w:r>
+      <w:proofErr w:type="gramEnd"/>
+      <w:r>
+        <w:rPr>
+          <w:sz w:val="20"/>
+        </w:rPr>
+        <w:t xml:space="preserve"> hosting servers healthy (clearing old logs, checking disk space, monitoring uptime), supporting a 99% uptime target.</w:t>
       </w:r>
     </w:p>
     <w:p>
@@ -278,11 +311,10 @@
           <w:numId w:val="1"/>
         </w:numPr>
         <w:tabs>
-          <w:tab w:val="clear" w:pos="720"/>
-          <w:tab w:val="left" w:pos="662" w:leader="none"/>
-        </w:tabs>
-        <w:spacing w:lineRule="auto" w:line="240" w:before="80" w:after="0"/>
-        <w:ind w:hanging="240" w:start="662" w:end="213"/>
+          <w:tab w:val="left" w:pos="662"/>
+        </w:tabs>
+        <w:spacing w:before="80"/>
+        <w:ind w:right="213"/>
         <w:jc w:val="both"/>
         <w:rPr>
           <w:sz w:val="20"/>
@@ -303,11 +335,10 @@
           <w:numId w:val="1"/>
         </w:numPr>
         <w:tabs>
-          <w:tab w:val="clear" w:pos="720"/>
-          <w:tab w:val="left" w:pos="662" w:leader="none"/>
-        </w:tabs>
-        <w:spacing w:lineRule="auto" w:line="240" w:before="80" w:after="0"/>
-        <w:ind w:hanging="240" w:start="662" w:end="213"/>
+          <w:tab w:val="left" w:pos="662"/>
+        </w:tabs>
+        <w:spacing w:before="80"/>
+        <w:ind w:right="213"/>
         <w:jc w:val="both"/>
         <w:rPr>
           <w:sz w:val="20"/>
@@ -328,11 +359,10 @@
           <w:numId w:val="1"/>
         </w:numPr>
         <w:tabs>
-          <w:tab w:val="clear" w:pos="720"/>
-          <w:tab w:val="left" w:pos="662" w:leader="none"/>
-        </w:tabs>
-        <w:spacing w:lineRule="auto" w:line="240" w:before="80" w:after="0"/>
-        <w:ind w:hanging="240" w:start="662" w:end="213"/>
+          <w:tab w:val="left" w:pos="662"/>
+        </w:tabs>
+        <w:spacing w:before="80"/>
+        <w:ind w:right="213"/>
         <w:jc w:val="both"/>
         <w:rPr>
           <w:sz w:val="20"/>
@@ -348,27 +378,24 @@
     <w:p>
       <w:pPr>
         <w:pStyle w:val="BodyText"/>
-        <w:spacing w:before="20" w:after="0"/>
+        <w:spacing w:before="20"/>
         <w:rPr>
           <w:sz w:val="10"/>
         </w:rPr>
       </w:pPr>
-      <w:r>
-        <w:rPr>
-          <w:sz w:val="10"/>
-        </w:rPr>
-      </w:r>
     </w:p>
     <w:p>
       <w:pPr>
         <w:pStyle w:val="Heading1"/>
-        <w:rPr/>
-      </w:pPr>
-      <w:r>
+      </w:pPr>
+      <w:r>
+        <w:rPr>
+          <w:noProof/>
+        </w:rPr>
         <mc:AlternateContent>
           <mc:Choice Requires="wps">
             <w:drawing>
-              <wp:anchor distT="0" distB="635" distL="0" distR="0" simplePos="0" relativeHeight="5" behindDoc="1" locked="0" layoutInCell="0" allowOverlap="1">
+              <wp:anchor distT="0" distB="635" distL="0" distR="0" simplePos="0" relativeHeight="5" behindDoc="1" locked="0" layoutInCell="0" allowOverlap="1" wp14:anchorId="68294431" wp14:editId="1229EB43">
                 <wp:simplePos x="0" y="0"/>
                 <wp:positionH relativeFrom="page">
                   <wp:posOffset>800100</wp:posOffset>
@@ -380,6 +407,7 @@
                 <wp:effectExtent l="0" t="5080" r="0" b="3810"/>
                 <wp:wrapTopAndBottom/>
                 <wp:docPr id="2" name="Graphic 5"/>
+                <wp:cNvGraphicFramePr/>
                 <a:graphic xmlns:a="http://schemas.openxmlformats.org/drawingml/2006/main">
                   <a:graphicData uri="http://schemas.microsoft.com/office/word/2010/wordprocessingShape">
                     <wps:wsp>
@@ -401,7 +429,7 @@
                           <a:cxnLst/>
                           <a:rect l="textAreaLeft" t="textAreaTop" r="textAreaRight" b="textAreaBottom"/>
                           <a:pathLst>
-                            <a:path w="6171565" h="0">
+                            <a:path w="6171565">
                               <a:moveTo>
                                 <a:pt x="6171565" y="0"/>
                               </a:moveTo>
@@ -409,7 +437,7 @@
                                 <a:pt x="0" y="0"/>
                               </a:lnTo>
                             </a:path>
-                            <a:path w="6171565" h="0">
+                            <a:path w="6171565">
                               <a:moveTo>
                                 <a:pt x="6171565" y="0"/>
                               </a:moveTo>
@@ -428,9 +456,15 @@
                         </a:ln>
                       </wps:spPr>
                       <wps:style>
-                        <a:lnRef idx="0"/>
-                        <a:fillRef idx="0"/>
-                        <a:effectRef idx="0"/>
+                        <a:lnRef idx="0">
+                          <a:scrgbClr r="0" g="0" b="0"/>
+                        </a:lnRef>
+                        <a:fillRef idx="0">
+                          <a:scrgbClr r="0" g="0" b="0"/>
+                        </a:fillRef>
+                        <a:effectRef idx="0">
+                          <a:scrgbClr r="0" g="0" b="0"/>
+                        </a:effectRef>
                         <a:fontRef idx="minor"/>
                       </wps:style>
                       <wps:bodyPr/>
@@ -441,25 +475,26 @@
             </w:drawing>
           </mc:Choice>
           <mc:Fallback>
-            <w:pict/>
+            <w:pict>
+              <v:shape w14:anchorId="04477EEE" id="Graphic 5" o:spid="_x0000_s1026" style="position:absolute;margin-left:63pt;margin-top:15.8pt;width:485.95pt;height:.1pt;z-index:-503316475;visibility:visible;mso-wrap-style:square;mso-wrap-distance-left:0;mso-wrap-distance-top:0;mso-wrap-distance-right:0;mso-wrap-distance-bottom:.05pt;mso-position-horizontal:absolute;mso-position-horizontal-relative:page;mso-position-vertical:absolute;mso-position-vertical-relative:text;v-text-anchor:top" coordsize="6171565,1440" o:gfxdata="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" o:allowincell="f" path="m6171565,l,em6171565,l,e" filled="f" strokecolor="#2d2d2d">
+                <v:path arrowok="t" textboxrect="0,0,6172835,2880"/>
+                <w10:wrap type="topAndBottom" anchorx="page"/>
+              </v:shape>
+            </w:pict>
           </mc:Fallback>
         </mc:AlternateContent>
       </w:r>
       <w:r>
-        <w:rPr/>
         <w:t>PROJECTS</w:t>
       </w:r>
     </w:p>
     <w:p>
       <w:pPr>
-        <w:pStyle w:val="Normal"/>
-        <w:tabs>
-          <w:tab w:val="clear" w:pos="720"/>
-          <w:tab w:val="left" w:pos="3900" w:leader="none"/>
-        </w:tabs>
-        <w:spacing w:before="90" w:after="0"/>
-        <w:ind w:hanging="0" w:start="182" w:end="0"/>
-        <w:jc w:val="start"/>
+        <w:tabs>
+          <w:tab w:val="left" w:pos="3900"/>
+        </w:tabs>
+        <w:spacing w:before="90"/>
+        <w:ind w:left="182"/>
         <w:rPr>
           <w:i/>
           <w:sz w:val="20"/>
@@ -470,7 +505,22 @@
           <w:b/>
           <w:sz w:val="20"/>
         </w:rPr>
-        <w:t>Windows Active Directory Homelab</w:t>
+        <w:t xml:space="preserve">Windows Active Directory </w:t>
+      </w:r>
+      <w:proofErr w:type="spellStart"/>
+      <w:r>
+        <w:rPr>
+          <w:b/>
+          <w:sz w:val="20"/>
+        </w:rPr>
+        <w:t>Homelab</w:t>
+      </w:r>
+      <w:proofErr w:type="spellEnd"/>
+      <w:r>
+        <w:rPr>
+          <w:b/>
+          <w:sz w:val="20"/>
+        </w:rPr>
         <w:tab/>
       </w:r>
       <w:r>
@@ -480,7 +530,7 @@
         </w:rPr>
         <w:t xml:space="preserve">Personal Project — </w:t>
       </w:r>
-      <w:hyperlink r:id="rId6">
+      <w:hyperlink r:id="rId9">
         <w:r>
           <w:rPr>
             <w:rStyle w:val="Hyperlink"/>
@@ -497,11 +547,10 @@
           <w:numId w:val="1"/>
         </w:numPr>
         <w:tabs>
-          <w:tab w:val="clear" w:pos="720"/>
-          <w:tab w:val="left" w:pos="662" w:leader="none"/>
-        </w:tabs>
-        <w:spacing w:lineRule="auto" w:line="240" w:before="80" w:after="0"/>
-        <w:ind w:hanging="240" w:start="662" w:end="213"/>
+          <w:tab w:val="left" w:pos="662"/>
+        </w:tabs>
+        <w:spacing w:before="80"/>
+        <w:ind w:right="213"/>
         <w:jc w:val="both"/>
         <w:rPr>
           <w:sz w:val="20"/>
@@ -522,11 +571,10 @@
           <w:numId w:val="1"/>
         </w:numPr>
         <w:tabs>
-          <w:tab w:val="clear" w:pos="720"/>
-          <w:tab w:val="left" w:pos="662" w:leader="none"/>
-        </w:tabs>
-        <w:spacing w:lineRule="auto" w:line="240" w:before="80" w:after="0"/>
-        <w:ind w:hanging="240" w:start="662" w:end="213"/>
+          <w:tab w:val="left" w:pos="662"/>
+        </w:tabs>
+        <w:spacing w:before="80"/>
+        <w:ind w:right="213"/>
         <w:jc w:val="both"/>
         <w:rPr>
           <w:sz w:val="20"/>
@@ -547,11 +595,10 @@
           <w:numId w:val="1"/>
         </w:numPr>
         <w:tabs>
-          <w:tab w:val="clear" w:pos="720"/>
-          <w:tab w:val="left" w:pos="662" w:leader="none"/>
-        </w:tabs>
-        <w:spacing w:lineRule="auto" w:line="240" w:before="80" w:after="0"/>
-        <w:ind w:hanging="240" w:start="662" w:end="213"/>
+          <w:tab w:val="left" w:pos="662"/>
+        </w:tabs>
+        <w:spacing w:before="80"/>
+        <w:ind w:right="213"/>
         <w:jc w:val="both"/>
         <w:rPr>
           <w:sz w:val="20"/>
@@ -572,11 +619,10 @@
           <w:numId w:val="1"/>
         </w:numPr>
         <w:tabs>
-          <w:tab w:val="clear" w:pos="720"/>
-          <w:tab w:val="left" w:pos="662" w:leader="none"/>
-        </w:tabs>
-        <w:spacing w:lineRule="auto" w:line="240" w:before="80" w:after="0"/>
-        <w:ind w:hanging="240" w:start="662" w:end="213"/>
+          <w:tab w:val="left" w:pos="662"/>
+        </w:tabs>
+        <w:spacing w:before="80"/>
+        <w:ind w:right="213"/>
         <w:jc w:val="both"/>
         <w:rPr>
           <w:sz w:val="20"/>
@@ -591,14 +637,11 @@
     </w:p>
     <w:p>
       <w:pPr>
-        <w:pStyle w:val="Normal"/>
-        <w:tabs>
-          <w:tab w:val="clear" w:pos="720"/>
-          <w:tab w:val="left" w:pos="3900" w:leader="none"/>
-        </w:tabs>
-        <w:spacing w:before="90" w:after="0"/>
-        <w:ind w:hanging="0" w:start="182" w:end="0"/>
-        <w:jc w:val="start"/>
+        <w:tabs>
+          <w:tab w:val="left" w:pos="3900"/>
+        </w:tabs>
+        <w:spacing w:before="90"/>
+        <w:ind w:left="182"/>
         <w:rPr>
           <w:i/>
           <w:sz w:val="20"/>
@@ -610,6 +653,12 @@
           <w:sz w:val="20"/>
         </w:rPr>
         <w:t>Twitch Emote No-Restart</w:t>
+      </w:r>
+      <w:r>
+        <w:rPr>
+          <w:b/>
+          <w:sz w:val="20"/>
+        </w:rPr>
         <w:tab/>
       </w:r>
       <w:r>
@@ -619,7 +668,7 @@
         </w:rPr>
         <w:t xml:space="preserve">Personal Project — </w:t>
       </w:r>
-      <w:hyperlink r:id="rId7">
+      <w:hyperlink r:id="rId10">
         <w:r>
           <w:rPr>
             <w:rStyle w:val="Hyperlink"/>
@@ -636,11 +685,10 @@
           <w:numId w:val="1"/>
         </w:numPr>
         <w:tabs>
-          <w:tab w:val="clear" w:pos="720"/>
-          <w:tab w:val="left" w:pos="662" w:leader="none"/>
-        </w:tabs>
-        <w:spacing w:lineRule="auto" w:line="240" w:before="80" w:after="0"/>
-        <w:ind w:hanging="240" w:start="662" w:end="213"/>
+          <w:tab w:val="left" w:pos="662"/>
+        </w:tabs>
+        <w:spacing w:before="80"/>
+        <w:ind w:right="213"/>
         <w:jc w:val="both"/>
         <w:rPr>
           <w:sz w:val="20"/>
@@ -661,11 +709,10 @@
           <w:numId w:val="1"/>
         </w:numPr>
         <w:tabs>
-          <w:tab w:val="clear" w:pos="720"/>
-          <w:tab w:val="left" w:pos="662" w:leader="none"/>
-        </w:tabs>
-        <w:spacing w:lineRule="auto" w:line="240" w:before="80" w:after="0"/>
-        <w:ind w:hanging="240" w:start="662" w:end="213"/>
+          <w:tab w:val="left" w:pos="662"/>
+        </w:tabs>
+        <w:spacing w:before="80"/>
+        <w:ind w:right="213"/>
         <w:jc w:val="both"/>
         <w:rPr>
           <w:sz w:val="20"/>
@@ -680,14 +727,11 @@
     </w:p>
     <w:p>
       <w:pPr>
-        <w:pStyle w:val="Normal"/>
-        <w:tabs>
-          <w:tab w:val="clear" w:pos="720"/>
-          <w:tab w:val="left" w:pos="3900" w:leader="none"/>
-        </w:tabs>
-        <w:spacing w:before="90" w:after="0"/>
-        <w:ind w:hanging="0" w:start="182" w:end="0"/>
-        <w:jc w:val="start"/>
+        <w:tabs>
+          <w:tab w:val="left" w:pos="3900"/>
+        </w:tabs>
+        <w:spacing w:before="90"/>
+        <w:ind w:left="182"/>
         <w:rPr>
           <w:i/>
           <w:sz w:val="20"/>
@@ -699,6 +743,12 @@
           <w:sz w:val="20"/>
         </w:rPr>
         <w:t>Git Publish Automation</w:t>
+      </w:r>
+      <w:r>
+        <w:rPr>
+          <w:b/>
+          <w:sz w:val="20"/>
+        </w:rPr>
         <w:tab/>
       </w:r>
       <w:r>
@@ -708,7 +758,7 @@
         </w:rPr>
         <w:t xml:space="preserve">Personal Project — </w:t>
       </w:r>
-      <w:hyperlink r:id="rId8">
+      <w:hyperlink r:id="rId11">
         <w:r>
           <w:rPr>
             <w:rStyle w:val="Hyperlink"/>
@@ -725,11 +775,10 @@
           <w:numId w:val="1"/>
         </w:numPr>
         <w:tabs>
-          <w:tab w:val="clear" w:pos="720"/>
-          <w:tab w:val="left" w:pos="662" w:leader="none"/>
-        </w:tabs>
-        <w:spacing w:lineRule="auto" w:line="240" w:before="80" w:after="0"/>
-        <w:ind w:hanging="240" w:start="662" w:end="213"/>
+          <w:tab w:val="left" w:pos="662"/>
+        </w:tabs>
+        <w:spacing w:before="80"/>
+        <w:ind w:right="213"/>
         <w:jc w:val="both"/>
         <w:rPr>
           <w:sz w:val="20"/>
@@ -744,14 +793,11 @@
     </w:p>
     <w:p>
       <w:pPr>
-        <w:pStyle w:val="Normal"/>
-        <w:tabs>
-          <w:tab w:val="clear" w:pos="720"/>
-          <w:tab w:val="left" w:pos="3900" w:leader="none"/>
-        </w:tabs>
-        <w:spacing w:before="90" w:after="0"/>
-        <w:ind w:hanging="0" w:start="182" w:end="0"/>
-        <w:jc w:val="start"/>
+        <w:tabs>
+          <w:tab w:val="left" w:pos="3900"/>
+        </w:tabs>
+        <w:spacing w:before="90"/>
+        <w:ind w:left="182"/>
         <w:rPr>
           <w:i/>
           <w:sz w:val="20"/>
@@ -763,6 +809,12 @@
           <w:sz w:val="20"/>
         </w:rPr>
         <w:t>Disaster Preparedness Game</w:t>
+      </w:r>
+      <w:r>
+        <w:rPr>
+          <w:b/>
+          <w:sz w:val="20"/>
+        </w:rPr>
         <w:tab/>
       </w:r>
       <w:r>
@@ -781,11 +833,10 @@
           <w:numId w:val="1"/>
         </w:numPr>
         <w:tabs>
-          <w:tab w:val="clear" w:pos="720"/>
-          <w:tab w:val="left" w:pos="662" w:leader="none"/>
-        </w:tabs>
-        <w:spacing w:lineRule="auto" w:line="240" w:before="80" w:after="0"/>
-        <w:ind w:hanging="240" w:start="662" w:end="213"/>
+          <w:tab w:val="left" w:pos="662"/>
+        </w:tabs>
+        <w:spacing w:before="80"/>
+        <w:ind w:right="213"/>
         <w:jc w:val="both"/>
         <w:rPr>
           <w:sz w:val="20"/>
@@ -801,27 +852,24 @@
     <w:p>
       <w:pPr>
         <w:pStyle w:val="BodyText"/>
-        <w:spacing w:before="20" w:after="0"/>
+        <w:spacing w:before="20"/>
         <w:rPr>
           <w:sz w:val="10"/>
         </w:rPr>
       </w:pPr>
-      <w:r>
-        <w:rPr>
-          <w:sz w:val="10"/>
-        </w:rPr>
-      </w:r>
     </w:p>
     <w:p>
       <w:pPr>
         <w:pStyle w:val="Heading1"/>
-        <w:rPr/>
-      </w:pPr>
-      <w:r>
+      </w:pPr>
+      <w:r>
+        <w:rPr>
+          <w:noProof/>
+        </w:rPr>
         <mc:AlternateContent>
           <mc:Choice Requires="wps">
             <w:drawing>
-              <wp:anchor distT="0" distB="635" distL="0" distR="0" simplePos="0" relativeHeight="3" behindDoc="1" locked="0" layoutInCell="0" allowOverlap="1">
+              <wp:anchor distT="0" distB="635" distL="0" distR="0" simplePos="0" relativeHeight="3" behindDoc="1" locked="0" layoutInCell="0" allowOverlap="1" wp14:anchorId="6D332C8C" wp14:editId="5F40F470">
                 <wp:simplePos x="0" y="0"/>
                 <wp:positionH relativeFrom="page">
                   <wp:posOffset>800100</wp:posOffset>
@@ -833,6 +881,7 @@
                 <wp:effectExtent l="0" t="5080" r="0" b="3810"/>
                 <wp:wrapTopAndBottom/>
                 <wp:docPr id="3" name="Graphic 3"/>
+                <wp:cNvGraphicFramePr/>
                 <a:graphic xmlns:a="http://schemas.openxmlformats.org/drawingml/2006/main">
                   <a:graphicData uri="http://schemas.microsoft.com/office/word/2010/wordprocessingShape">
                     <wps:wsp>
@@ -854,7 +903,7 @@
                           <a:cxnLst/>
                           <a:rect l="textAreaLeft" t="textAreaTop" r="textAreaRight" b="textAreaBottom"/>
                           <a:pathLst>
-                            <a:path w="6171565" h="0">
+                            <a:path w="6171565">
                               <a:moveTo>
                                 <a:pt x="6171565" y="0"/>
                               </a:moveTo>
@@ -862,7 +911,7 @@
                                 <a:pt x="0" y="0"/>
                               </a:lnTo>
                             </a:path>
-                            <a:path w="6171565" h="0">
+                            <a:path w="6171565">
                               <a:moveTo>
                                 <a:pt x="6171565" y="0"/>
                               </a:moveTo>
@@ -881,9 +930,15 @@
                         </a:ln>
                       </wps:spPr>
                       <wps:style>
-                        <a:lnRef idx="0"/>
-                        <a:fillRef idx="0"/>
-                        <a:effectRef idx="0"/>
+                        <a:lnRef idx="0">
+                          <a:scrgbClr r="0" g="0" b="0"/>
+                        </a:lnRef>
+                        <a:fillRef idx="0">
+                          <a:scrgbClr r="0" g="0" b="0"/>
+                        </a:fillRef>
+                        <a:effectRef idx="0">
+                          <a:scrgbClr r="0" g="0" b="0"/>
+                        </a:effectRef>
                         <a:fontRef idx="minor"/>
                       </wps:style>
                       <wps:bodyPr/>
@@ -894,21 +949,24 @@
             </w:drawing>
           </mc:Choice>
           <mc:Fallback>
-            <w:pict/>
+            <w:pict>
+              <v:shape w14:anchorId="588E7EF3" id="Graphic 3" o:spid="_x0000_s1026" style="position:absolute;margin-left:63pt;margin-top:15.8pt;width:485.95pt;height:.1pt;z-index:-503316477;visibility:visible;mso-wrap-style:square;mso-wrap-distance-left:0;mso-wrap-distance-top:0;mso-wrap-distance-right:0;mso-wrap-distance-bottom:.05pt;mso-position-horizontal:absolute;mso-position-horizontal-relative:page;mso-position-vertical:absolute;mso-position-vertical-relative:text;v-text-anchor:top" coordsize="6171565,1440" o:gfxdata="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" o:allowincell="f" path="m6171565,l,em6171565,l,e" filled="f" strokecolor="#2d2d2d">
+                <v:path arrowok="t" textboxrect="0,0,6172835,2880"/>
+                <w10:wrap type="topAndBottom" anchorx="page"/>
+              </v:shape>
+            </w:pict>
           </mc:Fallback>
         </mc:AlternateContent>
       </w:r>
       <w:r>
-        <w:rPr/>
         <w:t>TECHNICAL SKILLS</w:t>
       </w:r>
     </w:p>
     <w:p>
       <w:pPr>
         <w:pStyle w:val="BodyText"/>
-        <w:spacing w:before="90" w:after="0"/>
-        <w:ind w:start="182" w:end="0"/>
-        <w:rPr/>
+        <w:spacing w:before="90"/>
+        <w:ind w:left="182"/>
       </w:pPr>
       <w:r>
         <w:rPr>
@@ -917,16 +975,14 @@
         <w:t xml:space="preserve">Windows &amp; Active Directory: </w:t>
       </w:r>
       <w:r>
-        <w:rPr/>
         <w:t>Windows Server 2025, Windows 11, Active Directory users and groups, Group Policy, DNS, DHCP, folder permissions</w:t>
       </w:r>
     </w:p>
     <w:p>
       <w:pPr>
         <w:pStyle w:val="BodyText"/>
-        <w:spacing w:before="90" w:after="0"/>
-        <w:ind w:start="182" w:end="0"/>
-        <w:rPr/>
+        <w:spacing w:before="90"/>
+        <w:ind w:left="182"/>
       </w:pPr>
       <w:r>
         <w:rPr>
@@ -935,16 +991,22 @@
         <w:t xml:space="preserve">Web Hosting &amp; Servers: </w:t>
       </w:r>
       <w:r>
-        <w:rPr/>
-        <w:t>cPanel, WHM, CyberPanel, Hostinger, Linux command line, backups, scheduled tasks, monitoring</w:t>
+        <w:t xml:space="preserve">cPanel, WHM, </w:t>
+      </w:r>
+      <w:proofErr w:type="spellStart"/>
+      <w:r>
+        <w:t>CyberPanel</w:t>
+      </w:r>
+      <w:proofErr w:type="spellEnd"/>
+      <w:r>
+        <w:t>, Hostinger, Linux command line, backups, scheduled tasks, monitoring</w:t>
       </w:r>
     </w:p>
     <w:p>
       <w:pPr>
         <w:pStyle w:val="BodyText"/>
-        <w:spacing w:before="90" w:after="0"/>
-        <w:ind w:start="182" w:end="0"/>
-        <w:rPr/>
+        <w:spacing w:before="90"/>
+        <w:ind w:left="182"/>
       </w:pPr>
       <w:r>
         <w:rPr>
@@ -953,16 +1015,22 @@
         <w:t xml:space="preserve">Domains &amp; DNS: </w:t>
       </w:r>
       <w:r>
-        <w:rPr/>
-        <w:t>Cloudflare, Domainmod, DNS records, moving live domains between servers</w:t>
+        <w:t xml:space="preserve">Cloudflare, </w:t>
+      </w:r>
+      <w:proofErr w:type="spellStart"/>
+      <w:r>
+        <w:t>Domainmod</w:t>
+      </w:r>
+      <w:proofErr w:type="spellEnd"/>
+      <w:r>
+        <w:t>, DNS records, moving live domains between servers</w:t>
       </w:r>
     </w:p>
     <w:p>
       <w:pPr>
         <w:pStyle w:val="BodyText"/>
-        <w:spacing w:before="90" w:after="0"/>
-        <w:ind w:start="182" w:end="0"/>
-        <w:rPr/>
+        <w:spacing w:before="90"/>
+        <w:ind w:left="182"/>
       </w:pPr>
       <w:r>
         <w:rPr>
@@ -971,16 +1039,22 @@
         <w:t xml:space="preserve">IT Support: </w:t>
       </w:r>
       <w:r>
-        <w:rPr/>
-        <w:t>Email delivery problems, spam blocklists, webmail access, BeDesk ticketing, Microsoft 365, Google Workspace</w:t>
+        <w:t xml:space="preserve">Email delivery problems, spam blocklists, webmail access, </w:t>
+      </w:r>
+      <w:proofErr w:type="spellStart"/>
+      <w:r>
+        <w:t>BeDesk</w:t>
+      </w:r>
+      <w:proofErr w:type="spellEnd"/>
+      <w:r>
+        <w:t xml:space="preserve"> ticketing, Microsoft 365, Google Workspace</w:t>
       </w:r>
     </w:p>
     <w:p>
       <w:pPr>
         <w:pStyle w:val="BodyText"/>
-        <w:spacing w:before="90" w:after="0"/>
-        <w:ind w:start="182" w:end="0"/>
-        <w:rPr/>
+        <w:spacing w:before="90"/>
+        <w:ind w:left="182"/>
       </w:pPr>
       <w:r>
         <w:rPr>
@@ -989,34 +1063,30 @@
         <w:t xml:space="preserve">Scripting &amp; Documentation: </w:t>
       </w:r>
       <w:r>
-        <w:rPr/>
         <w:t>PowerShell, Bash, JavaScript, C# (Unity), technical writing</w:t>
       </w:r>
     </w:p>
     <w:p>
       <w:pPr>
         <w:pStyle w:val="BodyText"/>
-        <w:spacing w:before="20" w:after="0"/>
+        <w:spacing w:before="20"/>
         <w:rPr>
           <w:sz w:val="10"/>
         </w:rPr>
       </w:pPr>
-      <w:r>
-        <w:rPr>
-          <w:sz w:val="10"/>
-        </w:rPr>
-      </w:r>
     </w:p>
     <w:p>
       <w:pPr>
         <w:pStyle w:val="Heading1"/>
-        <w:rPr/>
-      </w:pPr>
-      <w:r>
+      </w:pPr>
+      <w:r>
+        <w:rPr>
+          <w:noProof/>
+        </w:rPr>
         <mc:AlternateContent>
           <mc:Choice Requires="wps">
             <w:drawing>
-              <wp:anchor distT="0" distB="635" distL="0" distR="0" simplePos="0" relativeHeight="6" behindDoc="1" locked="0" layoutInCell="0" allowOverlap="1">
+              <wp:anchor distT="0" distB="635" distL="0" distR="0" simplePos="0" relativeHeight="6" behindDoc="1" locked="0" layoutInCell="0" allowOverlap="1" wp14:anchorId="59EE5702" wp14:editId="278CDE44">
                 <wp:simplePos x="0" y="0"/>
                 <wp:positionH relativeFrom="page">
                   <wp:posOffset>800100</wp:posOffset>
@@ -1028,6 +1098,7 @@
                 <wp:effectExtent l="0" t="5080" r="0" b="3810"/>
                 <wp:wrapTopAndBottom/>
                 <wp:docPr id="4" name="Graphic 6"/>
+                <wp:cNvGraphicFramePr/>
                 <a:graphic xmlns:a="http://schemas.openxmlformats.org/drawingml/2006/main">
                   <a:graphicData uri="http://schemas.microsoft.com/office/word/2010/wordprocessingShape">
                     <wps:wsp>
@@ -1049,7 +1120,7 @@
                           <a:cxnLst/>
                           <a:rect l="textAreaLeft" t="textAreaTop" r="textAreaRight" b="textAreaBottom"/>
                           <a:pathLst>
-                            <a:path w="6171565" h="0">
+                            <a:path w="6171565">
                               <a:moveTo>
                                 <a:pt x="6171565" y="0"/>
                               </a:moveTo>
@@ -1057,7 +1128,7 @@
                                 <a:pt x="0" y="0"/>
                               </a:lnTo>
                             </a:path>
-                            <a:path w="6171565" h="0">
+                            <a:path w="6171565">
                               <a:moveTo>
                                 <a:pt x="6171565" y="0"/>
                               </a:moveTo>
@@ -1076,9 +1147,15 @@
                         </a:ln>
                       </wps:spPr>
                       <wps:style>
-                        <a:lnRef idx="0"/>
-                        <a:fillRef idx="0"/>
-                        <a:effectRef idx="0"/>
+                        <a:lnRef idx="0">
+                          <a:scrgbClr r="0" g="0" b="0"/>
+                        </a:lnRef>
+                        <a:fillRef idx="0">
+                          <a:scrgbClr r="0" g="0" b="0"/>
+                        </a:fillRef>
+                        <a:effectRef idx="0">
+                          <a:scrgbClr r="0" g="0" b="0"/>
+                        </a:effectRef>
                         <a:fontRef idx="minor"/>
                       </wps:style>
                       <wps:bodyPr/>
@@ -1089,52 +1166,91 @@
             </w:drawing>
           </mc:Choice>
           <mc:Fallback>
-            <w:pict/>
+            <w:pict>
+              <v:shape w14:anchorId="38AD93D2" id="Graphic 6" o:spid="_x0000_s1026" style="position:absolute;margin-left:63pt;margin-top:15.8pt;width:485.95pt;height:.1pt;z-index:-503316474;visibility:visible;mso-wrap-style:square;mso-wrap-distance-left:0;mso-wrap-distance-top:0;mso-wrap-distance-right:0;mso-wrap-distance-bottom:.05pt;mso-position-horizontal:absolute;mso-position-horizontal-relative:page;mso-position-vertical:absolute;mso-position-vertical-relative:text;v-text-anchor:top" coordsize="6171565,1440" o:gfxdata="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" o:allowincell="f" path="m6171565,l,em6171565,l,e" filled="f" strokecolor="#2d2d2d">
+                <v:path arrowok="t" textboxrect="0,0,6172835,2880"/>
+                <w10:wrap type="topAndBottom" anchorx="page"/>
+              </v:shape>
+            </w:pict>
           </mc:Fallback>
         </mc:AlternateContent>
       </w:r>
       <w:r>
-        <w:rPr/>
         <w:t>CERTIFICATIONS</w:t>
       </w:r>
     </w:p>
     <w:p>
       <w:pPr>
         <w:pStyle w:val="BodyText"/>
-        <w:spacing w:before="90" w:after="0"/>
-        <w:ind w:start="182" w:end="0"/>
+        <w:spacing w:before="90"/>
+        <w:ind w:left="182"/>
         <w:jc w:val="both"/>
-        <w:rPr/>
-      </w:pPr>
-      <w:r>
-        <w:rPr/>
-        <w:t>Certified Cloud System Analyst [CCSA] (2026)  ·  Google AI Essentials, Coursera (2026)  ·  Google Cybersecurity Certificate, Coursera (2026)  ·  IT Specialist — Databases, Certiport (2024)  ·  SAP Business One, SAP (2023)</w:t>
+      </w:pPr>
+      <w:r>
+        <w:t>Certified Cloud System Analyst [CCSA] (2026</w:t>
+      </w:r>
+      <w:proofErr w:type="gramStart"/>
+      <w:r>
+        <w:t>)  ·</w:t>
+      </w:r>
+      <w:proofErr w:type="gramEnd"/>
+      <w:r>
+        <w:t xml:space="preserve">  Google AI Essentials, Coursera (2026</w:t>
+      </w:r>
+      <w:proofErr w:type="gramStart"/>
+      <w:r>
+        <w:t>)  ·</w:t>
+      </w:r>
+      <w:proofErr w:type="gramEnd"/>
+      <w:r>
+        <w:t xml:space="preserve">  Google Cybersecurity Certificate, Coursera (2026</w:t>
+      </w:r>
+      <w:proofErr w:type="gramStart"/>
+      <w:r>
+        <w:t>)  ·</w:t>
+      </w:r>
+      <w:proofErr w:type="gramEnd"/>
+      <w:r>
+        <w:t xml:space="preserve">  IT Specialist — Databases, </w:t>
+      </w:r>
+      <w:proofErr w:type="spellStart"/>
+      <w:r>
+        <w:t>Certiport</w:t>
+      </w:r>
+      <w:proofErr w:type="spellEnd"/>
+      <w:r>
+        <w:t xml:space="preserve"> (2024</w:t>
+      </w:r>
+      <w:proofErr w:type="gramStart"/>
+      <w:r>
+        <w:t>)  ·</w:t>
+      </w:r>
+      <w:proofErr w:type="gramEnd"/>
+      <w:r>
+        <w:t xml:space="preserve">  SAP Business One, SAP (2023)</w:t>
       </w:r>
     </w:p>
     <w:p>
       <w:pPr>
         <w:pStyle w:val="BodyText"/>
-        <w:spacing w:before="20" w:after="0"/>
+        <w:spacing w:before="20"/>
         <w:rPr>
           <w:sz w:val="10"/>
         </w:rPr>
       </w:pPr>
-      <w:r>
-        <w:rPr>
-          <w:sz w:val="10"/>
-        </w:rPr>
-      </w:r>
     </w:p>
     <w:p>
       <w:pPr>
         <w:pStyle w:val="Heading1"/>
-        <w:rPr/>
-      </w:pPr>
-      <w:r>
+      </w:pPr>
+      <w:r>
+        <w:rPr>
+          <w:noProof/>
+        </w:rPr>
         <mc:AlternateContent>
           <mc:Choice Requires="wps">
             <w:drawing>
-              <wp:anchor distT="0" distB="635" distL="0" distR="0" simplePos="0" relativeHeight="2" behindDoc="1" locked="0" layoutInCell="0" allowOverlap="1">
+              <wp:anchor distT="0" distB="635" distL="0" distR="0" simplePos="0" relativeHeight="2" behindDoc="1" locked="0" layoutInCell="0" allowOverlap="1" wp14:anchorId="623797D0" wp14:editId="09C800D9">
                 <wp:simplePos x="0" y="0"/>
                 <wp:positionH relativeFrom="page">
                   <wp:posOffset>800100</wp:posOffset>
@@ -1146,6 +1262,7 @@
                 <wp:effectExtent l="0" t="5080" r="0" b="3810"/>
                 <wp:wrapTopAndBottom/>
                 <wp:docPr id="5" name="Graphic 2"/>
+                <wp:cNvGraphicFramePr/>
                 <a:graphic xmlns:a="http://schemas.openxmlformats.org/drawingml/2006/main">
                   <a:graphicData uri="http://schemas.microsoft.com/office/word/2010/wordprocessingShape">
                     <wps:wsp>
@@ -1167,7 +1284,7 @@
                           <a:cxnLst/>
                           <a:rect l="textAreaLeft" t="textAreaTop" r="textAreaRight" b="textAreaBottom"/>
                           <a:pathLst>
-                            <a:path w="6171565" h="0">
+                            <a:path w="6171565">
                               <a:moveTo>
                                 <a:pt x="6171565" y="0"/>
                               </a:moveTo>
@@ -1175,7 +1292,7 @@
                                 <a:pt x="0" y="0"/>
                               </a:lnTo>
                             </a:path>
-                            <a:path w="6171565" h="0">
+                            <a:path w="6171565">
                               <a:moveTo>
                                 <a:pt x="6171565" y="0"/>
                               </a:moveTo>
@@ -1194,9 +1311,15 @@
                         </a:ln>
                       </wps:spPr>
                       <wps:style>
-                        <a:lnRef idx="0"/>
-                        <a:fillRef idx="0"/>
-                        <a:effectRef idx="0"/>
+                        <a:lnRef idx="0">
+                          <a:scrgbClr r="0" g="0" b="0"/>
+                        </a:lnRef>
+                        <a:fillRef idx="0">
+                          <a:scrgbClr r="0" g="0" b="0"/>
+                        </a:fillRef>
+                        <a:effectRef idx="0">
+                          <a:scrgbClr r="0" g="0" b="0"/>
+                        </a:effectRef>
                         <a:fontRef idx="minor"/>
                       </wps:style>
                       <wps:bodyPr/>
@@ -1207,69 +1330,73 @@
             </w:drawing>
           </mc:Choice>
           <mc:Fallback>
-            <w:pict/>
+            <w:pict>
+              <v:shape w14:anchorId="5C4E4134" id="Graphic 2" o:spid="_x0000_s1026" style="position:absolute;margin-left:63pt;margin-top:15.8pt;width:485.95pt;height:.1pt;z-index:-503316478;visibility:visible;mso-wrap-style:square;mso-wrap-distance-left:0;mso-wrap-distance-top:0;mso-wrap-distance-right:0;mso-wrap-distance-bottom:.05pt;mso-position-horizontal:absolute;mso-position-horizontal-relative:page;mso-position-vertical:absolute;mso-position-vertical-relative:text;v-text-anchor:top" coordsize="6171565,1440" o:gfxdata="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" o:allowincell="f" path="m6171565,l,em6171565,l,e" filled="f" strokecolor="#2d2d2d">
+                <v:path arrowok="t" textboxrect="0,0,6172835,2880"/>
+                <w10:wrap type="topAndBottom" anchorx="page"/>
+              </v:shape>
+            </w:pict>
           </mc:Fallback>
         </mc:AlternateContent>
       </w:r>
       <w:r>
-        <w:rPr/>
         <w:t>EDUCATION</w:t>
       </w:r>
     </w:p>
     <w:p>
       <w:pPr>
         <w:pStyle w:val="Heading2"/>
-        <w:rPr/>
-      </w:pPr>
-      <w:r>
-        <w:rPr/>
+      </w:pPr>
+      <w:r>
         <w:t>Lyceum of the Philippines University – Cavite</w:t>
       </w:r>
     </w:p>
     <w:p>
       <w:pPr>
         <w:pStyle w:val="BodyText"/>
-        <w:spacing w:before="40" w:after="0"/>
-        <w:ind w:start="182" w:end="0"/>
-        <w:rPr/>
-      </w:pPr>
-      <w:r>
-        <w:rPr/>
+        <w:spacing w:before="40"/>
+        <w:ind w:left="182"/>
+      </w:pPr>
+      <w:r>
         <w:t>Bachelor of Science in Information Technology</w:t>
       </w:r>
+      <w:r>
+        <w:t xml:space="preserve"> - 2026</w:t>
+      </w:r>
     </w:p>
     <w:sectPr>
-      <w:type w:val="nextPage"/>
       <w:pgSz w:w="12240" w:h="15840"/>
-      <w:pgMar w:left="1080" w:right="1080" w:gutter="0" w:header="0" w:top="900" w:footer="0" w:bottom="280"/>
-      <w:pgNumType w:fmt="decimal"/>
-      <w:formProt w:val="false"/>
-      <w:textDirection w:val="lrTb"/>
-      <w:docGrid w:type="default" w:linePitch="100" w:charSpace="0"/>
+      <w:pgMar w:top="900" w:right="1080" w:bottom="280" w:left="1080" w:header="0" w:footer="0" w:gutter="0"/>
+      <w:cols w:space="720"/>
+      <w:formProt w:val="0"/>
+      <w:docGrid w:linePitch="100"/>
     </w:sectPr>
   </w:body>
 </w:document>
 </file>
 
 <file path=word/numbering.xml><?xml version="1.0" encoding="utf-8"?>
-<w:numbering xmlns:w="http://schemas.openxmlformats.org/wordprocessingml/2006/main" xmlns:o="urn:schemas-microsoft-com:office:office" xmlns:r="http://schemas.openxmlformats.org/officeDocument/2006/relationships" xmlns:v="urn:schemas-microsoft-com:vml" xmlns:mc="http://schemas.openxmlformats.org/markup-compatibility/2006" xmlns:w14="http://schemas.microsoft.com/office/word/2010/wordml" mc:Ignorable="w14">
-  <w:abstractNum w:abstractNumId="1">
+<w:numbering xmlns:wpc="http://schemas.microsoft.com/office/word/2010/wordprocessingCanvas" xmlns:cx="http://schemas.microsoft.com/office/drawing/2014/chartex" xmlns:cx1="http://schemas.microsoft.com/office/drawing/2015/9/8/chartex" xmlns:cx2="http://schemas.microsoft.com/office/drawing/2015/10/21/chartex" xmlns:cx3="http://schemas.microsoft.com/office/drawing/2016/5/9/chartex" xmlns:cx4="http://schemas.microsoft.com/office/drawing/2016/5/10/chartex" xmlns:cx5="http://schemas.microsoft.com/office/drawing/2016/5/11/chartex" xmlns:cx6="http://schemas.microsoft.com/office/drawing/2016/5/12/chartex" xmlns:cx7="http://schemas.microsoft.com/office/drawing/2016/5/13/chartex" xmlns:cx8="http://schemas.microsoft.com/office/drawing/2016/5/14/chartex" xmlns:mc="http://schemas.openxmlformats.org/markup-compatibility/2006" xmlns:aink="http://schemas.microsoft.com/office/drawing/2016/ink" xmlns:am3d="http://schemas.microsoft.com/office/drawing/2017/model3d" xmlns:o="urn:schemas-microsoft-com:office:office" xmlns:oel="http://schemas.microsoft.com/office/2019/extlst" xmlns:r="http://schemas.openxmlformats.org/officeDocument/2006/relationships" xmlns:m="http://schemas.openxmlformats.org/officeDocument/2006/math" xmlns:v="urn:schemas-microsoft-com:vml" xmlns:wp14="http://schemas.microsoft.com/office/word/2010/wordprocessingDrawing" xmlns:wp="http://schemas.openxmlformats.org/drawingml/2006/wordprocessingDrawing" xmlns:w10="urn:schemas-microsoft-com:office:word" xmlns:w="http://schemas.openxmlformats.org/wordprocessingml/2006/main" xmlns:w14="http://schemas.microsoft.com/office/word/2010/wordml" xmlns:w15="http://schemas.microsoft.com/office/word/2012/wordml" xmlns:w16cex="http://schemas.microsoft.com/office/word/2018/wordml/cex" xmlns:w16cid="http://schemas.microsoft.com/office/word/2016/wordml/cid" xmlns:w16="http://schemas.microsoft.com/office/word/2018/wordml" xmlns:w16du="http://schemas.microsoft.com/office/word/2023/wordml/word16du" xmlns:w16sdtdh="http://schemas.microsoft.com/office/word/2020/wordml/sdtdatahash" xmlns:w16sdtfl="http://schemas.microsoft.com/office/word/2024/wordml/sdtformatlock" xmlns:w16se="http://schemas.microsoft.com/office/word/2015/wordml/symex" xmlns:wpg="http://schemas.microsoft.com/office/word/2010/wordprocessingGroup" xmlns:wpi="http://schemas.microsoft.com/office/word/2010/wordprocessingInk" xmlns:wne="http://schemas.microsoft.com/office/word/2006/wordml" xmlns:wps="http://schemas.microsoft.com/office/word/2010/wordprocessingShape" mc:Ignorable="w14 w15 w16se w16cid w16 w16cex w16sdtdh w16sdtfl w16du wp14">
+  <w:abstractNum w:abstractNumId="0" w15:restartNumberingAfterBreak="0">
+    <w:nsid w:val="339C26E0"/>
+    <w:multiLevelType w:val="multilevel"/>
+    <w:tmpl w:val="A0D23048"/>
     <w:lvl w:ilvl="0">
       <w:numFmt w:val="bullet"/>
       <w:lvlText w:val="•"/>
-      <w:lvlJc w:val="start"/>
+      <w:lvlJc w:val="left"/>
       <w:pPr>
         <w:tabs>
           <w:tab w:val="num" w:pos="0"/>
         </w:tabs>
-        <w:ind w:start="662" w:hanging="240"/>
+        <w:ind w:left="662" w:hanging="240"/>
       </w:pPr>
       <w:rPr>
         <w:rFonts w:ascii="Calibri" w:hAnsi="Calibri" w:cs="Calibri" w:hint="default"/>
-        <w:b w:val="false"/>
-        <w:bCs w:val="false"/>
-        <w:i w:val="false"/>
-        <w:iCs w:val="false"/>
+        <w:b w:val="0"/>
+        <w:bCs w:val="0"/>
+        <w:i w:val="0"/>
+        <w:iCs w:val="0"/>
         <w:spacing w:val="0"/>
         <w:w w:val="100"/>
         <w:sz w:val="20"/>
@@ -1278,15 +1405,14 @@
       </w:rPr>
     </w:lvl>
     <w:lvl w:ilvl="1">
-      <w:start w:val="0"/>
       <w:numFmt w:val="bullet"/>
       <w:lvlText w:val=""/>
-      <w:lvlJc w:val="start"/>
+      <w:lvlJc w:val="left"/>
       <w:pPr>
         <w:tabs>
           <w:tab w:val="num" w:pos="0"/>
         </w:tabs>
-        <w:ind w:start="1602" w:hanging="240"/>
+        <w:ind w:left="1602" w:hanging="240"/>
       </w:pPr>
       <w:rPr>
         <w:rFonts w:ascii="Symbol" w:hAnsi="Symbol" w:cs="Symbol" w:hint="default"/>
@@ -1294,15 +1420,14 @@
       </w:rPr>
     </w:lvl>
     <w:lvl w:ilvl="2">
-      <w:start w:val="0"/>
       <w:numFmt w:val="bullet"/>
       <w:lvlText w:val=""/>
-      <w:lvlJc w:val="start"/>
+      <w:lvlJc w:val="left"/>
       <w:pPr>
         <w:tabs>
           <w:tab w:val="num" w:pos="0"/>
         </w:tabs>
-        <w:ind w:start="2544" w:hanging="240"/>
+        <w:ind w:left="2544" w:hanging="240"/>
       </w:pPr>
       <w:rPr>
         <w:rFonts w:ascii="Symbol" w:hAnsi="Symbol" w:cs="Symbol" w:hint="default"/>
@@ -1310,15 +1435,14 @@
       </w:rPr>
     </w:lvl>
     <w:lvl w:ilvl="3">
-      <w:start w:val="0"/>
       <w:numFmt w:val="bullet"/>
       <w:lvlText w:val=""/>
-      <w:lvlJc w:val="start"/>
+      <w:lvlJc w:val="left"/>
       <w:pPr>
         <w:tabs>
           <w:tab w:val="num" w:pos="0"/>
         </w:tabs>
-        <w:ind w:start="3486" w:hanging="240"/>
+        <w:ind w:left="3486" w:hanging="240"/>
       </w:pPr>
       <w:rPr>
         <w:rFonts w:ascii="Symbol" w:hAnsi="Symbol" w:cs="Symbol" w:hint="default"/>
@@ -1326,15 +1450,14 @@
       </w:rPr>
     </w:lvl>
     <w:lvl w:ilvl="4">
-      <w:start w:val="0"/>
       <w:numFmt w:val="bullet"/>
       <w:lvlText w:val=""/>
-      <w:lvlJc w:val="start"/>
+      <w:lvlJc w:val="left"/>
       <w:pPr>
         <w:tabs>
           <w:tab w:val="num" w:pos="0"/>
         </w:tabs>
-        <w:ind w:start="4428" w:hanging="240"/>
+        <w:ind w:left="4428" w:hanging="240"/>
       </w:pPr>
       <w:rPr>
         <w:rFonts w:ascii="Symbol" w:hAnsi="Symbol" w:cs="Symbol" w:hint="default"/>
@@ -1342,15 +1465,14 @@
       </w:rPr>
     </w:lvl>
     <w:lvl w:ilvl="5">
-      <w:start w:val="0"/>
       <w:numFmt w:val="bullet"/>
       <w:lvlText w:val=""/>
-      <w:lvlJc w:val="start"/>
+      <w:lvlJc w:val="left"/>
       <w:pPr>
         <w:tabs>
           <w:tab w:val="num" w:pos="0"/>
         </w:tabs>
-        <w:ind w:start="5370" w:hanging="240"/>
+        <w:ind w:left="5370" w:hanging="240"/>
       </w:pPr>
       <w:rPr>
         <w:rFonts w:ascii="Symbol" w:hAnsi="Symbol" w:cs="Symbol" w:hint="default"/>
@@ -1358,15 +1480,14 @@
       </w:rPr>
     </w:lvl>
     <w:lvl w:ilvl="6">
-      <w:start w:val="0"/>
       <w:numFmt w:val="bullet"/>
       <w:lvlText w:val=""/>
-      <w:lvlJc w:val="start"/>
+      <w:lvlJc w:val="left"/>
       <w:pPr>
         <w:tabs>
           <w:tab w:val="num" w:pos="0"/>
         </w:tabs>
-        <w:ind w:start="6312" w:hanging="240"/>
+        <w:ind w:left="6312" w:hanging="240"/>
       </w:pPr>
       <w:rPr>
         <w:rFonts w:ascii="Symbol" w:hAnsi="Symbol" w:cs="Symbol" w:hint="default"/>
@@ -1374,15 +1495,14 @@
       </w:rPr>
     </w:lvl>
     <w:lvl w:ilvl="7">
-      <w:start w:val="0"/>
       <w:numFmt w:val="bullet"/>
       <w:lvlText w:val=""/>
-      <w:lvlJc w:val="start"/>
+      <w:lvlJc w:val="left"/>
       <w:pPr>
         <w:tabs>
           <w:tab w:val="num" w:pos="0"/>
         </w:tabs>
-        <w:ind w:start="7254" w:hanging="240"/>
+        <w:ind w:left="7254" w:hanging="240"/>
       </w:pPr>
       <w:rPr>
         <w:rFonts w:ascii="Symbol" w:hAnsi="Symbol" w:cs="Symbol" w:hint="default"/>
@@ -1390,15 +1510,14 @@
       </w:rPr>
     </w:lvl>
     <w:lvl w:ilvl="8">
-      <w:start w:val="0"/>
       <w:numFmt w:val="bullet"/>
       <w:lvlText w:val=""/>
-      <w:lvlJc w:val="start"/>
+      <w:lvlJc w:val="left"/>
       <w:pPr>
         <w:tabs>
           <w:tab w:val="num" w:pos="0"/>
         </w:tabs>
-        <w:ind w:start="8196" w:hanging="240"/>
+        <w:ind w:left="8196" w:hanging="240"/>
       </w:pPr>
       <w:rPr>
         <w:rFonts w:ascii="Symbol" w:hAnsi="Symbol" w:cs="Symbol" w:hint="default"/>
@@ -1406,18 +1525,21 @@
       </w:rPr>
     </w:lvl>
   </w:abstractNum>
-  <w:abstractNum w:abstractNumId="2">
+  <w:abstractNum w:abstractNumId="1" w15:restartNumberingAfterBreak="0">
+    <w:nsid w:val="56746512"/>
+    <w:multiLevelType w:val="multilevel"/>
+    <w:tmpl w:val="497EC342"/>
     <w:lvl w:ilvl="0">
       <w:start w:val="1"/>
       <w:numFmt w:val="none"/>
       <w:suff w:val="nothing"/>
       <w:lvlText w:val=""/>
-      <w:lvlJc w:val="start"/>
+      <w:lvlJc w:val="left"/>
       <w:pPr>
         <w:tabs>
           <w:tab w:val="num" w:pos="0"/>
         </w:tabs>
-        <w:ind w:start="0" w:hanging="0"/>
+        <w:ind w:left="0" w:firstLine="0"/>
       </w:pPr>
     </w:lvl>
     <w:lvl w:ilvl="1">
@@ -1425,12 +1547,12 @@
       <w:numFmt w:val="none"/>
       <w:suff w:val="nothing"/>
       <w:lvlText w:val=""/>
-      <w:lvlJc w:val="start"/>
+      <w:lvlJc w:val="left"/>
       <w:pPr>
         <w:tabs>
           <w:tab w:val="num" w:pos="0"/>
         </w:tabs>
-        <w:ind w:start="0" w:hanging="0"/>
+        <w:ind w:left="0" w:firstLine="0"/>
       </w:pPr>
     </w:lvl>
     <w:lvl w:ilvl="2">
@@ -1438,12 +1560,12 @@
       <w:numFmt w:val="none"/>
       <w:suff w:val="nothing"/>
       <w:lvlText w:val=""/>
-      <w:lvlJc w:val="start"/>
+      <w:lvlJc w:val="left"/>
       <w:pPr>
         <w:tabs>
           <w:tab w:val="num" w:pos="0"/>
         </w:tabs>
-        <w:ind w:start="0" w:hanging="0"/>
+        <w:ind w:left="0" w:firstLine="0"/>
       </w:pPr>
     </w:lvl>
     <w:lvl w:ilvl="3">
@@ -1451,12 +1573,12 @@
       <w:numFmt w:val="none"/>
       <w:suff w:val="nothing"/>
       <w:lvlText w:val=""/>
-      <w:lvlJc w:val="start"/>
+      <w:lvlJc w:val="left"/>
       <w:pPr>
         <w:tabs>
           <w:tab w:val="num" w:pos="0"/>
         </w:tabs>
-        <w:ind w:start="0" w:hanging="0"/>
+        <w:ind w:left="0" w:firstLine="0"/>
       </w:pPr>
     </w:lvl>
     <w:lvl w:ilvl="4">
@@ -1464,12 +1586,12 @@
       <w:numFmt w:val="none"/>
       <w:suff w:val="nothing"/>
       <w:lvlText w:val=""/>
-      <w:lvlJc w:val="start"/>
+      <w:lvlJc w:val="left"/>
       <w:pPr>
         <w:tabs>
           <w:tab w:val="num" w:pos="0"/>
         </w:tabs>
-        <w:ind w:start="0" w:hanging="0"/>
+        <w:ind w:left="0" w:firstLine="0"/>
       </w:pPr>
     </w:lvl>
     <w:lvl w:ilvl="5">
@@ -1477,12 +1599,12 @@
       <w:numFmt w:val="none"/>
       <w:suff w:val="nothing"/>
       <w:lvlText w:val=""/>
-      <w:lvlJc w:val="start"/>
+      <w:lvlJc w:val="left"/>
       <w:pPr>
         <w:tabs>
           <w:tab w:val="num" w:pos="0"/>
         </w:tabs>
-        <w:ind w:start="0" w:hanging="0"/>
+        <w:ind w:left="0" w:firstLine="0"/>
       </w:pPr>
     </w:lvl>
     <w:lvl w:ilvl="6">
@@ -1490,12 +1612,12 @@
       <w:numFmt w:val="none"/>
       <w:suff w:val="nothing"/>
       <w:lvlText w:val=""/>
-      <w:lvlJc w:val="start"/>
+      <w:lvlJc w:val="left"/>
       <w:pPr>
         <w:tabs>
           <w:tab w:val="num" w:pos="0"/>
         </w:tabs>
-        <w:ind w:start="0" w:hanging="0"/>
+        <w:ind w:left="0" w:firstLine="0"/>
       </w:pPr>
     </w:lvl>
     <w:lvl w:ilvl="7">
@@ -1503,12 +1625,12 @@
       <w:numFmt w:val="none"/>
       <w:suff w:val="nothing"/>
       <w:lvlText w:val=""/>
-      <w:lvlJc w:val="start"/>
+      <w:lvlJc w:val="left"/>
       <w:pPr>
         <w:tabs>
           <w:tab w:val="num" w:pos="0"/>
         </w:tabs>
-        <w:ind w:start="0" w:hanging="0"/>
+        <w:ind w:left="0" w:firstLine="0"/>
       </w:pPr>
     </w:lvl>
     <w:lvl w:ilvl="8">
@@ -1516,30 +1638,30 @@
       <w:numFmt w:val="none"/>
       <w:suff w:val="nothing"/>
       <w:lvlText w:val=""/>
-      <w:lvlJc w:val="start"/>
+      <w:lvlJc w:val="left"/>
       <w:pPr>
         <w:tabs>
           <w:tab w:val="num" w:pos="0"/>
         </w:tabs>
-        <w:ind w:start="0" w:hanging="0"/>
+        <w:ind w:left="0" w:firstLine="0"/>
       </w:pPr>
     </w:lvl>
   </w:abstractNum>
-  <w:num w:numId="1">
+  <w:num w:numId="1" w16cid:durableId="814026416">
+    <w:abstractNumId w:val="0"/>
+  </w:num>
+  <w:num w:numId="2" w16cid:durableId="1855723511">
     <w:abstractNumId w:val="1"/>
-  </w:num>
-  <w:num w:numId="2">
-    <w:abstractNumId w:val="2"/>
   </w:num>
 </w:numbering>
 </file>
 
 <file path=word/styles.xml><?xml version="1.0" encoding="utf-8"?>
-<w:styles xmlns:w="http://schemas.openxmlformats.org/wordprocessingml/2006/main" xmlns:w14="http://schemas.microsoft.com/office/word/2010/wordml" xmlns:mc="http://schemas.openxmlformats.org/markup-compatibility/2006" mc:Ignorable="w14">
+<w:styles xmlns:mc="http://schemas.openxmlformats.org/markup-compatibility/2006" xmlns:r="http://schemas.openxmlformats.org/officeDocument/2006/relationships" xmlns:w="http://schemas.openxmlformats.org/wordprocessingml/2006/main" xmlns:w14="http://schemas.microsoft.com/office/word/2010/wordml" xmlns:w15="http://schemas.microsoft.com/office/word/2012/wordml" xmlns:w16cex="http://schemas.microsoft.com/office/word/2018/wordml/cex" xmlns:w16cid="http://schemas.microsoft.com/office/word/2016/wordml/cid" xmlns:w16="http://schemas.microsoft.com/office/word/2018/wordml" xmlns:w16du="http://schemas.microsoft.com/office/word/2023/wordml/word16du" xmlns:w16sdtdh="http://schemas.microsoft.com/office/word/2020/wordml/sdtdatahash" xmlns:w16sdtfl="http://schemas.microsoft.com/office/word/2024/wordml/sdtformatlock" xmlns:w16se="http://schemas.microsoft.com/office/word/2015/wordml/symex" mc:Ignorable="w14 w15 w16se w16cid w16 w16cex w16sdtdh w16sdtfl w16du">
   <w:docDefaults>
     <w:rPrDefault>
       <w:rPr>
-        <w:rFonts w:ascii="Calibri" w:hAnsi="Calibri" w:eastAsia="Calibri" w:cs="" w:asciiTheme="minorHAnsi" w:cstheme="minorBidi" w:eastAsiaTheme="minorHAnsi" w:hAnsiTheme="minorHAnsi"/>
+        <w:rFonts w:asciiTheme="minorHAnsi" w:eastAsiaTheme="minorHAnsi" w:hAnsiTheme="minorHAnsi" w:cstheme="minorBidi"/>
         <w:sz w:val="22"/>
         <w:szCs w:val="22"/>
         <w:lang w:val="en-US" w:eastAsia="en-US" w:bidi="ar-SA"/>
@@ -1547,75 +1669,460 @@
     </w:rPrDefault>
     <w:pPrDefault>
       <w:pPr>
-        <w:suppressAutoHyphens w:val="true"/>
+        <w:suppressAutoHyphens/>
       </w:pPr>
     </w:pPrDefault>
   </w:docDefaults>
-  <w:style w:type="paragraph" w:styleId="Normal" w:default="1">
+  <w:latentStyles w:defLockedState="0" w:defUIPriority="99" w:defSemiHidden="0" w:defUnhideWhenUsed="0" w:defQFormat="0" w:count="376">
+    <w:lsdException w:name="Normal" w:uiPriority="0" w:qFormat="1"/>
+    <w:lsdException w:name="heading 1" w:uiPriority="9" w:qFormat="1"/>
+    <w:lsdException w:name="heading 2" w:semiHidden="1" w:uiPriority="9" w:unhideWhenUsed="1" w:qFormat="1"/>
+    <w:lsdException w:name="heading 3" w:semiHidden="1" w:uiPriority="9" w:unhideWhenUsed="1" w:qFormat="1"/>
+    <w:lsdException w:name="heading 4" w:semiHidden="1" w:uiPriority="9" w:unhideWhenUsed="1" w:qFormat="1"/>
+    <w:lsdException w:name="heading 5" w:semiHidden="1" w:uiPriority="9" w:unhideWhenUsed="1" w:qFormat="1"/>
+    <w:lsdException w:name="heading 6" w:semiHidden="1" w:uiPriority="9" w:unhideWhenUsed="1" w:qFormat="1"/>
+    <w:lsdException w:name="heading 7" w:semiHidden="1" w:uiPriority="9" w:unhideWhenUsed="1" w:qFormat="1"/>
+    <w:lsdException w:name="heading 8" w:semiHidden="1" w:uiPriority="9" w:unhideWhenUsed="1" w:qFormat="1"/>
+    <w:lsdException w:name="heading 9" w:semiHidden="1" w:uiPriority="9" w:unhideWhenUsed="1" w:qFormat="1"/>
+    <w:lsdException w:name="index 1" w:semiHidden="1" w:unhideWhenUsed="1"/>
+    <w:lsdException w:name="index 2" w:semiHidden="1" w:unhideWhenUsed="1"/>
+    <w:lsdException w:name="index 3" w:semiHidden="1" w:unhideWhenUsed="1"/>
+    <w:lsdException w:name="index 4" w:semiHidden="1" w:unhideWhenUsed="1"/>
+    <w:lsdException w:name="index 5" w:semiHidden="1" w:unhideWhenUsed="1"/>
+    <w:lsdException w:name="index 6" w:semiHidden="1" w:unhideWhenUsed="1"/>
+    <w:lsdException w:name="index 7" w:semiHidden="1" w:unhideWhenUsed="1"/>
+    <w:lsdException w:name="index 8" w:semiHidden="1" w:unhideWhenUsed="1"/>
+    <w:lsdException w:name="index 9" w:semiHidden="1" w:unhideWhenUsed="1"/>
+    <w:lsdException w:name="toc 1" w:semiHidden="1" w:uiPriority="39" w:unhideWhenUsed="1"/>
+    <w:lsdException w:name="toc 2" w:semiHidden="1" w:uiPriority="39" w:unhideWhenUsed="1"/>
+    <w:lsdException w:name="toc 3" w:semiHidden="1" w:uiPriority="39" w:unhideWhenUsed="1"/>
+    <w:lsdException w:name="toc 4" w:semiHidden="1" w:uiPriority="39" w:unhideWhenUsed="1"/>
+    <w:lsdException w:name="toc 5" w:semiHidden="1" w:uiPriority="39" w:unhideWhenUsed="1"/>
+    <w:lsdException w:name="toc 6" w:semiHidden="1" w:uiPriority="39" w:unhideWhenUsed="1"/>
+    <w:lsdException w:name="toc 7" w:semiHidden="1" w:uiPriority="39" w:unhideWhenUsed="1"/>
+    <w:lsdException w:name="toc 8" w:semiHidden="1" w:uiPriority="39" w:unhideWhenUsed="1"/>
+    <w:lsdException w:name="toc 9" w:semiHidden="1" w:uiPriority="39" w:unhideWhenUsed="1"/>
+    <w:lsdException w:name="Normal Indent" w:semiHidden="1" w:unhideWhenUsed="1"/>
+    <w:lsdException w:name="footnote text" w:semiHidden="1" w:unhideWhenUsed="1"/>
+    <w:lsdException w:name="annotation text" w:semiHidden="1" w:unhideWhenUsed="1"/>
+    <w:lsdException w:name="header" w:semiHidden="1" w:unhideWhenUsed="1"/>
+    <w:lsdException w:name="footer" w:semiHidden="1" w:unhideWhenUsed="1"/>
+    <w:lsdException w:name="index heading" w:semiHidden="1" w:unhideWhenUsed="1"/>
+    <w:lsdException w:name="caption" w:semiHidden="1" w:uiPriority="35" w:unhideWhenUsed="1" w:qFormat="1"/>
+    <w:lsdException w:name="table of figures" w:semiHidden="1" w:unhideWhenUsed="1"/>
+    <w:lsdException w:name="envelope address" w:semiHidden="1" w:unhideWhenUsed="1"/>
+    <w:lsdException w:name="envelope return" w:semiHidden="1" w:unhideWhenUsed="1"/>
+    <w:lsdException w:name="footnote reference" w:semiHidden="1" w:unhideWhenUsed="1"/>
+    <w:lsdException w:name="annotation reference" w:semiHidden="1" w:unhideWhenUsed="1"/>
+    <w:lsdException w:name="line number" w:semiHidden="1" w:unhideWhenUsed="1"/>
+    <w:lsdException w:name="page number" w:semiHidden="1" w:unhideWhenUsed="1"/>
+    <w:lsdException w:name="endnote reference" w:semiHidden="1" w:unhideWhenUsed="1"/>
+    <w:lsdException w:name="endnote text" w:semiHidden="1" w:unhideWhenUsed="1"/>
+    <w:lsdException w:name="table of authorities" w:semiHidden="1" w:unhideWhenUsed="1"/>
+    <w:lsdException w:name="macro" w:semiHidden="1" w:unhideWhenUsed="1"/>
+    <w:lsdException w:name="toa heading" w:semiHidden="1" w:unhideWhenUsed="1"/>
+    <w:lsdException w:name="List" w:semiHidden="1" w:unhideWhenUsed="1"/>
+    <w:lsdException w:name="List Bullet" w:semiHidden="1" w:unhideWhenUsed="1"/>
+    <w:lsdException w:name="List Number" w:semiHidden="1" w:unhideWhenUsed="1"/>
+    <w:lsdException w:name="List 2" w:semiHidden="1" w:unhideWhenUsed="1"/>
+    <w:lsdException w:name="List 3" w:semiHidden="1" w:unhideWhenUsed="1"/>
+    <w:lsdException w:name="List 4" w:semiHidden="1" w:unhideWhenUsed="1"/>
+    <w:lsdException w:name="List 5" w:semiHidden="1" w:unhideWhenUsed="1"/>
+    <w:lsdException w:name="List Bullet 2" w:semiHidden="1" w:unhideWhenUsed="1"/>
+    <w:lsdException w:name="List Bullet 3" w:semiHidden="1" w:unhideWhenUsed="1"/>
+    <w:lsdException w:name="List Bullet 4" w:semiHidden="1" w:unhideWhenUsed="1"/>
+    <w:lsdException w:name="List Bullet 5" w:semiHidden="1" w:unhideWhenUsed="1"/>
+    <w:lsdException w:name="List Number 2" w:semiHidden="1" w:unhideWhenUsed="1"/>
+    <w:lsdException w:name="List Number 3" w:semiHidden="1" w:unhideWhenUsed="1"/>
+    <w:lsdException w:name="List Number 4" w:semiHidden="1" w:unhideWhenUsed="1"/>
+    <w:lsdException w:name="List Number 5" w:semiHidden="1" w:unhideWhenUsed="1"/>
+    <w:lsdException w:name="Title" w:uiPriority="10" w:qFormat="1"/>
+    <w:lsdException w:name="Closing" w:semiHidden="1" w:unhideWhenUsed="1"/>
+    <w:lsdException w:name="Signature" w:semiHidden="1" w:unhideWhenUsed="1"/>
+    <w:lsdException w:name="Default Paragraph Font" w:semiHidden="1" w:uiPriority="1" w:unhideWhenUsed="1"/>
+    <w:lsdException w:name="Body Text" w:semiHidden="1" w:unhideWhenUsed="1"/>
+    <w:lsdException w:name="Body Text Indent" w:semiHidden="1" w:unhideWhenUsed="1"/>
+    <w:lsdException w:name="List Continue" w:semiHidden="1" w:unhideWhenUsed="1"/>
+    <w:lsdException w:name="List Continue 2" w:semiHidden="1" w:unhideWhenUsed="1"/>
+    <w:lsdException w:name="List Continue 3" w:semiHidden="1" w:unhideWhenUsed="1"/>
+    <w:lsdException w:name="List Continue 4" w:semiHidden="1" w:unhideWhenUsed="1"/>
+    <w:lsdException w:name="List Continue 5" w:semiHidden="1" w:unhideWhenUsed="1"/>
+    <w:lsdException w:name="Message Header" w:semiHidden="1" w:unhideWhenUsed="1"/>
+    <w:lsdException w:name="Subtitle" w:uiPriority="11" w:qFormat="1"/>
+    <w:lsdException w:name="Salutation" w:semiHidden="1" w:unhideWhenUsed="1"/>
+    <w:lsdException w:name="Date" w:semiHidden="1" w:unhideWhenUsed="1"/>
+    <w:lsdException w:name="Body Text First Indent" w:semiHidden="1" w:unhideWhenUsed="1"/>
+    <w:lsdException w:name="Body Text First Indent 2" w:semiHidden="1" w:unhideWhenUsed="1"/>
+    <w:lsdException w:name="Note Heading" w:semiHidden="1" w:unhideWhenUsed="1"/>
+    <w:lsdException w:name="Body Text 2" w:semiHidden="1" w:unhideWhenUsed="1"/>
+    <w:lsdException w:name="Body Text 3" w:semiHidden="1" w:unhideWhenUsed="1"/>
+    <w:lsdException w:name="Body Text Indent 2" w:semiHidden="1" w:unhideWhenUsed="1"/>
+    <w:lsdException w:name="Body Text Indent 3" w:semiHidden="1" w:unhideWhenUsed="1"/>
+    <w:lsdException w:name="Block Text" w:semiHidden="1" w:unhideWhenUsed="1"/>
+    <w:lsdException w:name="Hyperlink" w:semiHidden="1" w:unhideWhenUsed="1"/>
+    <w:lsdException w:name="FollowedHyperlink" w:semiHidden="1" w:unhideWhenUsed="1"/>
+    <w:lsdException w:name="Strong" w:uiPriority="22" w:qFormat="1"/>
+    <w:lsdException w:name="Emphasis" w:uiPriority="20" w:qFormat="1"/>
+    <w:lsdException w:name="Document Map" w:semiHidden="1" w:unhideWhenUsed="1"/>
+    <w:lsdException w:name="Plain Text" w:semiHidden="1" w:unhideWhenUsed="1"/>
+    <w:lsdException w:name="E-mail Signature" w:semiHidden="1" w:unhideWhenUsed="1"/>
+    <w:lsdException w:name="HTML Top of Form" w:semiHidden="1" w:unhideWhenUsed="1"/>
+    <w:lsdException w:name="HTML Bottom of Form" w:semiHidden="1" w:unhideWhenUsed="1"/>
+    <w:lsdException w:name="Normal (Web)" w:semiHidden="1" w:unhideWhenUsed="1"/>
+    <w:lsdException w:name="HTML Acronym" w:semiHidden="1" w:unhideWhenUsed="1"/>
+    <w:lsdException w:name="HTML Address" w:semiHidden="1" w:unhideWhenUsed="1"/>
+    <w:lsdException w:name="HTML Cite" w:semiHidden="1" w:unhideWhenUsed="1"/>
+    <w:lsdException w:name="HTML Code" w:semiHidden="1" w:unhideWhenUsed="1"/>
+    <w:lsdException w:name="HTML Definition" w:semiHidden="1" w:unhideWhenUsed="1"/>
+    <w:lsdException w:name="HTML Keyboard" w:semiHidden="1" w:unhideWhenUsed="1"/>
+    <w:lsdException w:name="HTML Preformatted" w:semiHidden="1" w:unhideWhenUsed="1"/>
+    <w:lsdException w:name="HTML Sample" w:semiHidden="1" w:unhideWhenUsed="1"/>
+    <w:lsdException w:name="HTML Typewriter" w:semiHidden="1" w:unhideWhenUsed="1"/>
+    <w:lsdException w:name="HTML Variable" w:semiHidden="1" w:unhideWhenUsed="1"/>
+    <w:lsdException w:name="Normal Table" w:semiHidden="1" w:unhideWhenUsed="1"/>
+    <w:lsdException w:name="annotation subject" w:semiHidden="1" w:unhideWhenUsed="1"/>
+    <w:lsdException w:name="No List" w:semiHidden="1" w:unhideWhenUsed="1"/>
+    <w:lsdException w:name="Outline List 1" w:semiHidden="1" w:unhideWhenUsed="1"/>
+    <w:lsdException w:name="Outline List 2" w:semiHidden="1" w:unhideWhenUsed="1"/>
+    <w:lsdException w:name="Outline List 3" w:semiHidden="1" w:unhideWhenUsed="1"/>
+    <w:lsdException w:name="Table Simple 1" w:semiHidden="1" w:unhideWhenUsed="1"/>
+    <w:lsdException w:name="Table Simple 2" w:semiHidden="1" w:unhideWhenUsed="1"/>
+    <w:lsdException w:name="Table Simple 3" w:semiHidden="1" w:unhideWhenUsed="1"/>
+    <w:lsdException w:name="Table Classic 1" w:semiHidden="1" w:unhideWhenUsed="1"/>
+    <w:lsdException w:name="Table Classic 2" w:semiHidden="1" w:unhideWhenUsed="1"/>
+    <w:lsdException w:name="Table Classic 3" w:semiHidden="1" w:unhideWhenUsed="1"/>
+    <w:lsdException w:name="Table Classic 4" w:semiHidden="1" w:unhideWhenUsed="1"/>
+    <w:lsdException w:name="Table Colorful 1" w:semiHidden="1" w:unhideWhenUsed="1"/>
+    <w:lsdException w:name="Table Colorful 2" w:semiHidden="1" w:unhideWhenUsed="1"/>
+    <w:lsdException w:name="Table Colorful 3" w:semiHidden="1" w:unhideWhenUsed="1"/>
+    <w:lsdException w:name="Table Columns 1" w:semiHidden="1" w:unhideWhenUsed="1"/>
+    <w:lsdException w:name="Table Columns 2" w:semiHidden="1" w:unhideWhenUsed="1"/>
+    <w:lsdException w:name="Table Columns 3" w:semiHidden="1" w:unhideWhenUsed="1"/>
+    <w:lsdException w:name="Table Columns 4" w:semiHidden="1" w:unhideWhenUsed="1"/>
+    <w:lsdException w:name="Table Columns 5" w:semiHidden="1" w:unhideWhenUsed="1"/>
+    <w:lsdException w:name="Table Grid 1" w:semiHidden="1" w:unhideWhenUsed="1"/>
+    <w:lsdException w:name="Table Grid 2" w:semiHidden="1" w:unhideWhenUsed="1"/>
+    <w:lsdException w:name="Table Grid 3" w:semiHidden="1" w:unhideWhenUsed="1"/>
+    <w:lsdException w:name="Table Grid 4" w:semiHidden="1" w:unhideWhenUsed="1"/>
+    <w:lsdException w:name="Table Grid 5" w:semiHidden="1" w:unhideWhenUsed="1"/>
+    <w:lsdException w:name="Table Grid 6" w:semiHidden="1" w:unhideWhenUsed="1"/>
+    <w:lsdException w:name="Table Grid 7" w:semiHidden="1" w:unhideWhenUsed="1"/>
+    <w:lsdException w:name="Table Grid 8" w:semiHidden="1" w:unhideWhenUsed="1"/>
+    <w:lsdException w:name="Table List 1" w:semiHidden="1" w:unhideWhenUsed="1"/>
+    <w:lsdException w:name="Table List 2" w:semiHidden="1" w:unhideWhenUsed="1"/>
+    <w:lsdException w:name="Table List 3" w:semiHidden="1" w:unhideWhenUsed="1"/>
+    <w:lsdException w:name="Table List 4" w:semiHidden="1" w:unhideWhenUsed="1"/>
+    <w:lsdException w:name="Table List 5" w:semiHidden="1" w:unhideWhenUsed="1"/>
+    <w:lsdException w:name="Table List 6" w:semiHidden="1" w:unhideWhenUsed="1"/>
+    <w:lsdException w:name="Table List 7" w:semiHidden="1" w:unhideWhenUsed="1"/>
+    <w:lsdException w:name="Table List 8" w:semiHidden="1" w:unhideWhenUsed="1"/>
+    <w:lsdException w:name="Table 3D effects 1" w:semiHidden="1" w:unhideWhenUsed="1"/>
+    <w:lsdException w:name="Table 3D effects 2" w:semiHidden="1" w:unhideWhenUsed="1"/>
+    <w:lsdException w:name="Table 3D effects 3" w:semiHidden="1" w:unhideWhenUsed="1"/>
+    <w:lsdException w:name="Table Contemporary" w:semiHidden="1" w:unhideWhenUsed="1"/>
+    <w:lsdException w:name="Table Elegant" w:semiHidden="1" w:unhideWhenUsed="1"/>
+    <w:lsdException w:name="Table Professional" w:semiHidden="1" w:unhideWhenUsed="1"/>
+    <w:lsdException w:name="Table Subtle 1" w:semiHidden="1" w:unhideWhenUsed="1"/>
+    <w:lsdException w:name="Table Subtle 2" w:semiHidden="1" w:unhideWhenUsed="1"/>
+    <w:lsdException w:name="Table Web 1" w:semiHidden="1" w:unhideWhenUsed="1"/>
+    <w:lsdException w:name="Table Web 2" w:semiHidden="1" w:unhideWhenUsed="1"/>
+    <w:lsdException w:name="Table Web 3" w:semiHidden="1" w:unhideWhenUsed="1"/>
+    <w:lsdException w:name="Balloon Text" w:semiHidden="1" w:unhideWhenUsed="1"/>
+    <w:lsdException w:name="Table Grid" w:uiPriority="39"/>
+    <w:lsdException w:name="Table Theme" w:semiHidden="1" w:unhideWhenUsed="1"/>
+    <w:lsdException w:name="Placeholder Text" w:semiHidden="1"/>
+    <w:lsdException w:name="No Spacing" w:uiPriority="1" w:qFormat="1"/>
+    <w:lsdException w:name="Light Shading" w:uiPriority="60"/>
+    <w:lsdException w:name="Light List" w:uiPriority="61"/>
+    <w:lsdException w:name="Light Grid" w:uiPriority="62"/>
+    <w:lsdException w:name="Medium Shading 1" w:uiPriority="63"/>
+    <w:lsdException w:name="Medium Shading 2" w:uiPriority="64"/>
+    <w:lsdException w:name="Medium List 1" w:uiPriority="65"/>
+    <w:lsdException w:name="Medium List 2" w:uiPriority="66"/>
+    <w:lsdException w:name="Medium Grid 1" w:uiPriority="67"/>
+    <w:lsdException w:name="Medium Grid 2" w:uiPriority="68"/>
+    <w:lsdException w:name="Medium Grid 3" w:uiPriority="69"/>
+    <w:lsdException w:name="Dark List" w:uiPriority="70"/>
+    <w:lsdException w:name="Colorful Shading" w:uiPriority="71"/>
+    <w:lsdException w:name="Colorful List" w:uiPriority="72"/>
+    <w:lsdException w:name="Colorful Grid" w:uiPriority="73"/>
+    <w:lsdException w:name="Light Shading Accent 1" w:uiPriority="60"/>
+    <w:lsdException w:name="Light List Accent 1" w:uiPriority="61"/>
+    <w:lsdException w:name="Light Grid Accent 1" w:uiPriority="62"/>
+    <w:lsdException w:name="Medium Shading 1 Accent 1" w:uiPriority="63"/>
+    <w:lsdException w:name="Medium Shading 2 Accent 1" w:uiPriority="64"/>
+    <w:lsdException w:name="Medium List 1 Accent 1" w:uiPriority="65"/>
+    <w:lsdException w:name="Revision" w:semiHidden="1"/>
+    <w:lsdException w:name="List Paragraph" w:uiPriority="34" w:qFormat="1"/>
+    <w:lsdException w:name="Quote" w:uiPriority="29" w:qFormat="1"/>
+    <w:lsdException w:name="Intense Quote" w:uiPriority="30" w:qFormat="1"/>
+    <w:lsdException w:name="Medium List 2 Accent 1" w:uiPriority="66"/>
+    <w:lsdException w:name="Medium Grid 1 Accent 1" w:uiPriority="67"/>
+    <w:lsdException w:name="Medium Grid 2 Accent 1" w:uiPriority="68"/>
+    <w:lsdException w:name="Medium Grid 3 Accent 1" w:uiPriority="69"/>
+    <w:lsdException w:name="Dark List Accent 1" w:uiPriority="70"/>
+    <w:lsdException w:name="Colorful Shading Accent 1" w:uiPriority="71"/>
+    <w:lsdException w:name="Colorful List Accent 1" w:uiPriority="72"/>
+    <w:lsdException w:name="Colorful Grid Accent 1" w:uiPriority="73"/>
+    <w:lsdException w:name="Light Shading Accent 2" w:uiPriority="60"/>
+    <w:lsdException w:name="Light List Accent 2" w:uiPriority="61"/>
+    <w:lsdException w:name="Light Grid Accent 2" w:uiPriority="62"/>
+    <w:lsdException w:name="Medium Shading 1 Accent 2" w:uiPriority="63"/>
+    <w:lsdException w:name="Medium Shading 2 Accent 2" w:uiPriority="64"/>
+    <w:lsdException w:name="Medium List 1 Accent 2" w:uiPriority="65"/>
+    <w:lsdException w:name="Medium List 2 Accent 2" w:uiPriority="66"/>
+    <w:lsdException w:name="Medium Grid 1 Accent 2" w:uiPriority="67"/>
+    <w:lsdException w:name="Medium Grid 2 Accent 2" w:uiPriority="68"/>
+    <w:lsdException w:name="Medium Grid 3 Accent 2" w:uiPriority="69"/>
+    <w:lsdException w:name="Dark List Accent 2" w:uiPriority="70"/>
+    <w:lsdException w:name="Colorful Shading Accent 2" w:uiPriority="71"/>
+    <w:lsdException w:name="Colorful List Accent 2" w:uiPriority="72"/>
+    <w:lsdException w:name="Colorful Grid Accent 2" w:uiPriority="73"/>
+    <w:lsdException w:name="Light Shading Accent 3" w:uiPriority="60"/>
+    <w:lsdException w:name="Light List Accent 3" w:uiPriority="61"/>
+    <w:lsdException w:name="Light Grid Accent 3" w:uiPriority="62"/>
+    <w:lsdException w:name="Medium Shading 1 Accent 3" w:uiPriority="63"/>
+    <w:lsdException w:name="Medium Shading 2 Accent 3" w:uiPriority="64"/>
+    <w:lsdException w:name="Medium List 1 Accent 3" w:uiPriority="65"/>
+    <w:lsdException w:name="Medium List 2 Accent 3" w:uiPriority="66"/>
+    <w:lsdException w:name="Medium Grid 1 Accent 3" w:uiPriority="67"/>
+    <w:lsdException w:name="Medium Grid 2 Accent 3" w:uiPriority="68"/>
+    <w:lsdException w:name="Medium Grid 3 Accent 3" w:uiPriority="69"/>
+    <w:lsdException w:name="Dark List Accent 3" w:uiPriority="70"/>
+    <w:lsdException w:name="Colorful Shading Accent 3" w:uiPriority="71"/>
+    <w:lsdException w:name="Colorful List Accent 3" w:uiPriority="72"/>
+    <w:lsdException w:name="Colorful Grid Accent 3" w:uiPriority="73"/>
+    <w:lsdException w:name="Light Shading Accent 4" w:uiPriority="60"/>
+    <w:lsdException w:name="Light List Accent 4" w:uiPriority="61"/>
+    <w:lsdException w:name="Light Grid Accent 4" w:uiPriority="62"/>
+    <w:lsdException w:name="Medium Shading 1 Accent 4" w:uiPriority="63"/>
+    <w:lsdException w:name="Medium Shading 2 Accent 4" w:uiPriority="64"/>
+    <w:lsdException w:name="Medium List 1 Accent 4" w:uiPriority="65"/>
+    <w:lsdException w:name="Medium List 2 Accent 4" w:uiPriority="66"/>
+    <w:lsdException w:name="Medium Grid 1 Accent 4" w:uiPriority="67"/>
+    <w:lsdException w:name="Medium Grid 2 Accent 4" w:uiPriority="68"/>
+    <w:lsdException w:name="Medium Grid 3 Accent 4" w:uiPriority="69"/>
+    <w:lsdException w:name="Dark List Accent 4" w:uiPriority="70"/>
+    <w:lsdException w:name="Colorful Shading Accent 4" w:uiPriority="71"/>
+    <w:lsdException w:name="Colorful List Accent 4" w:uiPriority="72"/>
+    <w:lsdException w:name="Colorful Grid Accent 4" w:uiPriority="73"/>
+    <w:lsdException w:name="Light Shading Accent 5" w:uiPriority="60"/>
+    <w:lsdException w:name="Light List Accent 5" w:uiPriority="61"/>
+    <w:lsdException w:name="Light Grid Accent 5" w:uiPriority="62"/>
+    <w:lsdException w:name="Medium Shading 1 Accent 5" w:uiPriority="63"/>
+    <w:lsdException w:name="Medium Shading 2 Accent 5" w:uiPriority="64"/>
+    <w:lsdException w:name="Medium List 1 Accent 5" w:uiPriority="65"/>
+    <w:lsdException w:name="Medium List 2 Accent 5" w:uiPriority="66"/>
+    <w:lsdException w:name="Medium Grid 1 Accent 5" w:uiPriority="67"/>
+    <w:lsdException w:name="Medium Grid 2 Accent 5" w:uiPriority="68"/>
+    <w:lsdException w:name="Medium Grid 3 Accent 5" w:uiPriority="69"/>
+    <w:lsdException w:name="Dark List Accent 5" w:uiPriority="70"/>
+    <w:lsdException w:name="Colorful Shading Accent 5" w:uiPriority="71"/>
+    <w:lsdException w:name="Colorful List Accent 5" w:uiPriority="72"/>
+    <w:lsdException w:name="Colorful Grid Accent 5" w:uiPriority="73"/>
+    <w:lsdException w:name="Light Shading Accent 6" w:uiPriority="60"/>
+    <w:lsdException w:name="Light List Accent 6" w:uiPriority="61"/>
+    <w:lsdException w:name="Light Grid Accent 6" w:uiPriority="62"/>
+    <w:lsdException w:name="Medium Shading 1 Accent 6" w:uiPriority="63"/>
+    <w:lsdException w:name="Medium Shading 2 Accent 6" w:uiPriority="64"/>
+    <w:lsdException w:name="Medium List 1 Accent 6" w:uiPriority="65"/>
+    <w:lsdException w:name="Medium List 2 Accent 6" w:uiPriority="66"/>
+    <w:lsdException w:name="Medium Grid 1 Accent 6" w:uiPriority="67"/>
+    <w:lsdException w:name="Medium Grid 2 Accent 6" w:uiPriority="68"/>
+    <w:lsdException w:name="Medium Grid 3 Accent 6" w:uiPriority="69"/>
+    <w:lsdException w:name="Dark List Accent 6" w:uiPriority="70"/>
+    <w:lsdException w:name="Colorful Shading Accent 6" w:uiPriority="71"/>
+    <w:lsdException w:name="Colorful List Accent 6" w:uiPriority="72"/>
+    <w:lsdException w:name="Colorful Grid Accent 6" w:uiPriority="73"/>
+    <w:lsdException w:name="Subtle Emphasis" w:uiPriority="19" w:qFormat="1"/>
+    <w:lsdException w:name="Intense Emphasis" w:uiPriority="21" w:qFormat="1"/>
+    <w:lsdException w:name="Subtle Reference" w:uiPriority="31" w:qFormat="1"/>
+    <w:lsdException w:name="Intense Reference" w:uiPriority="32" w:qFormat="1"/>
+    <w:lsdException w:name="Book Title" w:uiPriority="33" w:qFormat="1"/>
+    <w:lsdException w:name="Bibliography" w:semiHidden="1" w:uiPriority="37" w:unhideWhenUsed="1"/>
+    <w:lsdException w:name="TOC Heading" w:semiHidden="1" w:uiPriority="39" w:unhideWhenUsed="1" w:qFormat="1"/>
+    <w:lsdException w:name="Plain Table 1" w:uiPriority="41"/>
+    <w:lsdException w:name="Plain Table 2" w:uiPriority="42"/>
+    <w:lsdException w:name="Plain Table 3" w:uiPriority="43"/>
+    <w:lsdException w:name="Plain Table 4" w:uiPriority="44"/>
+    <w:lsdException w:name="Plain Table 5" w:uiPriority="45"/>
+    <w:lsdException w:name="Grid Table Light" w:uiPriority="40"/>
+    <w:lsdException w:name="Grid Table 1 Light" w:uiPriority="46"/>
+    <w:lsdException w:name="Grid Table 2" w:uiPriority="47"/>
+    <w:lsdException w:name="Grid Table 3" w:uiPriority="48"/>
+    <w:lsdException w:name="Grid Table 4" w:uiPriority="49"/>
+    <w:lsdException w:name="Grid Table 5 Dark" w:uiPriority="50"/>
+    <w:lsdException w:name="Grid Table 6 Colorful" w:uiPriority="51"/>
+    <w:lsdException w:name="Grid Table 7 Colorful" w:uiPriority="52"/>
+    <w:lsdException w:name="Grid Table 1 Light Accent 1" w:uiPriority="46"/>
+    <w:lsdException w:name="Grid Table 2 Accent 1" w:uiPriority="47"/>
+    <w:lsdException w:name="Grid Table 3 Accent 1" w:uiPriority="48"/>
+    <w:lsdException w:name="Grid Table 4 Accent 1" w:uiPriority="49"/>
+    <w:lsdException w:name="Grid Table 5 Dark Accent 1" w:uiPriority="50"/>
+    <w:lsdException w:name="Grid Table 6 Colorful Accent 1" w:uiPriority="51"/>
+    <w:lsdException w:name="Grid Table 7 Colorful Accent 1" w:uiPriority="52"/>
+    <w:lsdException w:name="Grid Table 1 Light Accent 2" w:uiPriority="46"/>
+    <w:lsdException w:name="Grid Table 2 Accent 2" w:uiPriority="47"/>
+    <w:lsdException w:name="Grid Table 3 Accent 2" w:uiPriority="48"/>
+    <w:lsdException w:name="Grid Table 4 Accent 2" w:uiPriority="49"/>
+    <w:lsdException w:name="Grid Table 5 Dark Accent 2" w:uiPriority="50"/>
+    <w:lsdException w:name="Grid Table 6 Colorful Accent 2" w:uiPriority="51"/>
+    <w:lsdException w:name="Grid Table 7 Colorful Accent 2" w:uiPriority="52"/>
+    <w:lsdException w:name="Grid Table 1 Light Accent 3" w:uiPriority="46"/>
+    <w:lsdException w:name="Grid Table 2 Accent 3" w:uiPriority="47"/>
+    <w:lsdException w:name="Grid Table 3 Accent 3" w:uiPriority="48"/>
+    <w:lsdException w:name="Grid Table 4 Accent 3" w:uiPriority="49"/>
+    <w:lsdException w:name="Grid Table 5 Dark Accent 3" w:uiPriority="50"/>
+    <w:lsdException w:name="Grid Table 6 Colorful Accent 3" w:uiPriority="51"/>
+    <w:lsdException w:name="Grid Table 7 Colorful Accent 3" w:uiPriority="52"/>
+    <w:lsdException w:name="Grid Table 1 Light Accent 4" w:uiPriority="46"/>
+    <w:lsdException w:name="Grid Table 2 Accent 4" w:uiPriority="47"/>
+    <w:lsdException w:name="Grid Table 3 Accent 4" w:uiPriority="48"/>
+    <w:lsdException w:name="Grid Table 4 Accent 4" w:uiPriority="49"/>
+    <w:lsdException w:name="Grid Table 5 Dark Accent 4" w:uiPriority="50"/>
+    <w:lsdException w:name="Grid Table 6 Colorful Accent 4" w:uiPriority="51"/>
+    <w:lsdException w:name="Grid Table 7 Colorful Accent 4" w:uiPriority="52"/>
+    <w:lsdException w:name="Grid Table 1 Light Accent 5" w:uiPriority="46"/>
+    <w:lsdException w:name="Grid Table 2 Accent 5" w:uiPriority="47"/>
+    <w:lsdException w:name="Grid Table 3 Accent 5" w:uiPriority="48"/>
+    <w:lsdException w:name="Grid Table 4 Accent 5" w:uiPriority="49"/>
+    <w:lsdException w:name="Grid Table 5 Dark Accent 5" w:uiPriority="50"/>
+    <w:lsdException w:name="Grid Table 6 Colorful Accent 5" w:uiPriority="51"/>
+    <w:lsdException w:name="Grid Table 7 Colorful Accent 5" w:uiPriority="52"/>
+    <w:lsdException w:name="Grid Table 1 Light Accent 6" w:uiPriority="46"/>
+    <w:lsdException w:name="Grid Table 2 Accent 6" w:uiPriority="47"/>
+    <w:lsdException w:name="Grid Table 3 Accent 6" w:uiPriority="48"/>
+    <w:lsdException w:name="Grid Table 4 Accent 6" w:uiPriority="49"/>
+    <w:lsdException w:name="Grid Table 5 Dark Accent 6" w:uiPriority="50"/>
+    <w:lsdException w:name="Grid Table 6 Colorful Accent 6" w:uiPriority="51"/>
+    <w:lsdException w:name="Grid Table 7 Colorful Accent 6" w:uiPriority="52"/>
+    <w:lsdException w:name="List Table 1 Light" w:uiPriority="46"/>
+    <w:lsdException w:name="List Table 2" w:uiPriority="47"/>
+    <w:lsdException w:name="List Table 3" w:uiPriority="48"/>
+    <w:lsdException w:name="List Table 4" w:uiPriority="49"/>
+    <w:lsdException w:name="List Table 5 Dark" w:uiPriority="50"/>
+    <w:lsdException w:name="List Table 6 Colorful" w:uiPriority="51"/>
+    <w:lsdException w:name="List Table 7 Colorful" w:uiPriority="52"/>
+    <w:lsdException w:name="List Table 1 Light Accent 1" w:uiPriority="46"/>
+    <w:lsdException w:name="List Table 2 Accent 1" w:uiPriority="47"/>
+    <w:lsdException w:name="List Table 3 Accent 1" w:uiPriority="48"/>
+    <w:lsdException w:name="List Table 4 Accent 1" w:uiPriority="49"/>
+    <w:lsdException w:name="List Table 5 Dark Accent 1" w:uiPriority="50"/>
+    <w:lsdException w:name="List Table 6 Colorful Accent 1" w:uiPriority="51"/>
+    <w:lsdException w:name="List Table 7 Colorful Accent 1" w:uiPriority="52"/>
+    <w:lsdException w:name="List Table 1 Light Accent 2" w:uiPriority="46"/>
+    <w:lsdException w:name="List Table 2 Accent 2" w:uiPriority="47"/>
+    <w:lsdException w:name="List Table 3 Accent 2" w:uiPriority="48"/>
+    <w:lsdException w:name="List Table 4 Accent 2" w:uiPriority="49"/>
+    <w:lsdException w:name="List Table 5 Dark Accent 2" w:uiPriority="50"/>
+    <w:lsdException w:name="List Table 6 Colorful Accent 2" w:uiPriority="51"/>
+    <w:lsdException w:name="List Table 7 Colorful Accent 2" w:uiPriority="52"/>
+    <w:lsdException w:name="List Table 1 Light Accent 3" w:uiPriority="46"/>
+    <w:lsdException w:name="List Table 2 Accent 3" w:uiPriority="47"/>
+    <w:lsdException w:name="List Table 3 Accent 3" w:uiPriority="48"/>
+    <w:lsdException w:name="List Table 4 Accent 3" w:uiPriority="49"/>
+    <w:lsdException w:name="List Table 5 Dark Accent 3" w:uiPriority="50"/>
+    <w:lsdException w:name="List Table 6 Colorful Accent 3" w:uiPriority="51"/>
+    <w:lsdException w:name="List Table 7 Colorful Accent 3" w:uiPriority="52"/>
+    <w:lsdException w:name="List Table 1 Light Accent 4" w:uiPriority="46"/>
+    <w:lsdException w:name="List Table 2 Accent 4" w:uiPriority="47"/>
+    <w:lsdException w:name="List Table 3 Accent 4" w:uiPriority="48"/>
+    <w:lsdException w:name="List Table 4 Accent 4" w:uiPriority="49"/>
+    <w:lsdException w:name="List Table 5 Dark Accent 4" w:uiPriority="50"/>
+    <w:lsdException w:name="List Table 6 Colorful Accent 4" w:uiPriority="51"/>
+    <w:lsdException w:name="List Table 7 Colorful Accent 4" w:uiPriority="52"/>
+    <w:lsdException w:name="List Table 1 Light Accent 5" w:uiPriority="46"/>
+    <w:lsdException w:name="List Table 2 Accent 5" w:uiPriority="47"/>
+    <w:lsdException w:name="List Table 3 Accent 5" w:uiPriority="48"/>
+    <w:lsdException w:name="List Table 4 Accent 5" w:uiPriority="49"/>
+    <w:lsdException w:name="List Table 5 Dark Accent 5" w:uiPriority="50"/>
+    <w:lsdException w:name="List Table 6 Colorful Accent 5" w:uiPriority="51"/>
+    <w:lsdException w:name="List Table 7 Colorful Accent 5" w:uiPriority="52"/>
+    <w:lsdException w:name="List Table 1 Light Accent 6" w:uiPriority="46"/>
+    <w:lsdException w:name="List Table 2 Accent 6" w:uiPriority="47"/>
+    <w:lsdException w:name="List Table 3 Accent 6" w:uiPriority="48"/>
+    <w:lsdException w:name="List Table 4 Accent 6" w:uiPriority="49"/>
+    <w:lsdException w:name="List Table 5 Dark Accent 6" w:uiPriority="50"/>
+    <w:lsdException w:name="List Table 6 Colorful Accent 6" w:uiPriority="51"/>
+    <w:lsdException w:name="List Table 7 Colorful Accent 6" w:uiPriority="52"/>
+    <w:lsdException w:name="Mention" w:semiHidden="1" w:unhideWhenUsed="1"/>
+    <w:lsdException w:name="Smart Hyperlink" w:semiHidden="1" w:unhideWhenUsed="1"/>
+    <w:lsdException w:name="Hashtag" w:semiHidden="1" w:unhideWhenUsed="1"/>
+    <w:lsdException w:name="Unresolved Mention" w:semiHidden="1" w:unhideWhenUsed="1"/>
+    <w:lsdException w:name="Smart Link" w:semiHidden="1" w:unhideWhenUsed="1"/>
+  </w:latentStyles>
+  <w:style w:type="paragraph" w:default="1" w:styleId="Normal">
     <w:name w:val="Normal"/>
-    <w:uiPriority w:val="1"/>
     <w:qFormat/>
     <w:pPr>
-      <w:widowControl w:val="false"/>
-      <w:suppressAutoHyphens w:val="true"/>
-      <w:bidi w:val="0"/>
-      <w:spacing w:lineRule="auto" w:line="240" w:before="0" w:after="0"/>
-      <w:ind w:start="0" w:end="0"/>
-      <w:jc w:val="start"/>
+      <w:widowControl w:val="0"/>
     </w:pPr>
     <w:rPr>
-      <w:rFonts w:ascii="Calibri" w:hAnsi="Calibri" w:eastAsia="Calibri" w:cs="Calibri" w:asciiTheme="minorHAnsi" w:eastAsiaTheme="minorHAnsi" w:hAnsiTheme="minorHAnsi"/>
-      <w:color w:val="auto"/>
-      <w:kern w:val="0"/>
-      <w:sz w:val="22"/>
-      <w:szCs w:val="22"/>
-      <w:lang w:val="en-US" w:eastAsia="en-US" w:bidi="ar-SA"/>
+      <w:rFonts w:cs="Calibri"/>
     </w:rPr>
   </w:style>
   <w:style w:type="paragraph" w:styleId="Heading1">
     <w:name w:val="heading 1"/>
     <w:basedOn w:val="Normal"/>
-    <w:uiPriority w:val="1"/>
+    <w:uiPriority w:val="9"/>
     <w:qFormat/>
     <w:pPr>
-      <w:ind w:start="182"/>
-      <w:outlineLvl w:val="1"/>
+      <w:ind w:left="182"/>
+      <w:outlineLvl w:val="0"/>
     </w:pPr>
     <w:rPr>
-      <w:rFonts w:ascii="Calibri" w:hAnsi="Calibri" w:eastAsia="Calibri" w:cs="Calibri"/>
+      <w:rFonts w:ascii="Calibri" w:eastAsia="Calibri" w:hAnsi="Calibri"/>
       <w:b/>
       <w:bCs/>
       <w:sz w:val="24"/>
       <w:szCs w:val="24"/>
-      <w:lang w:val="en-US" w:eastAsia="en-US" w:bidi="ar-SA"/>
     </w:rPr>
   </w:style>
   <w:style w:type="paragraph" w:styleId="Heading2">
     <w:name w:val="heading 2"/>
     <w:basedOn w:val="Normal"/>
-    <w:uiPriority w:val="1"/>
+    <w:uiPriority w:val="9"/>
+    <w:unhideWhenUsed/>
     <w:qFormat/>
     <w:pPr>
-      <w:spacing w:before="104" w:after="0"/>
-      <w:ind w:start="182"/>
-      <w:outlineLvl w:val="2"/>
+      <w:spacing w:before="104"/>
+      <w:ind w:left="182"/>
+      <w:outlineLvl w:val="1"/>
     </w:pPr>
     <w:rPr>
-      <w:rFonts w:ascii="Calibri" w:hAnsi="Calibri" w:eastAsia="Calibri" w:cs="Calibri"/>
+      <w:rFonts w:ascii="Calibri" w:eastAsia="Calibri" w:hAnsi="Calibri"/>
       <w:b/>
       <w:bCs/>
       <w:sz w:val="20"/>
       <w:szCs w:val="20"/>
-      <w:lang w:val="en-US" w:eastAsia="en-US" w:bidi="ar-SA"/>
     </w:rPr>
   </w:style>
-  <w:style w:type="character" w:styleId="DefaultParagraphFont" w:default="1">
+  <w:style w:type="character" w:default="1" w:styleId="DefaultParagraphFont">
     <w:name w:val="Default Paragraph Font"/>
     <w:uiPriority w:val="1"/>
     <w:semiHidden/>
     <w:unhideWhenUsed/>
-    <w:qFormat/>
-    <w:rPr/>
+  </w:style>
+  <w:style w:type="table" w:default="1" w:styleId="TableNormal">
+    <w:name w:val="Normal Table"/>
+    <w:uiPriority w:val="99"/>
+    <w:semiHidden/>
+    <w:unhideWhenUsed/>
+    <w:tblPr>
+      <w:tblInd w:w="0" w:type="dxa"/>
+      <w:tblCellMar>
+        <w:top w:w="0" w:type="dxa"/>
+        <w:left w:w="108" w:type="dxa"/>
+        <w:bottom w:w="0" w:type="dxa"/>
+        <w:right w:w="108" w:type="dxa"/>
+      </w:tblCellMar>
+    </w:tblPr>
+  </w:style>
+  <w:style w:type="numbering" w:default="1" w:styleId="NoList">
+    <w:name w:val="No List"/>
+    <w:uiPriority w:val="99"/>
+    <w:semiHidden/>
+    <w:unhideWhenUsed/>
   </w:style>
   <w:style w:type="character" w:styleId="Hyperlink">
     <w:name w:val="Hyperlink"/>
@@ -1624,17 +2131,17 @@
       <w:u w:val="single"/>
     </w:rPr>
   </w:style>
-  <w:style w:type="paragraph" w:styleId="Heading">
+  <w:style w:type="paragraph" w:customStyle="1" w:styleId="Heading">
     <w:name w:val="Heading"/>
     <w:basedOn w:val="Normal"/>
     <w:next w:val="BodyText"/>
     <w:qFormat/>
     <w:pPr>
-      <w:keepNext w:val="true"/>
+      <w:keepNext/>
       <w:spacing w:before="240" w:after="120"/>
     </w:pPr>
     <w:rPr>
-      <w:rFonts w:ascii="Liberation Sans" w:hAnsi="Liberation Sans" w:eastAsia="Microsoft YaHei" w:cs="Lucida Sans"/>
+      <w:rFonts w:ascii="Liberation Sans" w:eastAsia="Microsoft YaHei" w:hAnsi="Liberation Sans" w:cs="Lucida Sans"/>
       <w:sz w:val="28"/>
       <w:szCs w:val="28"/>
     </w:rPr>
@@ -1645,19 +2152,17 @@
     <w:uiPriority w:val="1"/>
     <w:qFormat/>
     <w:pPr>
-      <w:spacing w:before="60" w:after="0"/>
+      <w:spacing w:before="60"/>
     </w:pPr>
     <w:rPr>
-      <w:rFonts w:ascii="Calibri" w:hAnsi="Calibri" w:eastAsia="Calibri" w:cs="Calibri"/>
+      <w:rFonts w:ascii="Calibri" w:eastAsia="Calibri" w:hAnsi="Calibri"/>
       <w:sz w:val="20"/>
       <w:szCs w:val="20"/>
-      <w:lang w:val="en-US" w:eastAsia="en-US" w:bidi="ar-SA"/>
     </w:rPr>
   </w:style>
   <w:style w:type="paragraph" w:styleId="List">
     <w:name w:val="List"/>
     <w:basedOn w:val="BodyText"/>
-    <w:pPr/>
     <w:rPr>
       <w:rFonts w:cs="Lucida Sans"/>
     </w:rPr>
@@ -1678,7 +2183,7 @@
       <w:szCs w:val="24"/>
     </w:rPr>
   </w:style>
-  <w:style w:type="paragraph" w:styleId="Index">
+  <w:style w:type="paragraph" w:customStyle="1" w:styleId="Index">
     <w:name w:val="Index"/>
     <w:basedOn w:val="Normal"/>
     <w:qFormat/>
@@ -1692,20 +2197,19 @@
   <w:style w:type="paragraph" w:styleId="Title">
     <w:name w:val="Title"/>
     <w:basedOn w:val="Normal"/>
-    <w:uiPriority w:val="1"/>
+    <w:uiPriority w:val="10"/>
     <w:qFormat/>
     <w:pPr>
-      <w:spacing w:before="7" w:after="0"/>
-      <w:ind w:start="4"/>
+      <w:spacing w:before="7"/>
+      <w:ind w:left="4"/>
       <w:jc w:val="center"/>
     </w:pPr>
     <w:rPr>
-      <w:rFonts w:ascii="Calibri" w:hAnsi="Calibri" w:eastAsia="Calibri" w:cs="Calibri"/>
+      <w:rFonts w:ascii="Calibri" w:eastAsia="Calibri" w:hAnsi="Calibri"/>
       <w:b/>
       <w:bCs/>
       <w:sz w:val="36"/>
       <w:szCs w:val="36"/>
-      <w:lang w:val="en-US" w:eastAsia="en-US" w:bidi="ar-SA"/>
     </w:rPr>
   </w:style>
   <w:style w:type="paragraph" w:styleId="ListParagraph">
@@ -1714,51 +2218,24 @@
     <w:uiPriority w:val="1"/>
     <w:qFormat/>
     <w:pPr>
-      <w:spacing w:before="60" w:after="0"/>
-      <w:ind w:hanging="240" w:start="661"/>
+      <w:spacing w:before="60"/>
+      <w:ind w:left="661" w:hanging="240"/>
     </w:pPr>
     <w:rPr>
-      <w:rFonts w:ascii="Calibri" w:hAnsi="Calibri" w:eastAsia="Calibri" w:cs="Calibri"/>
-      <w:lang w:val="en-US" w:eastAsia="en-US" w:bidi="ar-SA"/>
+      <w:rFonts w:ascii="Calibri" w:eastAsia="Calibri" w:hAnsi="Calibri"/>
     </w:rPr>
   </w:style>
-  <w:style w:type="paragraph" w:styleId="TableParagraph">
+  <w:style w:type="paragraph" w:customStyle="1" w:styleId="TableParagraph">
     <w:name w:val="Table Paragraph"/>
     <w:basedOn w:val="Normal"/>
     <w:uiPriority w:val="1"/>
     <w:qFormat/>
-    <w:pPr/>
-    <w:rPr>
-      <w:lang w:val="en-US" w:eastAsia="en-US" w:bidi="ar-SA"/>
-    </w:rPr>
-  </w:style>
-  <w:style w:type="numbering" w:styleId="NoList" w:default="1">
-    <w:name w:val="No List"/>
-    <w:uiPriority w:val="99"/>
-    <w:semiHidden/>
-    <w:unhideWhenUsed/>
-    <w:qFormat/>
-  </w:style>
-  <w:style w:type="table" w:default="1" w:styleId="TableNormal">
-    <w:name w:val="Table Normal"/>
-    <w:uiPriority w:val="2"/>
-    <w:semiHidden/>
-    <w:unhideWhenUsed/>
-    <w:qFormat/>
-    <w:tblPr>
-      <w:tblCellMar>
-        <w:top w:w="0" w:type="dxa"/>
-        <w:left w:w="0" w:type="dxa"/>
-        <w:bottom w:w="0" w:type="dxa"/>
-        <w:right w:w="0" w:type="dxa"/>
-      </w:tblCellMar>
-    </w:tblPr>
   </w:style>
 </w:styles>
 </file>
 
 <file path=word/theme/theme1.xml><?xml version="1.0" encoding="utf-8"?>
-<a:theme xmlns:a="http://schemas.openxmlformats.org/drawingml/2006/main" xmlns:r="http://schemas.openxmlformats.org/officeDocument/2006/relationships" name="Office Theme">
+<a:theme xmlns:a="http://schemas.openxmlformats.org/drawingml/2006/main" name="Office Theme">
   <a:themeElements>
     <a:clrScheme name="Office">
       <a:dk1>
@@ -1800,12 +2277,12 @@
     </a:clrScheme>
     <a:fontScheme name="Office">
       <a:majorFont>
-        <a:latin typeface="Cambria" pitchFamily="0" charset="1"/>
+        <a:latin typeface="Cambria"/>
         <a:ea typeface=""/>
         <a:cs typeface=""/>
       </a:majorFont>
       <a:minorFont>
-        <a:latin typeface="Calibri" pitchFamily="0" charset="1"/>
+        <a:latin typeface="Calibri"/>
         <a:ea typeface=""/>
         <a:cs typeface=""/>
       </a:minorFont>
@@ -1834,7 +2311,7 @@
             </a:gs>
           </a:gsLst>
           <a:lin ang="16200000" scaled="1"/>
-          <a:tileRect l="0" t="0" r="0" b="0"/>
+          <a:tileRect/>
         </a:gradFill>
         <a:gradFill>
           <a:gsLst>
@@ -1855,7 +2332,7 @@
             </a:gs>
           </a:gsLst>
           <a:lin ang="16200000" scaled="0"/>
-          <a:tileRect l="0" t="0" r="0" b="0"/>
+          <a:tileRect/>
         </a:gradFill>
       </a:fillStyleLst>
       <a:lnStyleLst>
@@ -1906,7 +2383,7 @@
           <a:path path="circle">
             <a:fillToRect l="50000" t="-80000" r="50000" b="180000"/>
           </a:path>
-          <a:tileRect l="0" t="0" r="0" b="0"/>
+          <a:tileRect/>
         </a:gradFill>
         <a:gradFill>
           <a:gsLst>
@@ -1924,10 +2401,12 @@
           <a:path path="circle">
             <a:fillToRect l="50000" t="50000" r="50000" b="50000"/>
           </a:path>
-          <a:tileRect l="0" t="0" r="0" b="0"/>
+          <a:tileRect/>
         </a:gradFill>
       </a:bgFillStyleLst>
     </a:fmtScheme>
   </a:themeElements>
+  <a:objectDefaults/>
+  <a:extraClrSchemeLst/>
 </a:theme>
 </file>
--- a/assets/Sean_Lennard_Orias_CV.docx
+++ b/assets/Sean_Lennard_Orias_CV.docx
@@ -268,7 +268,7 @@
         <w:rPr>
           <w:sz w:val="20"/>
         </w:rPr>
-        <w:t>Moved a client’s website and business email to a new hosting provider: backed everything up, set up new mailboxes, switched the domain over, copied across email sent during the move, and checked it all worked.</w:t>
+        <w:t>Migrated a client’s website and business email from WHM/cPanel to Hostinger/CyberPanel: backups, mailbox provisioning, DNS cutover, delta mail sync and post-cutover validation.</w:t>
       </w:r>
     </w:p>
     <w:p>
@@ -293,15 +293,9 @@
         <w:rPr>
           <w:sz w:val="20"/>
         </w:rPr>
-        <w:t>Kept</w:t>
+        <w:t>Troubleshot email delivery failures, a Spamhaus-listed mail server and webmail sign-in issues; provided on-site support during the server cutover.</w:t>
       </w:r>
       <w:proofErr w:type="gramEnd"/>
-      <w:r>
-        <w:rPr>
-          <w:sz w:val="20"/>
-        </w:rPr>
-        <w:t xml:space="preserve"> hosting servers healthy (clearing old logs, checking disk space, monitoring uptime), supporting a 99% uptime target.</w:t>
-      </w:r>
     </w:p>
     <w:p>
       <w:pPr>
@@ -324,7 +318,7 @@
         <w:rPr>
           <w:sz w:val="20"/>
         </w:rPr>
-        <w:t>Solved client email and website problems, such as emails not being delivered, a mail server placed on a spam blocklist, and users unable to sign in to webmail, including on-site help during a server move.</w:t>
+        <w:t>Administered hosting via WHM, cPanel, Cloudflare and Domainmod; performed log cleanup, disk-usage audits and uptime monitoring from the Linux CLI.</w:t>
       </w:r>
     </w:p>
     <w:p>
@@ -348,7 +342,7 @@
         <w:rPr>
           <w:sz w:val="20"/>
         </w:rPr>
-        <w:t>Wrote 60+ help articles for customers and staff on domains, DNS, website connection problems, business email, security and server tasks.</w:t>
+        <w:t>Authored 60+ help-center and internal KB articles on DNS, domains, business email, website connectivity, security and server operations.</w:t>
       </w:r>
     </w:p>
     <w:p>
@@ -372,7 +366,7 @@
         <w:rPr>
           <w:sz w:val="20"/>
         </w:rPr>
-        <w:t>Set up and fixed AI chatbots on company and client websites, including their scheduled content updates.</w:t>
+        <w:t>Deployed and troubleshot AI chatbots on company and client websites, including cron-scheduled content ingestion and backend integrations.</w:t>
       </w:r>
     </w:p>
     <w:p>

--- a/assets/Sean_Lennard_Orias_CV.docx
+++ b/assets/Sean_Lennard_Orias_CV.docx
@@ -67,6 +67,124 @@
           <w:sz w:val="10"/>
         </w:rPr>
       </w:pPr>
+    </w:p>
+    <w:p>
+      <w:pPr>
+        <w:pStyle w:val="Heading1"/>
+        <w:rPr/>
+      </w:pPr>
+      <w:r>
+        <mc:AlternateContent>
+          <mc:Choice Requires="wps">
+            <w:drawing>
+              <wp:anchor distT="0" distB="0" distL="0" distR="0" simplePos="0" relativeHeight="2" behindDoc="1" locked="0" layoutInCell="0" allowOverlap="1">
+                <wp:simplePos x="0" y="0"/>
+                <wp:positionH relativeFrom="page">
+                  <wp:posOffset>800100</wp:posOffset>
+                </wp:positionH>
+                <wp:positionV relativeFrom="paragraph">
+                  <wp:posOffset>200660</wp:posOffset>
+                </wp:positionV>
+                <wp:extent cx="6171565" cy="1270"/>
+                <wp:effectExtent l="0" t="5080" r="0" b="3810"/>
+                <wp:wrapTopAndBottom/>
+                <wp:docPr id="1" name="Graphic 1"/>
+                <a:graphic xmlns:a="http://schemas.openxmlformats.org/drawingml/2006/main">
+                  <a:graphicData uri="http://schemas.microsoft.com/office/word/2010/wordprocessingShape">
+                    <wps:wsp>
+                      <wps:cNvSpPr/>
+                      <wps:spPr>
+                        <a:xfrm>
+                          <a:off x="0" y="0"/>
+                          <a:ext cx="6171480" cy="1440"/>
+                        </a:xfrm>
+                        <a:custGeom>
+                          <a:avLst/>
+                          <a:gdLst>
+                            <a:gd name="textAreaLeft" fmla="*/ 0 w 3498840"/>
+                            <a:gd name="textAreaRight" fmla="*/ 3499200 w 3498840"/>
+                            <a:gd name="textAreaTop" fmla="*/ 0 h 720"/>
+                            <a:gd name="textAreaBottom" fmla="*/ 1080 h 720"/>
+                          </a:gdLst>
+                          <a:ahLst/>
+                          <a:cxnLst/>
+                          <a:rect l="textAreaLeft" t="textAreaTop" r="textAreaRight" b="textAreaBottom"/>
+                          <a:pathLst>
+                            <a:path w="6171565" h="0">
+                              <a:moveTo>
+                                <a:pt x="6171565" y="0"/>
+                              </a:moveTo>
+                              <a:lnTo>
+                                <a:pt x="0" y="0"/>
+                              </a:lnTo>
+                            </a:path>
+                            <a:path w="6171565" h="0">
+                              <a:moveTo>
+                                <a:pt x="6171565" y="0"/>
+                              </a:moveTo>
+                              <a:lnTo>
+                                <a:pt x="0" y="0"/>
+                              </a:lnTo>
+                            </a:path>
+                          </a:pathLst>
+                        </a:custGeom>
+                        <a:noFill/>
+                        <a:ln w="9525">
+                          <a:solidFill>
+                            <a:srgbClr val="2D2D2D"/>
+                          </a:solidFill>
+                          <a:round/>
+                        </a:ln>
+                      </wps:spPr>
+                      <wps:style>
+                        <a:lnRef idx="0"/>
+                        <a:fillRef idx="0"/>
+                        <a:effectRef idx="0"/>
+                        <a:fontRef idx="minor"/>
+                      </wps:style>
+                      <wps:bodyPr/>
+                    </wps:wsp>
+                  </a:graphicData>
+                </a:graphic>
+              </wp:anchor>
+            </w:drawing>
+          </mc:Choice>
+          <mc:Fallback>
+            <w:pict/>
+          </mc:Fallback>
+        </mc:AlternateContent>
+      </w:r>
+      <w:r>
+        <w:rPr/>
+        <w:t>SUMMARY</w:t>
+      </w:r>
+    </w:p>
+    <w:p>
+      <w:pPr>
+        <w:pStyle w:val="BodyText"/>
+        <w:spacing w:before="90" w:after="0"/>
+        <w:ind w:start="182" w:end="0"/>
+        <w:jc w:val="both"/>
+        <w:rPr/>
+      </w:pPr>
+      <w:r>
+        <w:rPr/>
+        <w:t xml:space="preserve">IT support and systems intern experienced in troubleshooting email delivery, webmail access and hosting issues, migrating a client’s website and business email, and writing 60+ help-center and KB articles. Built a Windows Server 2025 / Active Directory homelab covering user management, Group Policy and help desk tickets.</w:t>
+      </w:r>
+    </w:p>
+    <w:p>
+      <w:pPr>
+        <w:pStyle w:val="BodyText"/>
+        <w:spacing w:before="20" w:after="0"/>
+        <w:rPr>
+          <w:sz w:val="10"/>
+        </w:rPr>
+      </w:pPr>
+      <w:r>
+        <w:rPr>
+          <w:sz w:val="10"/>
+        </w:rPr>
+      </w:r>
     </w:p>
     <w:p>
       <w:pPr>
@@ -627,162 +745,6 @@
           <w:sz w:val="20"/>
         </w:rPr>
         <w:t>Found and fixed a security gap that let the help desk account reset an administrator’s password.</w:t>
-      </w:r>
-    </w:p>
-    <w:p>
-      <w:pPr>
-        <w:tabs>
-          <w:tab w:val="left" w:pos="3900"/>
-        </w:tabs>
-        <w:spacing w:before="90"/>
-        <w:ind w:left="182"/>
-        <w:rPr>
-          <w:i/>
-          <w:sz w:val="20"/>
-        </w:rPr>
-      </w:pPr>
-      <w:r>
-        <w:rPr>
-          <w:b/>
-          <w:sz w:val="20"/>
-        </w:rPr>
-        <w:t>Twitch Emote No-Restart</w:t>
-      </w:r>
-      <w:r>
-        <w:rPr>
-          <w:b/>
-          <w:sz w:val="20"/>
-        </w:rPr>
-        <w:tab/>
-      </w:r>
-      <w:r>
-        <w:rPr>
-          <w:i/>
-          <w:sz w:val="20"/>
-        </w:rPr>
-        <w:t xml:space="preserve">Personal Project — </w:t>
-      </w:r>
-      <w:hyperlink r:id="rId10">
-        <w:r>
-          <w:rPr>
-            <w:rStyle w:val="Hyperlink"/>
-          </w:rPr>
-          <w:t>Published on Greasy Fork</w:t>
-        </w:r>
-      </w:hyperlink>
-    </w:p>
-    <w:p>
-      <w:pPr>
-        <w:pStyle w:val="ListParagraph"/>
-        <w:numPr>
-          <w:ilvl w:val="0"/>
-          <w:numId w:val="1"/>
-        </w:numPr>
-        <w:tabs>
-          <w:tab w:val="left" w:pos="662"/>
-        </w:tabs>
-        <w:spacing w:before="80"/>
-        <w:ind w:right="213"/>
-        <w:jc w:val="both"/>
-        <w:rPr>
-          <w:sz w:val="20"/>
-        </w:rPr>
-      </w:pPr>
-      <w:r>
-        <w:rPr>
-          <w:sz w:val="20"/>
-        </w:rPr>
-        <w:t>Browser add-on that stops animated emotes in Twitch chat from restarting every time the chat updates. 1,927 lines of JavaScript with no outside libraries, published and open source.</w:t>
-      </w:r>
-    </w:p>
-    <w:p>
-      <w:pPr>
-        <w:pStyle w:val="ListParagraph"/>
-        <w:numPr>
-          <w:ilvl w:val="0"/>
-          <w:numId w:val="1"/>
-        </w:numPr>
-        <w:tabs>
-          <w:tab w:val="left" w:pos="662"/>
-        </w:tabs>
-        <w:spacing w:before="80"/>
-        <w:ind w:right="213"/>
-        <w:jc w:val="both"/>
-        <w:rPr>
-          <w:sz w:val="20"/>
-        </w:rPr>
-      </w:pPr>
-      <w:r>
-        <w:rPr>
-          <w:sz w:val="20"/>
-        </w:rPr>
-        <w:t>Measured and fixed its performance, cutting about 7,900 slow page checks per second to zero and another 6,700 per second to a few hundred.</w:t>
-      </w:r>
-    </w:p>
-    <w:p>
-      <w:pPr>
-        <w:tabs>
-          <w:tab w:val="left" w:pos="3900"/>
-        </w:tabs>
-        <w:spacing w:before="90"/>
-        <w:ind w:left="182"/>
-        <w:rPr>
-          <w:i/>
-          <w:sz w:val="20"/>
-        </w:rPr>
-      </w:pPr>
-      <w:r>
-        <w:rPr>
-          <w:b/>
-          <w:sz w:val="20"/>
-        </w:rPr>
-        <w:t>Git Publish Automation</w:t>
-      </w:r>
-      <w:r>
-        <w:rPr>
-          <w:b/>
-          <w:sz w:val="20"/>
-        </w:rPr>
-        <w:tab/>
-      </w:r>
-      <w:r>
-        <w:rPr>
-          <w:i/>
-          <w:sz w:val="20"/>
-        </w:rPr>
-        <w:t xml:space="preserve">Personal Project — </w:t>
-      </w:r>
-      <w:hyperlink r:id="rId11">
-        <w:r>
-          <w:rPr>
-            <w:rStyle w:val="Hyperlink"/>
-          </w:rPr>
-          <w:t>Source on GitHub</w:t>
-        </w:r>
-      </w:hyperlink>
-    </w:p>
-    <w:p>
-      <w:pPr>
-        <w:pStyle w:val="ListParagraph"/>
-        <w:numPr>
-          <w:ilvl w:val="0"/>
-          <w:numId w:val="1"/>
-        </w:numPr>
-        <w:tabs>
-          <w:tab w:val="left" w:pos="662"/>
-        </w:tabs>
-        <w:spacing w:before="80"/>
-        <w:ind w:right="213"/>
-        <w:jc w:val="both"/>
-        <w:rPr>
-          <w:sz w:val="20"/>
-        </w:rPr>
-      </w:pPr>
-      <w:r>
-        <w:rPr>
-          <w:sz w:val="20"/>
-        </w:rPr>
-        <w:t>One-command script that uploads code changes to GitHub, with safety checks and a preview mode.</w:t>
       </w:r>
     </w:p>
     <w:p>

--- a/assets/Sean_Lennard_Orias_CV.docx
+++ b/assets/Sean_Lennard_Orias_CV.docx
@@ -26,14 +26,17 @@
         </w:r>
       </w:hyperlink>
       <w:r>
-        <w:t xml:space="preserve">  | General Trias, Cavite |  </w:t>
+        <w:t xml:space="preserve">  | General Trias, Cavite</w:t>
+      </w:r>
+      <w:r>
+        <w:br/>
       </w:r>
       <w:hyperlink r:id="rId6">
         <w:r>
           <w:rPr>
             <w:rStyle w:val="Hyperlink"/>
           </w:rPr>
-          <w:t>Portfolio</w:t>
+          <w:t>deadnme.github.io/portfolio</w:t>
         </w:r>
       </w:hyperlink>
       <w:r>
@@ -44,7 +47,7 @@
           <w:rPr>
             <w:rStyle w:val="Hyperlink"/>
           </w:rPr>
-          <w:t>LinkedIn</w:t>
+          <w:t>linkedin.com/in/sean-orias-67763924a</w:t>
         </w:r>
       </w:hyperlink>
       <w:r>
@@ -55,7 +58,7 @@
           <w:rPr>
             <w:rStyle w:val="Hyperlink"/>
           </w:rPr>
-          <w:t>GitHub</w:t>
+          <w:t>github.com/deadnme</w:t>
         </w:r>
       </w:hyperlink>
     </w:p>
@@ -169,7 +172,7 @@
       </w:pPr>
       <w:r>
         <w:rPr/>
-        <w:t xml:space="preserve">IT support and systems intern experienced in troubleshooting email delivery, webmail access and hosting issues, migrating a client’s website and business email, and writing 60+ help-center and KB articles. Built a Windows Server 2025 / Active Directory homelab covering user management, Group Policy and help desk tickets.</w:t>
+        <w:t xml:space="preserve">IT graduate with internship experience troubleshooting email delivery, webmail access and hosting issues, migrating a client’s website and business email, and writing 60+ help-center and KB articles. Built a Windows Server 2025 / Active Directory homelab covering user management, Group Policy and help desk tickets.</w:t>
       </w:r>
     </w:p>
     <w:p>
@@ -299,70 +302,18 @@
           <w:sz w:val="20"/>
         </w:rPr>
       </w:pPr>
-      <w:proofErr w:type="spellStart"/>
       <w:r>
         <w:rPr>
           <w:b/>
           <w:sz w:val="20"/>
         </w:rPr>
-        <w:t>StartupLab</w:t>
-      </w:r>
-      <w:proofErr w:type="spellEnd"/>
-      <w:r>
-        <w:rPr>
-          <w:b/>
-          <w:sz w:val="20"/>
-        </w:rPr>
-        <w:t xml:space="preserve"> Business Center &amp; AI Consulting Agency </w:t>
-      </w:r>
-      <w:proofErr w:type="gramStart"/>
-      <w:r>
-        <w:rPr>
-          <w:b/>
-          <w:sz w:val="20"/>
-        </w:rPr>
-        <w:t>OPC</w:t>
-      </w:r>
-      <w:r>
-        <w:rPr>
-          <w:sz w:val="20"/>
-        </w:rPr>
-        <w:t xml:space="preserve">  |</w:t>
-      </w:r>
-      <w:proofErr w:type="gramEnd"/>
-      <w:r>
-        <w:rPr>
-          <w:sz w:val="20"/>
-        </w:rPr>
-        <w:t xml:space="preserve">  </w:t>
-      </w:r>
-      <w:r>
-        <w:rPr>
-          <w:i/>
-          <w:sz w:val="20"/>
-        </w:rPr>
-        <w:t xml:space="preserve">Server Administrator </w:t>
-      </w:r>
-      <w:proofErr w:type="gramStart"/>
-      <w:r>
-        <w:rPr>
-          <w:i/>
-          <w:sz w:val="20"/>
-        </w:rPr>
-        <w:t>Intern</w:t>
-      </w:r>
-      <w:r>
-        <w:rPr>
-          <w:sz w:val="20"/>
-        </w:rPr>
-        <w:t xml:space="preserve">  (</w:t>
-      </w:r>
-      <w:proofErr w:type="gramEnd"/>
-      <w:r>
-        <w:rPr>
-          <w:sz w:val="20"/>
-        </w:rPr>
-        <w:t>January 26 – April 15, 2026)</w:t>
+        <w:t xml:space="preserve">Server Administrator Intern</w:t>
+      </w:r>
+      <w:r>
+        <w:rPr>
+          <w:sz w:val="20"/>
+        </w:rPr>
+        <w:t xml:space="preserve">  |  StartupLab Business Center &amp; AI Consulting Agency OPC  |  Jan 2026 – Apr 2026</w:t>
       </w:r>
     </w:p>
     <w:p>
@@ -1143,47 +1094,51 @@
         <w:jc w:val="both"/>
       </w:pPr>
       <w:r>
-        <w:t>Certified Cloud System Analyst [CCSA] (2026</w:t>
-      </w:r>
-      <w:proofErr w:type="gramStart"/>
-      <w:r>
-        <w:t>)  ·</w:t>
-      </w:r>
-      <w:proofErr w:type="gramEnd"/>
-      <w:r>
-        <w:t xml:space="preserve">  Google AI Essentials, Coursera (2026</w:t>
-      </w:r>
-      <w:proofErr w:type="gramStart"/>
-      <w:r>
-        <w:t>)  ·</w:t>
-      </w:r>
-      <w:proofErr w:type="gramEnd"/>
-      <w:r>
-        <w:t xml:space="preserve">  Google Cybersecurity Certificate, Coursera (2026</w:t>
-      </w:r>
-      <w:proofErr w:type="gramStart"/>
-      <w:r>
-        <w:t>)  ·</w:t>
-      </w:r>
-      <w:proofErr w:type="gramEnd"/>
-      <w:r>
-        <w:t xml:space="preserve">  IT Specialist — Databases, </w:t>
-      </w:r>
-      <w:proofErr w:type="spellStart"/>
-      <w:r>
-        <w:t>Certiport</w:t>
-      </w:r>
-      <w:proofErr w:type="spellEnd"/>
-      <w:r>
-        <w:t xml:space="preserve"> (2024</w:t>
-      </w:r>
-      <w:proofErr w:type="gramStart"/>
-      <w:r>
-        <w:t>)  ·</w:t>
-      </w:r>
-      <w:proofErr w:type="gramEnd"/>
-      <w:r>
-        <w:t xml:space="preserve">  SAP Business One, SAP (2023)</w:t>
+        <w:t xml:space="preserve">Certified Cloud System Analyst [CCSA] (2026)</w:t>
+      </w:r>
+    </w:p>
+    <w:p>
+      <w:pPr>
+        <w:pStyle w:val="BodyText"/>
+        <w:spacing w:before="20"/>
+        <w:ind w:left="182"/>
+        <w:jc w:val="both"/>
+      </w:pPr>
+      <w:r>
+        <w:t xml:space="preserve">Google AI Essentials, Coursera (2026)</w:t>
+      </w:r>
+    </w:p>
+    <w:p>
+      <w:pPr>
+        <w:pStyle w:val="BodyText"/>
+        <w:spacing w:before="20"/>
+        <w:ind w:left="182"/>
+        <w:jc w:val="both"/>
+      </w:pPr>
+      <w:r>
+        <w:t xml:space="preserve">Google Cybersecurity Certificate, Coursera (2026)</w:t>
+      </w:r>
+    </w:p>
+    <w:p>
+      <w:pPr>
+        <w:pStyle w:val="BodyText"/>
+        <w:spacing w:before="20"/>
+        <w:ind w:left="182"/>
+        <w:jc w:val="both"/>
+      </w:pPr>
+      <w:r>
+        <w:t xml:space="preserve">IT Specialist – Databases, Certiport (2024)</w:t>
+      </w:r>
+    </w:p>
+    <w:p>
+      <w:pPr>
+        <w:pStyle w:val="BodyText"/>
+        <w:spacing w:before="20"/>
+        <w:ind w:left="182"/>
+        <w:jc w:val="both"/>
+      </w:pPr>
+      <w:r>
+        <w:t xml:space="preserve">SAP Business One, SAP (2023)</w:t>
       </w:r>
     </w:p>
     <w:p>

--- a/assets/Sean_Lennard_Orias_CV.docx
+++ b/assets/Sean_Lennard_Orias_CV.docx
@@ -167,7 +167,7 @@
         <w:pStyle w:val="BodyText"/>
         <w:spacing w:before="90" w:after="0"/>
         <w:ind w:start="182" w:end="0"/>
-        <w:jc w:val="both"/>
+        <w:jc w:val="left"/>
         <w:rPr/>
       </w:pPr>
       <w:r>
@@ -297,7 +297,7 @@
       <w:pPr>
         <w:spacing w:before="104"/>
         <w:ind w:left="181"/>
-        <w:jc w:val="both"/>
+        <w:jc w:val="left"/>
         <w:rPr>
           <w:sz w:val="20"/>
         </w:rPr>
@@ -328,7 +328,7 @@
         </w:tabs>
         <w:spacing w:before="80"/>
         <w:ind w:right="213"/>
-        <w:jc w:val="both"/>
+        <w:jc w:val="left"/>
         <w:rPr>
           <w:sz w:val="20"/>
         </w:rPr>
@@ -352,7 +352,7 @@
         </w:tabs>
         <w:spacing w:before="80"/>
         <w:ind w:right="213"/>
-        <w:jc w:val="both"/>
+        <w:jc w:val="left"/>
         <w:rPr>
           <w:sz w:val="20"/>
         </w:rPr>
@@ -378,7 +378,7 @@
         </w:tabs>
         <w:spacing w:before="80"/>
         <w:ind w:right="213"/>
-        <w:jc w:val="both"/>
+        <w:jc w:val="left"/>
         <w:rPr>
           <w:sz w:val="20"/>
         </w:rPr>
@@ -402,7 +402,7 @@
         </w:tabs>
         <w:spacing w:before="80"/>
         <w:ind w:right="213"/>
-        <w:jc w:val="both"/>
+        <w:jc w:val="left"/>
         <w:rPr>
           <w:sz w:val="20"/>
         </w:rPr>
@@ -426,7 +426,7 @@
         </w:tabs>
         <w:spacing w:before="80"/>
         <w:ind w:right="213"/>
-        <w:jc w:val="both"/>
+        <w:jc w:val="left"/>
         <w:rPr>
           <w:sz w:val="20"/>
         </w:rPr>
@@ -614,7 +614,7 @@
         </w:tabs>
         <w:spacing w:before="80"/>
         <w:ind w:right="213"/>
-        <w:jc w:val="both"/>
+        <w:jc w:val="left"/>
         <w:rPr>
           <w:sz w:val="20"/>
         </w:rPr>
@@ -638,7 +638,7 @@
         </w:tabs>
         <w:spacing w:before="80"/>
         <w:ind w:right="213"/>
-        <w:jc w:val="both"/>
+        <w:jc w:val="left"/>
         <w:rPr>
           <w:sz w:val="20"/>
         </w:rPr>
@@ -662,7 +662,7 @@
         </w:tabs>
         <w:spacing w:before="80"/>
         <w:ind w:right="213"/>
-        <w:jc w:val="both"/>
+        <w:jc w:val="left"/>
         <w:rPr>
           <w:sz w:val="20"/>
         </w:rPr>
@@ -686,7 +686,7 @@
         </w:tabs>
         <w:spacing w:before="80"/>
         <w:ind w:right="213"/>
-        <w:jc w:val="both"/>
+        <w:jc w:val="left"/>
         <w:rPr>
           <w:sz w:val="20"/>
         </w:rPr>
@@ -744,7 +744,7 @@
         </w:tabs>
         <w:spacing w:before="80"/>
         <w:ind w:right="213"/>
-        <w:jc w:val="both"/>
+        <w:jc w:val="left"/>
         <w:rPr>
           <w:sz w:val="20"/>
         </w:rPr>
@@ -1091,7 +1091,7 @@
         <w:pStyle w:val="BodyText"/>
         <w:spacing w:before="90"/>
         <w:ind w:left="182"/>
-        <w:jc w:val="both"/>
+        <w:jc w:val="left"/>
       </w:pPr>
       <w:r>
         <w:t xml:space="preserve">Certified Cloud System Analyst [CCSA] (2026)</w:t>
@@ -1102,7 +1102,7 @@
         <w:pStyle w:val="BodyText"/>
         <w:spacing w:before="20"/>
         <w:ind w:left="182"/>
-        <w:jc w:val="both"/>
+        <w:jc w:val="left"/>
       </w:pPr>
       <w:r>
         <w:t xml:space="preserve">Google AI Essentials, Coursera (2026)</w:t>
@@ -1113,7 +1113,7 @@
         <w:pStyle w:val="BodyText"/>
         <w:spacing w:before="20"/>
         <w:ind w:left="182"/>
-        <w:jc w:val="both"/>
+        <w:jc w:val="left"/>
       </w:pPr>
       <w:r>
         <w:t xml:space="preserve">Google Cybersecurity Certificate, Coursera (2026)</w:t>
@@ -1124,7 +1124,7 @@
         <w:pStyle w:val="BodyText"/>
         <w:spacing w:before="20"/>
         <w:ind w:left="182"/>
-        <w:jc w:val="both"/>
+        <w:jc w:val="left"/>
       </w:pPr>
       <w:r>
         <w:t xml:space="preserve">IT Specialist – Databases, Certiport (2024)</w:t>
@@ -1135,7 +1135,7 @@
         <w:pStyle w:val="BodyText"/>
         <w:spacing w:before="20"/>
         <w:ind w:left="182"/>
-        <w:jc w:val="both"/>
+        <w:jc w:val="left"/>
       </w:pPr>
       <w:r>
         <w:t xml:space="preserve">SAP Business One, SAP (2023)</w:t>

--- a/assets/Sean_Lennard_Orias_CV.docx
+++ b/assets/Sean_Lennard_Orias_CV.docx
@@ -88,7 +88,7 @@
                 <wp:positionV relativeFrom="paragraph">
                   <wp:posOffset>200660</wp:posOffset>
                 </wp:positionV>
-                <wp:extent cx="6171565" cy="1270"/>
+                <wp:extent cx="6286500" cy="1270"/>
                 <wp:effectExtent l="0" t="5080" r="0" b="3810"/>
                 <wp:wrapTopAndBottom/>
                 <wp:docPr id="1" name="Graphic 1"/>
@@ -99,7 +99,7 @@
                       <wps:spPr>
                         <a:xfrm>
                           <a:off x="0" y="0"/>
-                          <a:ext cx="6171480" cy="1440"/>
+                          <a:ext cx="6286500" cy="1440"/>
                         </a:xfrm>
                         <a:custGeom>
                           <a:avLst/>
@@ -208,7 +208,7 @@
                 <wp:positionV relativeFrom="paragraph">
                   <wp:posOffset>200660</wp:posOffset>
                 </wp:positionV>
-                <wp:extent cx="6171565" cy="1270"/>
+                <wp:extent cx="6286500" cy="1270"/>
                 <wp:effectExtent l="0" t="5080" r="0" b="3810"/>
                 <wp:wrapTopAndBottom/>
                 <wp:docPr id="1" name="Graphic 4"/>
@@ -220,7 +220,7 @@
                       <wps:spPr>
                         <a:xfrm>
                           <a:off x="0" y="0"/>
-                          <a:ext cx="6171480" cy="1440"/>
+                          <a:ext cx="6286500" cy="1440"/>
                         </a:xfrm>
                         <a:custGeom>
                           <a:avLst/>
@@ -326,7 +326,7 @@
         <w:tabs>
           <w:tab w:val="left" w:pos="662"/>
         </w:tabs>
-        <w:spacing w:before="80"/>
+        <w:spacing w:before="60"/>
         <w:ind w:right="213"/>
         <w:jc w:val="left"/>
         <w:rPr>
@@ -350,7 +350,7 @@
         <w:tabs>
           <w:tab w:val="left" w:pos="662"/>
         </w:tabs>
-        <w:spacing w:before="80"/>
+        <w:spacing w:before="60"/>
         <w:ind w:right="213"/>
         <w:jc w:val="left"/>
         <w:rPr>
@@ -376,7 +376,7 @@
         <w:tabs>
           <w:tab w:val="left" w:pos="662"/>
         </w:tabs>
-        <w:spacing w:before="80"/>
+        <w:spacing w:before="60"/>
         <w:ind w:right="213"/>
         <w:jc w:val="left"/>
         <w:rPr>
@@ -400,7 +400,7 @@
         <w:tabs>
           <w:tab w:val="left" w:pos="662"/>
         </w:tabs>
-        <w:spacing w:before="80"/>
+        <w:spacing w:before="60"/>
         <w:ind w:right="213"/>
         <w:jc w:val="left"/>
         <w:rPr>
@@ -424,7 +424,7 @@
         <w:tabs>
           <w:tab w:val="left" w:pos="662"/>
         </w:tabs>
-        <w:spacing w:before="80"/>
+        <w:spacing w:before="60"/>
         <w:ind w:right="213"/>
         <w:jc w:val="left"/>
         <w:rPr>
@@ -466,7 +466,7 @@
                 <wp:positionV relativeFrom="paragraph">
                   <wp:posOffset>200660</wp:posOffset>
                 </wp:positionV>
-                <wp:extent cx="6171565" cy="1270"/>
+                <wp:extent cx="6286500" cy="1270"/>
                 <wp:effectExtent l="0" t="5080" r="0" b="3810"/>
                 <wp:wrapTopAndBottom/>
                 <wp:docPr id="2" name="Graphic 5"/>
@@ -478,7 +478,7 @@
                       <wps:spPr>
                         <a:xfrm>
                           <a:off x="0" y="0"/>
-                          <a:ext cx="6171480" cy="1440"/>
+                          <a:ext cx="6286500" cy="1440"/>
                         </a:xfrm>
                         <a:custGeom>
                           <a:avLst/>
@@ -612,7 +612,7 @@
         <w:tabs>
           <w:tab w:val="left" w:pos="662"/>
         </w:tabs>
-        <w:spacing w:before="80"/>
+        <w:spacing w:before="60"/>
         <w:ind w:right="213"/>
         <w:jc w:val="left"/>
         <w:rPr>
@@ -636,7 +636,7 @@
         <w:tabs>
           <w:tab w:val="left" w:pos="662"/>
         </w:tabs>
-        <w:spacing w:before="80"/>
+        <w:spacing w:before="60"/>
         <w:ind w:right="213"/>
         <w:jc w:val="left"/>
         <w:rPr>
@@ -660,7 +660,7 @@
         <w:tabs>
           <w:tab w:val="left" w:pos="662"/>
         </w:tabs>
-        <w:spacing w:before="80"/>
+        <w:spacing w:before="60"/>
         <w:ind w:right="213"/>
         <w:jc w:val="left"/>
         <w:rPr>
@@ -684,7 +684,7 @@
         <w:tabs>
           <w:tab w:val="left" w:pos="662"/>
         </w:tabs>
-        <w:spacing w:before="80"/>
+        <w:spacing w:before="60"/>
         <w:ind w:right="213"/>
         <w:jc w:val="left"/>
         <w:rPr>
@@ -742,7 +742,7 @@
         <w:tabs>
           <w:tab w:val="left" w:pos="662"/>
         </w:tabs>
-        <w:spacing w:before="80"/>
+        <w:spacing w:before="60"/>
         <w:ind w:right="213"/>
         <w:jc w:val="left"/>
         <w:rPr>
@@ -784,7 +784,7 @@
                 <wp:positionV relativeFrom="paragraph">
                   <wp:posOffset>200660</wp:posOffset>
                 </wp:positionV>
-                <wp:extent cx="6171565" cy="1270"/>
+                <wp:extent cx="6286500" cy="1270"/>
                 <wp:effectExtent l="0" t="5080" r="0" b="3810"/>
                 <wp:wrapTopAndBottom/>
                 <wp:docPr id="3" name="Graphic 3"/>
@@ -796,7 +796,7 @@
                       <wps:spPr>
                         <a:xfrm>
                           <a:off x="0" y="0"/>
-                          <a:ext cx="6171480" cy="1440"/>
+                          <a:ext cx="6286500" cy="1440"/>
                         </a:xfrm>
                         <a:custGeom>
                           <a:avLst/>
@@ -888,7 +888,7 @@
     <w:p>
       <w:pPr>
         <w:pStyle w:val="BodyText"/>
-        <w:spacing w:before="90"/>
+        <w:spacing w:before="60"/>
         <w:ind w:left="182"/>
       </w:pPr>
       <w:r>
@@ -912,7 +912,7 @@
     <w:p>
       <w:pPr>
         <w:pStyle w:val="BodyText"/>
-        <w:spacing w:before="90"/>
+        <w:spacing w:before="60"/>
         <w:ind w:left="182"/>
       </w:pPr>
       <w:r>
@@ -936,7 +936,7 @@
     <w:p>
       <w:pPr>
         <w:pStyle w:val="BodyText"/>
-        <w:spacing w:before="90"/>
+        <w:spacing w:before="60"/>
         <w:ind w:left="182"/>
       </w:pPr>
       <w:r>
@@ -960,7 +960,7 @@
     <w:p>
       <w:pPr>
         <w:pStyle w:val="BodyText"/>
-        <w:spacing w:before="90"/>
+        <w:spacing w:before="60"/>
         <w:ind w:left="182"/>
       </w:pPr>
       <w:r>
@@ -1001,7 +1001,7 @@
                 <wp:positionV relativeFrom="paragraph">
                   <wp:posOffset>200660</wp:posOffset>
                 </wp:positionV>
-                <wp:extent cx="6171565" cy="1270"/>
+                <wp:extent cx="6286500" cy="1270"/>
                 <wp:effectExtent l="0" t="5080" r="0" b="3810"/>
                 <wp:wrapTopAndBottom/>
                 <wp:docPr id="4" name="Graphic 6"/>
@@ -1013,7 +1013,7 @@
                       <wps:spPr>
                         <a:xfrm>
                           <a:off x="0" y="0"/>
-                          <a:ext cx="6171480" cy="1440"/>
+                          <a:ext cx="6286500" cy="1440"/>
                         </a:xfrm>
                         <a:custGeom>
                           <a:avLst/>
@@ -1169,7 +1169,7 @@
                 <wp:positionV relativeFrom="paragraph">
                   <wp:posOffset>200660</wp:posOffset>
                 </wp:positionV>
-                <wp:extent cx="6171565" cy="1270"/>
+                <wp:extent cx="6286500" cy="1270"/>
                 <wp:effectExtent l="0" t="5080" r="0" b="3810"/>
                 <wp:wrapTopAndBottom/>
                 <wp:docPr id="5" name="Graphic 2"/>
@@ -1181,7 +1181,7 @@
                       <wps:spPr>
                         <a:xfrm>
                           <a:off x="0" y="0"/>
-                          <a:ext cx="6171480" cy="1440"/>
+                          <a:ext cx="6286500" cy="1440"/>
                         </a:xfrm>
                         <a:custGeom>
                           <a:avLst/>

--- a/assets/Sean_Lennard_Orias_CV.docx
+++ b/assets/Sean_Lennard_Orias_CV.docx
@@ -172,7 +172,7 @@
       </w:pPr>
       <w:r>
         <w:rPr/>
-        <w:t xml:space="preserve">IT graduate with internship experience troubleshooting email delivery, webmail access and hosting issues, migrating a client’s website and business email, and writing 60+ help-center and KB articles. Built a Windows Server 2025 / Active Directory homelab covering user management, Group Policy and help desk tickets.</w:t>
+        <w:t xml:space="preserve">Final-year IT student with internship experience troubleshooting email delivery, webmail access and hosting issues, migrating a client’s website and business email, and writing 60+ help-center and KB articles. Built a Windows Server 2025 / Active Directory homelab covering user management, Group Policy and help desk tickets.</w:t>
       </w:r>
     </w:p>
     <w:p>
@@ -1272,7 +1272,7 @@
         <w:t>Bachelor of Science in Information Technology</w:t>
       </w:r>
       <w:r>
-        <w:t xml:space="preserve"> - 2026</w:t>
+        <w:t xml:space="preserve"> – Expected 2026 (coursework complete; capstone defense remaining)</w:t>
       </w:r>
     </w:p>
     <w:sectPr>

--- a/assets/Sean_Lennard_Orias_CV.docx
+++ b/assets/Sean_Lennard_Orias_CV.docx
@@ -1272,7 +1272,7 @@
         <w:t>Bachelor of Science in Information Technology</w:t>
       </w:r>
       <w:r>
-        <w:t xml:space="preserve"> – Expected 2026 (coursework complete; capstone defense remaining)</w:t>
+        <w:t xml:space="preserve"> – Expected Dec 2026 (coursework complete; capstone defense remaining)</w:t>
       </w:r>
     </w:p>
     <w:sectPr>

--- a/assets/Sean_Lennard_Orias_CV.docx
+++ b/assets/Sean_Lennard_Orias_CV.docx
@@ -172,7 +172,7 @@
       </w:pPr>
       <w:r>
         <w:rPr/>
-        <w:t xml:space="preserve">Final-year IT student with internship experience troubleshooting email delivery, webmail access and hosting issues, migrating a client’s website and business email, and writing 60+ help-center and KB articles. Built a Windows Server 2025 / Active Directory homelab covering user management, Group Policy and help desk tickets.</w:t>
+        <w:t xml:space="preserve">IT graduate with internship experience troubleshooting email delivery, webmail access and hosting issues, migrating a client’s website and business email, and writing 60+ help-center and KB articles. Built a Windows Server 2025 / Active Directory homelab covering user management, Group Policy and help desk tickets.</w:t>
       </w:r>
     </w:p>
     <w:p>
@@ -326,7 +326,7 @@
         <w:tabs>
           <w:tab w:val="left" w:pos="662"/>
         </w:tabs>
-        <w:spacing w:before="60"/>
+        <w:spacing w:before="15"/>
         <w:ind w:right="213"/>
         <w:jc w:val="left"/>
         <w:rPr>
@@ -350,7 +350,7 @@
         <w:tabs>
           <w:tab w:val="left" w:pos="662"/>
         </w:tabs>
-        <w:spacing w:before="60"/>
+        <w:spacing w:before="15"/>
         <w:ind w:right="213"/>
         <w:jc w:val="left"/>
         <w:rPr>
@@ -376,7 +376,7 @@
         <w:tabs>
           <w:tab w:val="left" w:pos="662"/>
         </w:tabs>
-        <w:spacing w:before="60"/>
+        <w:spacing w:before="15"/>
         <w:ind w:right="213"/>
         <w:jc w:val="left"/>
         <w:rPr>
@@ -400,7 +400,7 @@
         <w:tabs>
           <w:tab w:val="left" w:pos="662"/>
         </w:tabs>
-        <w:spacing w:before="60"/>
+        <w:spacing w:before="15"/>
         <w:ind w:right="213"/>
         <w:jc w:val="left"/>
         <w:rPr>
@@ -424,7 +424,7 @@
         <w:tabs>
           <w:tab w:val="left" w:pos="662"/>
         </w:tabs>
-        <w:spacing w:before="60"/>
+        <w:spacing w:before="15"/>
         <w:ind w:right="213"/>
         <w:jc w:val="left"/>
         <w:rPr>
@@ -612,7 +612,7 @@
         <w:tabs>
           <w:tab w:val="left" w:pos="662"/>
         </w:tabs>
-        <w:spacing w:before="60"/>
+        <w:spacing w:before="15"/>
         <w:ind w:right="213"/>
         <w:jc w:val="left"/>
         <w:rPr>
@@ -636,7 +636,7 @@
         <w:tabs>
           <w:tab w:val="left" w:pos="662"/>
         </w:tabs>
-        <w:spacing w:before="60"/>
+        <w:spacing w:before="15"/>
         <w:ind w:right="213"/>
         <w:jc w:val="left"/>
         <w:rPr>
@@ -660,7 +660,7 @@
         <w:tabs>
           <w:tab w:val="left" w:pos="662"/>
         </w:tabs>
-        <w:spacing w:before="60"/>
+        <w:spacing w:before="15"/>
         <w:ind w:right="213"/>
         <w:jc w:val="left"/>
         <w:rPr>
@@ -684,7 +684,7 @@
         <w:tabs>
           <w:tab w:val="left" w:pos="662"/>
         </w:tabs>
-        <w:spacing w:before="60"/>
+        <w:spacing w:before="15"/>
         <w:ind w:right="213"/>
         <w:jc w:val="left"/>
         <w:rPr>
@@ -742,7 +742,7 @@
         <w:tabs>
           <w:tab w:val="left" w:pos="662"/>
         </w:tabs>
-        <w:spacing w:before="60"/>
+        <w:spacing w:before="15"/>
         <w:ind w:right="213"/>
         <w:jc w:val="left"/>
         <w:rPr>
@@ -753,7 +753,31 @@
         <w:rPr>
           <w:sz w:val="20"/>
         </w:rPr>
-        <w:t>Programmed an educational game about disaster readiness in Unity (C#), including the game rules, player controls and an in-game mini-map.</w:t>
+        <w:t>Built a 3D first-person Android game in Unity (C#) set on the LPU – Cavite campus: earthquake and typhoon drills in 4 buildings, touch controls, a mini-map and route guide, safety guides and collectible items.</w:t>
+      </w:r>
+    </w:p>
+    <w:p>
+      <w:pPr>
+        <w:pStyle w:val="ListParagraph"/>
+        <w:numPr>
+          <w:ilvl w:val="0"/>
+          <w:numId w:val="1"/>
+        </w:numPr>
+        <w:tabs>
+          <w:tab w:val="left" w:pos="662"/>
+        </w:tabs>
+        <w:spacing w:before="15"/>
+        <w:ind w:right="213"/>
+        <w:jc w:val="left"/>
+        <w:rPr>
+          <w:sz w:val="20"/>
+        </w:rPr>
+      </w:pPr>
+      <w:r>
+        <w:rPr>
+          <w:sz w:val="20"/>
+        </w:rPr>
+        <w:t>Added school-email login with one-time codes, cloud saves with offline play (Supabase, PostgreSQL), and a Windows content manager that publishes level updates without a new app release.</w:t>
       </w:r>
     </w:p>
     <w:p>
@@ -1272,7 +1296,7 @@
         <w:t>Bachelor of Science in Information Technology</w:t>
       </w:r>
       <w:r>
-        <w:t xml:space="preserve"> – Expected Dec 2026 (coursework complete; capstone defense remaining)</w:t>
+        <w:t xml:space="preserve"> - 2026</w:t>
       </w:r>
     </w:p>
     <w:sectPr>

--- a/assets/Sean_Lennard_Orias_CV.docx
+++ b/assets/Sean_Lennard_Orias_CV.docx
@@ -74,13 +74,15 @@
     <w:p>
       <w:pPr>
         <w:pStyle w:val="Heading1"/>
-        <w:rPr/>
-      </w:pPr>
-      <w:r>
+      </w:pPr>
+      <w:r>
+        <w:rPr>
+          <w:noProof/>
+        </w:rPr>
         <mc:AlternateContent>
           <mc:Choice Requires="wps">
             <w:drawing>
-              <wp:anchor distT="0" distB="0" distL="0" distR="0" simplePos="0" relativeHeight="2" behindDoc="1" locked="0" layoutInCell="0" allowOverlap="1">
+              <wp:anchor distT="0" distB="0" distL="0" distR="0" simplePos="0" relativeHeight="251655168" behindDoc="1" locked="0" layoutInCell="0" allowOverlap="1" wp14:anchorId="0940F0CE" wp14:editId="1B62C34A">
                 <wp:simplePos x="0" y="0"/>
                 <wp:positionH relativeFrom="page">
                   <wp:posOffset>800100</wp:posOffset>
@@ -92,6 +94,7 @@
                 <wp:effectExtent l="0" t="5080" r="0" b="3810"/>
                 <wp:wrapTopAndBottom/>
                 <wp:docPr id="1" name="Graphic 1"/>
+                <wp:cNvGraphicFramePr/>
                 <a:graphic xmlns:a="http://schemas.openxmlformats.org/drawingml/2006/main">
                   <a:graphicData uri="http://schemas.microsoft.com/office/word/2010/wordprocessingShape">
                     <wps:wsp>
@@ -113,7 +116,7 @@
                           <a:cxnLst/>
                           <a:rect l="textAreaLeft" t="textAreaTop" r="textAreaRight" b="textAreaBottom"/>
                           <a:pathLst>
-                            <a:path w="6171565" h="0">
+                            <a:path w="6171565">
                               <a:moveTo>
                                 <a:pt x="6171565" y="0"/>
                               </a:moveTo>
@@ -121,7 +124,7 @@
                                 <a:pt x="0" y="0"/>
                               </a:lnTo>
                             </a:path>
-                            <a:path w="6171565" h="0">
+                            <a:path w="6171565">
                               <a:moveTo>
                                 <a:pt x="6171565" y="0"/>
                               </a:moveTo>
@@ -140,9 +143,15 @@
                         </a:ln>
                       </wps:spPr>
                       <wps:style>
-                        <a:lnRef idx="0"/>
-                        <a:fillRef idx="0"/>
-                        <a:effectRef idx="0"/>
+                        <a:lnRef idx="0">
+                          <a:scrgbClr r="0" g="0" b="0"/>
+                        </a:lnRef>
+                        <a:fillRef idx="0">
+                          <a:scrgbClr r="0" g="0" b="0"/>
+                        </a:fillRef>
+                        <a:effectRef idx="0">
+                          <a:scrgbClr r="0" g="0" b="0"/>
+                        </a:effectRef>
                         <a:fontRef idx="minor"/>
                       </wps:style>
                       <wps:bodyPr/>
@@ -158,36 +167,27 @@
         </mc:AlternateContent>
       </w:r>
       <w:r>
-        <w:rPr/>
         <w:t>SUMMARY</w:t>
       </w:r>
     </w:p>
     <w:p>
       <w:pPr>
         <w:pStyle w:val="BodyText"/>
-        <w:spacing w:before="90" w:after="0"/>
-        <w:ind w:start="182" w:end="0"/>
-        <w:jc w:val="left"/>
-        <w:rPr/>
-      </w:pPr>
-      <w:r>
-        <w:rPr/>
-        <w:t xml:space="preserve">IT graduate with internship experience troubleshooting email delivery, webmail access and hosting issues, migrating a client’s website and business email, and writing 60+ help-center and KB articles. Built a Windows Server 2025 / Active Directory homelab covering user management, Group Policy and help desk tickets.</w:t>
+        <w:spacing w:before="90"/>
+        <w:ind w:left="182"/>
+      </w:pPr>
+      <w:r>
+        <w:t>IT graduate with internship experience troubleshooting email delivery, webmail access and hosting issues, migrating a client’s website and business email, and writing 60+ help-center and KB articles. Built a Windows Server 2025 / Active Directory homelab covering user management, Group Policy and help desk tickets.</w:t>
       </w:r>
     </w:p>
     <w:p>
       <w:pPr>
         <w:pStyle w:val="BodyText"/>
-        <w:spacing w:before="20" w:after="0"/>
+        <w:spacing w:before="20"/>
         <w:rPr>
           <w:sz w:val="10"/>
         </w:rPr>
       </w:pPr>
-      <w:r>
-        <w:rPr>
-          <w:sz w:val="10"/>
-        </w:rPr>
-      </w:r>
     </w:p>
     <w:p>
       <w:pPr>
@@ -200,7 +200,7 @@
         <mc:AlternateContent>
           <mc:Choice Requires="wps">
             <w:drawing>
-              <wp:anchor distT="0" distB="635" distL="0" distR="0" simplePos="0" relativeHeight="4" behindDoc="1" locked="0" layoutInCell="0" allowOverlap="1" wp14:anchorId="41B46983" wp14:editId="4140A5E6">
+              <wp:anchor distT="0" distB="635" distL="0" distR="0" simplePos="0" relativeHeight="251658240" behindDoc="1" locked="0" layoutInCell="0" allowOverlap="1" wp14:anchorId="41B46983" wp14:editId="4140A5E6">
                 <wp:simplePos x="0" y="0"/>
                 <wp:positionH relativeFrom="page">
                   <wp:posOffset>800100</wp:posOffset>
@@ -211,7 +211,7 @@
                 <wp:extent cx="6286500" cy="1270"/>
                 <wp:effectExtent l="0" t="5080" r="0" b="3810"/>
                 <wp:wrapTopAndBottom/>
-                <wp:docPr id="1" name="Graphic 4"/>
+                <wp:docPr id="324675034" name="Graphic 4"/>
                 <wp:cNvGraphicFramePr/>
                 <a:graphic xmlns:a="http://schemas.openxmlformats.org/drawingml/2006/main">
                   <a:graphicData uri="http://schemas.microsoft.com/office/word/2010/wordprocessingShape">
@@ -297,7 +297,6 @@
       <w:pPr>
         <w:spacing w:before="104"/>
         <w:ind w:left="181"/>
-        <w:jc w:val="left"/>
         <w:rPr>
           <w:sz w:val="20"/>
         </w:rPr>
@@ -307,7 +306,7 @@
           <w:b/>
           <w:sz w:val="20"/>
         </w:rPr>
-        <w:t xml:space="preserve">Server Administrator Intern</w:t>
+        <w:t>Server Administrator Intern</w:t>
       </w:r>
       <w:r>
         <w:rPr>
@@ -328,7 +327,6 @@
         </w:tabs>
         <w:spacing w:before="15"/>
         <w:ind w:right="213"/>
-        <w:jc w:val="left"/>
         <w:rPr>
           <w:sz w:val="20"/>
         </w:rPr>
@@ -352,19 +350,16 @@
         </w:tabs>
         <w:spacing w:before="15"/>
         <w:ind w:right="213"/>
-        <w:jc w:val="left"/>
-        <w:rPr>
-          <w:sz w:val="20"/>
-        </w:rPr>
-      </w:pPr>
-      <w:proofErr w:type="gramStart"/>
+        <w:rPr>
+          <w:sz w:val="20"/>
+        </w:rPr>
+      </w:pPr>
       <w:r>
         <w:rPr>
           <w:sz w:val="20"/>
         </w:rPr>
         <w:t>Troubleshot email delivery failures, a Spamhaus-listed mail server and webmail sign-in issues; provided on-site support during the server cutover.</w:t>
       </w:r>
-      <w:proofErr w:type="gramEnd"/>
     </w:p>
     <w:p>
       <w:pPr>
@@ -378,7 +373,6 @@
         </w:tabs>
         <w:spacing w:before="15"/>
         <w:ind w:right="213"/>
-        <w:jc w:val="left"/>
         <w:rPr>
           <w:sz w:val="20"/>
         </w:rPr>
@@ -402,7 +396,6 @@
         </w:tabs>
         <w:spacing w:before="15"/>
         <w:ind w:right="213"/>
-        <w:jc w:val="left"/>
         <w:rPr>
           <w:sz w:val="20"/>
         </w:rPr>
@@ -426,7 +419,6 @@
         </w:tabs>
         <w:spacing w:before="15"/>
         <w:ind w:right="213"/>
-        <w:jc w:val="left"/>
         <w:rPr>
           <w:sz w:val="20"/>
         </w:rPr>
@@ -458,7 +450,7 @@
         <mc:AlternateContent>
           <mc:Choice Requires="wps">
             <w:drawing>
-              <wp:anchor distT="0" distB="635" distL="0" distR="0" simplePos="0" relativeHeight="5" behindDoc="1" locked="0" layoutInCell="0" allowOverlap="1" wp14:anchorId="68294431" wp14:editId="1229EB43">
+              <wp:anchor distT="0" distB="635" distL="0" distR="0" simplePos="0" relativeHeight="251659264" behindDoc="1" locked="0" layoutInCell="0" allowOverlap="1" wp14:anchorId="68294431" wp14:editId="1229EB43">
                 <wp:simplePos x="0" y="0"/>
                 <wp:positionH relativeFrom="page">
                   <wp:posOffset>800100</wp:posOffset>
@@ -568,17 +560,8 @@
           <w:b/>
           <w:sz w:val="20"/>
         </w:rPr>
-        <w:t xml:space="preserve">Windows Active Directory </w:t>
-      </w:r>
-      <w:proofErr w:type="spellStart"/>
-      <w:r>
-        <w:rPr>
-          <w:b/>
-          <w:sz w:val="20"/>
-        </w:rPr>
-        <w:t>Homelab</w:t>
-      </w:r>
-      <w:proofErr w:type="spellEnd"/>
+        <w:t>Windows Active Directory Homelab</w:t>
+      </w:r>
       <w:r>
         <w:rPr>
           <w:b/>
@@ -614,7 +597,6 @@
         </w:tabs>
         <w:spacing w:before="15"/>
         <w:ind w:right="213"/>
-        <w:jc w:val="left"/>
         <w:rPr>
           <w:sz w:val="20"/>
         </w:rPr>
@@ -638,7 +620,6 @@
         </w:tabs>
         <w:spacing w:before="15"/>
         <w:ind w:right="213"/>
-        <w:jc w:val="left"/>
         <w:rPr>
           <w:sz w:val="20"/>
         </w:rPr>
@@ -662,7 +643,6 @@
         </w:tabs>
         <w:spacing w:before="15"/>
         <w:ind w:right="213"/>
-        <w:jc w:val="left"/>
         <w:rPr>
           <w:sz w:val="20"/>
         </w:rPr>
@@ -686,7 +666,6 @@
         </w:tabs>
         <w:spacing w:before="15"/>
         <w:ind w:right="213"/>
-        <w:jc w:val="left"/>
         <w:rPr>
           <w:sz w:val="20"/>
         </w:rPr>
@@ -696,40 +675,6 @@
           <w:sz w:val="20"/>
         </w:rPr>
         <w:t>Found and fixed a security gap that let the help desk account reset an administrator’s password.</w:t>
-      </w:r>
-    </w:p>
-    <w:p>
-      <w:pPr>
-        <w:tabs>
-          <w:tab w:val="left" w:pos="3900"/>
-        </w:tabs>
-        <w:spacing w:before="90"/>
-        <w:ind w:left="182"/>
-        <w:rPr>
-          <w:i/>
-          <w:sz w:val="20"/>
-        </w:rPr>
-      </w:pPr>
-      <w:r>
-        <w:rPr>
-          <w:b/>
-          <w:sz w:val="20"/>
-        </w:rPr>
-        <w:t>Disaster Preparedness Game</w:t>
-      </w:r>
-      <w:r>
-        <w:rPr>
-          <w:b/>
-          <w:sz w:val="20"/>
-        </w:rPr>
-        <w:tab/>
-      </w:r>
-      <w:r>
-        <w:rPr>
-          <w:i/>
-          <w:sz w:val="20"/>
-        </w:rPr>
-        <w:t>Team Capstone Project — Programmer</w:t>
       </w:r>
     </w:p>
     <w:p>
@@ -744,16 +689,49 @@
         </w:tabs>
         <w:spacing w:before="15"/>
         <w:ind w:right="213"/>
-        <w:jc w:val="left"/>
-        <w:rPr>
-          <w:sz w:val="20"/>
-        </w:rPr>
-      </w:pPr>
-      <w:r>
-        <w:rPr>
-          <w:sz w:val="20"/>
-        </w:rPr>
-        <w:t>Built a 3D first-person Android game in Unity (C#) set on the LPU – Cavite campus: earthquake and typhoon drills in 4 buildings, touch controls, a mini-map and route guide, safety guides and collectible items.</w:t>
+        <w:rPr>
+          <w:sz w:val="20"/>
+        </w:rPr>
+      </w:pPr>
+      <w:r>
+        <w:rPr>
+          <w:sz w:val="20"/>
+        </w:rPr>
+        <w:t>Wrote a PowerShell AD health report that flags locked-out, expired and stale accounts and unlinked GPOs.</w:t>
+      </w:r>
+    </w:p>
+    <w:p>
+      <w:pPr>
+        <w:tabs>
+          <w:tab w:val="left" w:pos="3900"/>
+        </w:tabs>
+        <w:spacing w:before="90"/>
+        <w:ind w:left="182"/>
+        <w:rPr>
+          <w:i/>
+          <w:sz w:val="20"/>
+        </w:rPr>
+      </w:pPr>
+      <w:r>
+        <w:rPr>
+          <w:b/>
+          <w:sz w:val="20"/>
+        </w:rPr>
+        <w:t>Disaster Preparedness Game</w:t>
+      </w:r>
+      <w:r>
+        <w:rPr>
+          <w:b/>
+          <w:sz w:val="20"/>
+        </w:rPr>
+        <w:tab/>
+      </w:r>
+      <w:r>
+        <w:rPr>
+          <w:i/>
+          <w:sz w:val="20"/>
+        </w:rPr>
+        <w:t>Team Capstone Project — Programmer</w:t>
       </w:r>
     </w:p>
     <w:p>
@@ -768,7 +746,29 @@
         </w:tabs>
         <w:spacing w:before="15"/>
         <w:ind w:right="213"/>
-        <w:jc w:val="left"/>
+        <w:rPr>
+          <w:sz w:val="20"/>
+        </w:rPr>
+      </w:pPr>
+      <w:r>
+        <w:rPr>
+          <w:sz w:val="20"/>
+        </w:rPr>
+        <w:t>Built a 3D first-person Android game in Unity (C#) set on the LPU – Cavite campus: earthquake and typhoon drills in 4 buildings, touch controls, a mini-map and route guide, safety guides and collectible items.</w:t>
+      </w:r>
+    </w:p>
+    <w:p>
+      <w:pPr>
+        <w:pStyle w:val="ListParagraph"/>
+        <w:numPr>
+          <w:ilvl w:val="0"/>
+          <w:numId w:val="1"/>
+        </w:numPr>
+        <w:tabs>
+          <w:tab w:val="left" w:pos="662"/>
+        </w:tabs>
+        <w:spacing w:before="15"/>
+        <w:ind w:right="213"/>
         <w:rPr>
           <w:sz w:val="20"/>
         </w:rPr>
@@ -800,7 +800,7 @@
         <mc:AlternateContent>
           <mc:Choice Requires="wps">
             <w:drawing>
-              <wp:anchor distT="0" distB="635" distL="0" distR="0" simplePos="0" relativeHeight="3" behindDoc="1" locked="0" layoutInCell="0" allowOverlap="1" wp14:anchorId="6D332C8C" wp14:editId="5F40F470">
+              <wp:anchor distT="0" distB="635" distL="0" distR="0" simplePos="0" relativeHeight="251657216" behindDoc="1" locked="0" layoutInCell="0" allowOverlap="1" wp14:anchorId="6D332C8C" wp14:editId="5F40F470">
                 <wp:simplePos x="0" y="0"/>
                 <wp:positionH relativeFrom="page">
                   <wp:posOffset>800100</wp:posOffset>
@@ -912,7 +912,6 @@
     <w:p>
       <w:pPr>
         <w:pStyle w:val="BodyText"/>
-        <w:spacing w:before="60"/>
         <w:ind w:left="182"/>
       </w:pPr>
       <w:r>
@@ -922,21 +921,12 @@
         <w:t xml:space="preserve">Web Hosting &amp; Servers: </w:t>
       </w:r>
       <w:r>
-        <w:t xml:space="preserve">cPanel, WHM, </w:t>
-      </w:r>
-      <w:proofErr w:type="spellStart"/>
-      <w:r>
-        <w:t>CyberPanel</w:t>
-      </w:r>
-      <w:proofErr w:type="spellEnd"/>
-      <w:r>
-        <w:t>, Hostinger, Linux command line, backups, scheduled tasks, monitoring</w:t>
+        <w:t>cPanel, WHM, CyberPanel, Hostinger, Linux command line, backups, scheduled tasks, monitoring</w:t>
       </w:r>
     </w:p>
     <w:p>
       <w:pPr>
         <w:pStyle w:val="BodyText"/>
-        <w:spacing w:before="60"/>
         <w:ind w:left="182"/>
       </w:pPr>
       <w:r>
@@ -946,21 +936,12 @@
         <w:t xml:space="preserve">Domains &amp; DNS: </w:t>
       </w:r>
       <w:r>
-        <w:t xml:space="preserve">Cloudflare, </w:t>
-      </w:r>
-      <w:proofErr w:type="spellStart"/>
-      <w:r>
-        <w:t>Domainmod</w:t>
-      </w:r>
-      <w:proofErr w:type="spellEnd"/>
-      <w:r>
-        <w:t>, DNS records, moving live domains between servers</w:t>
+        <w:t>Cloudflare, Domainmod, DNS records, moving live domains between servers</w:t>
       </w:r>
     </w:p>
     <w:p>
       <w:pPr>
         <w:pStyle w:val="BodyText"/>
-        <w:spacing w:before="60"/>
         <w:ind w:left="182"/>
       </w:pPr>
       <w:r>
@@ -970,21 +951,12 @@
         <w:t xml:space="preserve">IT Support: </w:t>
       </w:r>
       <w:r>
-        <w:t xml:space="preserve">Email delivery problems, spam blocklists, webmail access, </w:t>
-      </w:r>
-      <w:proofErr w:type="spellStart"/>
-      <w:r>
-        <w:t>BeDesk</w:t>
-      </w:r>
-      <w:proofErr w:type="spellEnd"/>
-      <w:r>
-        <w:t xml:space="preserve"> ticketing, Microsoft 365, Google Workspace</w:t>
+        <w:t>Email delivery problems, spam blocklists, webmail access, BeDesk ticketing, Microsoft 365, Google Workspace</w:t>
       </w:r>
     </w:p>
     <w:p>
       <w:pPr>
         <w:pStyle w:val="BodyText"/>
-        <w:spacing w:before="60"/>
         <w:ind w:left="182"/>
       </w:pPr>
       <w:r>
@@ -1017,7 +989,7 @@
         <mc:AlternateContent>
           <mc:Choice Requires="wps">
             <w:drawing>
-              <wp:anchor distT="0" distB="635" distL="0" distR="0" simplePos="0" relativeHeight="6" behindDoc="1" locked="0" layoutInCell="0" allowOverlap="1" wp14:anchorId="59EE5702" wp14:editId="278CDE44">
+              <wp:anchor distT="0" distB="635" distL="0" distR="0" simplePos="0" relativeHeight="251660288" behindDoc="1" locked="0" layoutInCell="0" allowOverlap="1" wp14:anchorId="59EE5702" wp14:editId="278CDE44">
                 <wp:simplePos x="0" y="0"/>
                 <wp:positionH relativeFrom="page">
                   <wp:posOffset>800100</wp:posOffset>
@@ -1115,10 +1087,9 @@
         <w:pStyle w:val="BodyText"/>
         <w:spacing w:before="90"/>
         <w:ind w:left="182"/>
-        <w:jc w:val="left"/>
-      </w:pPr>
-      <w:r>
-        <w:t xml:space="preserve">Certified Cloud System Analyst [CCSA] (2026)</w:t>
+      </w:pPr>
+      <w:r>
+        <w:t>Certified Cloud System Analyst [CCSA] (2026)</w:t>
       </w:r>
     </w:p>
     <w:p>
@@ -1126,10 +1097,9 @@
         <w:pStyle w:val="BodyText"/>
         <w:spacing w:before="20"/>
         <w:ind w:left="182"/>
-        <w:jc w:val="left"/>
-      </w:pPr>
-      <w:r>
-        <w:t xml:space="preserve">Google AI Essentials, Coursera (2026)</w:t>
+      </w:pPr>
+      <w:r>
+        <w:t>Google AI Essentials, Coursera (2026)</w:t>
       </w:r>
     </w:p>
     <w:p>
@@ -1137,10 +1107,9 @@
         <w:pStyle w:val="BodyText"/>
         <w:spacing w:before="20"/>
         <w:ind w:left="182"/>
-        <w:jc w:val="left"/>
-      </w:pPr>
-      <w:r>
-        <w:t xml:space="preserve">Google Cybersecurity Certificate, Coursera (2026)</w:t>
+      </w:pPr>
+      <w:r>
+        <w:t>Google Cybersecurity Certificate, Coursera (2026)</w:t>
       </w:r>
     </w:p>
     <w:p>
@@ -1148,10 +1117,9 @@
         <w:pStyle w:val="BodyText"/>
         <w:spacing w:before="20"/>
         <w:ind w:left="182"/>
-        <w:jc w:val="left"/>
-      </w:pPr>
-      <w:r>
-        <w:t xml:space="preserve">IT Specialist – Databases, Certiport (2024)</w:t>
+      </w:pPr>
+      <w:r>
+        <w:t>IT Specialist – Databases, Certiport (2024)</w:t>
       </w:r>
     </w:p>
     <w:p>
@@ -1159,10 +1127,9 @@
         <w:pStyle w:val="BodyText"/>
         <w:spacing w:before="20"/>
         <w:ind w:left="182"/>
-        <w:jc w:val="left"/>
-      </w:pPr>
-      <w:r>
-        <w:t xml:space="preserve">SAP Business One, SAP (2023)</w:t>
+      </w:pPr>
+      <w:r>
+        <w:t>SAP Business One, SAP (2023)</w:t>
       </w:r>
     </w:p>
     <w:p>
@@ -1185,7 +1152,7 @@
         <mc:AlternateContent>
           <mc:Choice Requires="wps">
             <w:drawing>
-              <wp:anchor distT="0" distB="635" distL="0" distR="0" simplePos="0" relativeHeight="2" behindDoc="1" locked="0" layoutInCell="0" allowOverlap="1" wp14:anchorId="623797D0" wp14:editId="09C800D9">
+              <wp:anchor distT="0" distB="635" distL="0" distR="0" simplePos="0" relativeHeight="251656192" behindDoc="1" locked="0" layoutInCell="0" allowOverlap="1" wp14:anchorId="623797D0" wp14:editId="09C800D9">
                 <wp:simplePos x="0" y="0"/>
                 <wp:positionH relativeFrom="page">
                   <wp:posOffset>800100</wp:posOffset>
@@ -1301,10 +1268,10 @@
     </w:p>
     <w:sectPr>
       <w:pgSz w:w="12240" w:h="15840"/>
-      <w:pgMar w:top="900" w:right="1080" w:bottom="280" w:left="1080" w:header="0" w:footer="0" w:gutter="0"/>
+      <w:pgMar w:top="760" w:right="1080" w:bottom="280" w:left="1080" w:header="0" w:footer="0" w:gutter="0"/>
       <w:cols w:space="720"/>
       <w:formProt w:val="0"/>
-      <w:docGrid w:linePitch="100"/>
+      <w:docGrid w:linePitch="299"/>
     </w:sectPr>
   </w:body>
 </w:document>

--- a/assets/Sean_Lennard_Orias_CV.docx
+++ b/assets/Sean_Lennard_Orias_CV.docx
@@ -177,7 +177,7 @@
         <w:ind w:left="182"/>
       </w:pPr>
       <w:r>
-        <w:t>IT graduate with internship experience troubleshooting email delivery, webmail access and hosting issues, migrating a client’s website and business email, and writing 60+ help-center and KB articles. Built a Windows Server 2025 / Active Directory homelab covering user management, Group Policy and help desk tickets.</w:t>
+        <w:t xml:space="preserve">IT graduate with internship experience troubleshooting email delivery, webmail access and hosting issues, migrating a client’s website and business email, and writing 60+ help-center and KB articles. Built AD and AWS homelabs.</w:t>
       </w:r>
     </w:p>
     <w:p>
@@ -651,7 +651,7 @@
         <w:rPr>
           <w:sz w:val="20"/>
         </w:rPr>
-        <w:t>Worked through 6 help desk tickets (locked accounts, password resets, new starters, leavers) and wrote PowerShell scripts that automate setting up and removing user accounts.</w:t>
+        <w:t xml:space="preserve">Worked through 6 help desk tickets (locked accounts, password resets, new starters, leavers), wrote PowerShell scripts for account setup and removal, and closed a gap that let the help desk reset an admin’s password.</w:t>
       </w:r>
     </w:p>
     <w:p>
@@ -674,8 +674,50 @@
         <w:rPr>
           <w:sz w:val="20"/>
         </w:rPr>
-        <w:t>Found and fixed a security gap that let the help desk account reset an administrator’s password.</w:t>
-      </w:r>
+        <w:t>Wrote a PowerShell AD health report that flags locked-out, expired and stale accounts and unlinked GPOs.</w:t>
+      </w:r>
+    </w:p>
+    <w:p>
+      <w:pPr>
+        <w:tabs>
+          <w:tab w:val="left" w:pos="3900"/>
+        </w:tabs>
+        <w:spacing w:before="90"/>
+        <w:ind w:left="182"/>
+        <w:rPr>
+          <w:i/>
+          <w:sz w:val="20"/>
+        </w:rPr>
+      </w:pPr>
+      <w:r>
+        <w:rPr>
+          <w:b/>
+          <w:sz w:val="20"/>
+        </w:rPr>
+        <w:t>AWS Cloud Homelab</w:t>
+      </w:r>
+      <w:r>
+        <w:rPr>
+          <w:b/>
+          <w:sz w:val="20"/>
+        </w:rPr>
+        <w:tab/>
+      </w:r>
+      <w:r>
+        <w:rPr>
+          <w:i/>
+          <w:sz w:val="20"/>
+        </w:rPr>
+        <w:t xml:space="preserve">Personal Project — </w:t>
+      </w:r>
+      <w:hyperlink r:id="rId12">
+        <w:r>
+          <w:rPr>
+            <w:rStyle w:val="Hyperlink"/>
+          </w:rPr>
+          <w:t>Source on GitHub</w:t>
+        </w:r>
+      </w:hyperlink>
     </w:p>
     <w:p>
       <w:pPr>
@@ -697,41 +739,7 @@
         <w:rPr>
           <w:sz w:val="20"/>
         </w:rPr>
-        <w:t>Wrote a PowerShell AD health report that flags locked-out, expired and stale accounts and unlinked GPOs.</w:t>
-      </w:r>
-    </w:p>
-    <w:p>
-      <w:pPr>
-        <w:tabs>
-          <w:tab w:val="left" w:pos="3900"/>
-        </w:tabs>
-        <w:spacing w:before="90"/>
-        <w:ind w:left="182"/>
-        <w:rPr>
-          <w:i/>
-          <w:sz w:val="20"/>
-        </w:rPr>
-      </w:pPr>
-      <w:r>
-        <w:rPr>
-          <w:b/>
-          <w:sz w:val="20"/>
-        </w:rPr>
-        <w:t>Disaster Preparedness Game</w:t>
-      </w:r>
-      <w:r>
-        <w:rPr>
-          <w:b/>
-          <w:sz w:val="20"/>
-        </w:rPr>
-        <w:tab/>
-      </w:r>
-      <w:r>
-        <w:rPr>
-          <w:i/>
-          <w:sz w:val="20"/>
-        </w:rPr>
-        <w:t>Team Capstone Project — Programmer</w:t>
+        <w:t xml:space="preserve">Built a client portal on AWS with Terraform: a VPC across 2 Availability Zones, self-healing web servers behind a load balancer, a private RDS PostgreSQL database, S3 backups and CloudWatch alarms.</w:t>
       </w:r>
     </w:p>
     <w:p>
@@ -754,7 +762,41 @@
         <w:rPr>
           <w:sz w:val="20"/>
         </w:rPr>
-        <w:t>Built a 3D first-person Android game in Unity (C#) set on the LPU – Cavite campus: earthquake and typhoon drills in 4 buildings, touch controls, a mini-map and route guide, safety guides and collectible items.</w:t>
+        <w:t xml:space="preserve">Fixed AWS guardrail issues: rerouted blocked budget alerts via SNS and traced a false deny to an SCP.</w:t>
+      </w:r>
+    </w:p>
+    <w:p>
+      <w:pPr>
+        <w:tabs>
+          <w:tab w:val="left" w:pos="3900"/>
+        </w:tabs>
+        <w:spacing w:before="90"/>
+        <w:ind w:left="182"/>
+        <w:rPr>
+          <w:i/>
+          <w:sz w:val="20"/>
+        </w:rPr>
+      </w:pPr>
+      <w:r>
+        <w:rPr>
+          <w:b/>
+          <w:sz w:val="20"/>
+        </w:rPr>
+        <w:t>Disaster Preparedness Game</w:t>
+      </w:r>
+      <w:r>
+        <w:rPr>
+          <w:b/>
+          <w:sz w:val="20"/>
+        </w:rPr>
+        <w:tab/>
+      </w:r>
+      <w:r>
+        <w:rPr>
+          <w:i/>
+          <w:sz w:val="20"/>
+        </w:rPr>
+        <w:t>Team Capstone Project — Programmer</w:t>
       </w:r>
     </w:p>
     <w:p>
@@ -777,7 +819,7 @@
         <w:rPr>
           <w:sz w:val="20"/>
         </w:rPr>
-        <w:t>Added school-email login with one-time codes, cloud saves with offline play (Supabase, PostgreSQL), and a Windows content manager that publishes level updates without a new app release.</w:t>
+        <w:t xml:space="preserve">Built a 3D Android disaster-drill game in Unity (C#) with Supabase cloud saves; published on Google Play.</w:t>
       </w:r>
     </w:p>
     <w:p>
@@ -906,7 +948,23 @@
         <w:t xml:space="preserve">Windows &amp; Active Directory: </w:t>
       </w:r>
       <w:r>
-        <w:t>Windows Server 2025, Windows 11, Active Directory users and groups, Group Policy, DNS, DHCP, folder permissions</w:t>
+        <w:t>Windows Server 2025, Windows 11, Active Directory, Group Policy, DNS, DHCP</w:t>
+      </w:r>
+    </w:p>
+    <w:p>
+      <w:pPr>
+        <w:pStyle w:val="BodyText"/>
+        <w:spacing w:before="90"/>
+        <w:ind w:left="182"/>
+      </w:pPr>
+      <w:r>
+        <w:rPr>
+          <w:b/>
+        </w:rPr>
+        <w:t xml:space="preserve">Cloud: </w:t>
+      </w:r>
+      <w:r>
+        <w:t>AWS (EC2, VPC, IAM, RDS, S3, CloudWatch), Terraform, Docker, Python (boto3)</w:t>
       </w:r>
     </w:p>
     <w:p>

--- a/assets/Sean_Lennard_Orias_CV.docx
+++ b/assets/Sean_Lennard_Orias_CV.docx
@@ -22,7 +22,7 @@
       </w:pPr>
       <w:hyperlink r:id="rId5">
         <w:r>
-          <w:t>seanoriasx@gmail.com</w:t>
+          <w:t>sean@seanorias.com</w:t>
         </w:r>
       </w:hyperlink>
       <w:r>
@@ -36,7 +36,7 @@
           <w:rPr>
             <w:rStyle w:val="Hyperlink"/>
           </w:rPr>
-          <w:t>deadnme.github.io/portfolio</w:t>
+          <w:t>seanorias.com</w:t>
         </w:r>
       </w:hyperlink>
       <w:r>

--- a/assets/Sean_Lennard_Orias_CV.docx
+++ b/assets/Sean_Lennard_Orias_CV.docx
@@ -798,6 +798,21 @@
         </w:rPr>
         <w:t>Team Capstone Project — Programmer</w:t>
       </w:r>
+      <w:r>
+        <w:rPr>
+          <w:i/>
+          <w:sz w:val="20"/>
+        </w:rPr>
+        <w:t xml:space="preserve"> — </w:t>
+      </w:r>
+      <w:hyperlink r:id="rId13">
+        <w:r>
+          <w:rPr>
+            <w:rStyle w:val="Hyperlink"/>
+          </w:rPr>
+          <w:t>Google Play</w:t>
+        </w:r>
+      </w:hyperlink>
     </w:p>
     <w:p>
       <w:pPr>
